--- a/site/files/konspekt-lekciya-2.docx
+++ b/site/files/konspekt-lekciya-2.docx
@@ -6801,7 +6801,7 @@
       </w:r>
     </w:p>
     <w:bookmarkEnd w:id="31"/>
-    <w:bookmarkStart w:id="33" w:name="samostoyatelno"/>
+    <w:bookmarkStart w:id="34" w:name="samostoyatelno"/>
     <w:p>
       <w:pPr>
         <w:pStyle w:val="Heading2"/>
@@ -6849,14 +6849,53 @@
             <w:rStyle w:val="Hyperlink"/>
             <w:lang w:val="ru"/>
           </w:rPr>
-          <w:t xml:space="preserve">итоговый тест</w:t>
+          <w:t xml:space="preserve">тест в форме</w:t>
         </w:r>
       </w:hyperlink>
       <w:r>
         <w:rPr>
           <w:lang w:val="ru"/>
         </w:rPr>
-        <w:t xml:space="preserve">, от 44 баллов из 72 (60 %).</w:t>
+        <w:t xml:space="preserve"> </w:t>
+      </w:r>
+      <w:r>
+        <w:rPr>
+          <w:lang w:val="ru"/>
+        </w:rPr>
+        <w:t xml:space="preserve">— результат попадёт в ведомость; «сдано» — от 44 баллов</w:t>
+      </w:r>
+      <w:r>
+        <w:rPr>
+          <w:lang w:val="ru"/>
+        </w:rPr>
+        <w:t xml:space="preserve"> </w:t>
+      </w:r>
+      <w:r>
+        <w:rPr>
+          <w:lang w:val="ru"/>
+        </w:rPr>
+        <w:t xml:space="preserve">из 72 (60 %). Потренироваться —</w:t>
+      </w:r>
+      <w:r>
+        <w:rPr>
+          <w:lang w:val="ru"/>
+        </w:rPr>
+        <w:t xml:space="preserve"> </w:t>
+      </w:r>
+      <w:hyperlink r:id="rId33">
+        <w:r>
+          <w:rPr>
+            <w:rStyle w:val="Hyperlink"/>
+            <w:lang w:val="ru"/>
+          </w:rPr>
+          <w:t xml:space="preserve">тест на сайте</w:t>
+        </w:r>
+      </w:hyperlink>
+      <w:r>
+        <w:rPr>
+          <w:lang w:val="ru"/>
+        </w:rPr>
+        <w:t xml:space="preserve">.</w:t>
       </w:r>
     </w:p>
     <w:p>
@@ -7133,8 +7172,8 @@
         <w:t xml:space="preserve">не пострадала; ссылки проверены; в карте смыслов есть ваши, а не только машинные смыслы.</w:t>
       </w:r>
     </w:p>
-    <w:bookmarkEnd w:id="33"/>
-    <w:bookmarkStart w:id="34" w:name="proverte-sebya"/>
+    <w:bookmarkEnd w:id="34"/>
+    <w:bookmarkStart w:id="35" w:name="proverte-sebya"/>
     <w:p>
       <w:pPr>
         <w:pStyle w:val="Heading2"/>
@@ -7338,8 +7377,8 @@
         <w:t xml:space="preserve">Рациональный, эмоциональный, авторский, студенческий (клиентский), контекстный, ценностный.</w:t>
       </w:r>
     </w:p>
-    <w:bookmarkEnd w:id="34"/>
-    <w:bookmarkStart w:id="35" w:name="istochniki"/>
+    <w:bookmarkEnd w:id="35"/>
+    <w:bookmarkStart w:id="36" w:name="istochniki"/>
     <w:p>
       <w:pPr>
         <w:pStyle w:val="Heading2"/>
@@ -7438,7 +7477,7 @@
         <w:t xml:space="preserve">.</w:t>
       </w:r>
     </w:p>
-    <w:bookmarkEnd w:id="35"/>
+    <w:bookmarkEnd w:id="36"/>
     <w:sectPr>
       <w:footnotePr>
         <w:numRestart w:val="eachSect"/>

--- a/site/files/konspekt-lekciya-2.docx
+++ b/site/files/konspekt-lekciya-2.docx
@@ -151,7 +151,7 @@
       </w:r>
     </w:p>
     <w:bookmarkEnd w:id="9"/>
-    <w:bookmarkStart w:id="22" w:name="tehniki"/>
+    <w:bookmarkStart w:id="23" w:name="tehniki"/>
     <w:p>
       <w:pPr>
         <w:pStyle w:val="Heading2"/>
@@ -224,7 +224,7 @@
         <w:t xml:space="preserve">запросе, а удачную — перенести в системный слой, чтобы не повторять каждый раз.</w:t>
       </w:r>
     </w:p>
-    <w:bookmarkStart w:id="10" w:name="roli"/>
+    <w:bookmarkStart w:id="11" w:name="roli"/>
     <w:p>
       <w:pPr>
         <w:pStyle w:val="Heading3"/>
@@ -1553,11 +1553,44 @@
         <w:rPr>
           <w:lang w:val="ru"/>
         </w:rPr>
-        <w:t xml:space="preserve">«Промпты лекции».</w:t>
-      </w:r>
-    </w:p>
-    <w:bookmarkEnd w:id="10"/>
-    <w:bookmarkStart w:id="12" w:name="ogranicheniya"/>
+        <w:t xml:space="preserve">«Промпты лекции». Роли писателей и учёных и промпты от их имени — по материалам Дамира</w:t>
+      </w:r>
+      <w:r>
+        <w:rPr>
+          <w:lang w:val="ru"/>
+        </w:rPr>
+        <w:t xml:space="preserve"> </w:t>
+      </w:r>
+      <w:r>
+        <w:rPr>
+          <w:lang w:val="ru"/>
+        </w:rPr>
+        <w:t xml:space="preserve">Халилова, его бесплатный Telegram-канал с промптами —</w:t>
+      </w:r>
+      <w:r>
+        <w:rPr>
+          <w:lang w:val="ru"/>
+        </w:rPr>
+        <w:t xml:space="preserve"> </w:t>
+      </w:r>
+      <w:hyperlink r:id="rId10">
+        <w:r>
+          <w:rPr>
+            <w:rStyle w:val="Hyperlink"/>
+            <w:lang w:val="ru"/>
+          </w:rPr>
+          <w:t xml:space="preserve">«Промт дня»</w:t>
+        </w:r>
+      </w:hyperlink>
+      <w:r>
+        <w:rPr>
+          <w:lang w:val="ru"/>
+        </w:rPr>
+        <w:t xml:space="preserve">.</w:t>
+      </w:r>
+    </w:p>
+    <w:bookmarkEnd w:id="11"/>
+    <w:bookmarkStart w:id="13" w:name="ogranicheniya"/>
     <w:p>
       <w:pPr>
         <w:pStyle w:val="Heading3"/>
@@ -1603,7 +1636,46 @@
         <w:rPr>
           <w:lang w:val="ru"/>
         </w:rPr>
-        <w:t xml:space="preserve">удерживал внимание и не звучал как ответ нейросети.</w:t>
+        <w:t xml:space="preserve">удерживал внимание и не звучал как ответ нейросети. Нейрокопирайтинг в курсе — по материалам</w:t>
+      </w:r>
+      <w:r>
+        <w:rPr>
+          <w:lang w:val="ru"/>
+        </w:rPr>
+        <w:t xml:space="preserve"> </w:t>
+      </w:r>
+      <w:r>
+        <w:rPr>
+          <w:lang w:val="ru"/>
+        </w:rPr>
+        <w:t xml:space="preserve">Дамира Халилова (</w:t>
+      </w:r>
+      <w:hyperlink r:id="rId10">
+        <w:r>
+          <w:rPr>
+            <w:rStyle w:val="Hyperlink"/>
+            <w:lang w:val="ru"/>
+          </w:rPr>
+          <w:t xml:space="preserve">«Промт дня»</w:t>
+        </w:r>
+      </w:hyperlink>
+      <w:r>
+        <w:rPr>
+          <w:lang w:val="ru"/>
+        </w:rPr>
+        <w:t xml:space="preserve">); его промпты в разделе «Промпты</w:t>
+      </w:r>
+      <w:r>
+        <w:rPr>
+          <w:lang w:val="ru"/>
+        </w:rPr>
+        <w:t xml:space="preserve"> </w:t>
+      </w:r>
+      <w:r>
+        <w:rPr>
+          <w:lang w:val="ru"/>
+        </w:rPr>
+        <w:t xml:space="preserve">лекции» подписаны.</w:t>
       </w:r>
     </w:p>
     <w:p>
@@ -1951,7 +2023,7 @@
         </w:rPr>
         <w:t xml:space="preserve"> </w:t>
       </w:r>
-      <w:hyperlink r:id="rId11">
+      <w:hyperlink r:id="rId12">
         <w:r>
           <w:rPr>
             <w:rStyle w:val="Hyperlink"/>
@@ -1998,8 +2070,8 @@
         <w:t xml:space="preserve">и почему признаки не доказательство — лекция 3.</w:t>
       </w:r>
     </w:p>
-    <w:bookmarkEnd w:id="12"/>
-    <w:bookmarkStart w:id="14" w:name="konstruktor"/>
+    <w:bookmarkEnd w:id="13"/>
+    <w:bookmarkStart w:id="15" w:name="konstruktor"/>
     <w:p>
       <w:pPr>
         <w:pStyle w:val="Heading3"/>
@@ -2027,7 +2099,7 @@
         </w:rPr>
         <w:t xml:space="preserve"> </w:t>
       </w:r>
-      <w:hyperlink r:id="rId13">
+      <w:hyperlink r:id="rId14">
         <w:r>
           <w:rPr>
             <w:rStyle w:val="Hyperlink"/>
@@ -2091,8 +2163,8 @@
         <w:t xml:space="preserve">Своё можно сохранить в браузере или отправить коллеге ссылкой.</w:t>
       </w:r>
     </w:p>
-    <w:bookmarkEnd w:id="14"/>
-    <w:bookmarkStart w:id="15" w:name="последовательные-промпты"/>
+    <w:bookmarkEnd w:id="15"/>
+    <w:bookmarkStart w:id="16" w:name="последовательные-промпты"/>
     <w:p>
       <w:pPr>
         <w:pStyle w:val="Heading3"/>
@@ -2243,8 +2315,8 @@
         <w:t xml:space="preserve">Пример цепочки для нового курса — в разделе «Промпты лекции» (промпты 0–5).</w:t>
       </w:r>
     </w:p>
-    <w:bookmarkEnd w:id="15"/>
-    <w:bookmarkStart w:id="16" w:name="обратный-промптинг"/>
+    <w:bookmarkEnd w:id="16"/>
+    <w:bookmarkStart w:id="17" w:name="обратный-промптинг"/>
     <w:p>
       <w:pPr>
         <w:pStyle w:val="Heading3"/>
@@ -2335,8 +2407,8 @@
         <w:t xml:space="preserve">«Промпты лекции».</w:t>
       </w:r>
     </w:p>
-    <w:bookmarkEnd w:id="16"/>
-    <w:bookmarkStart w:id="17" w:name="X4276e703bd6323225e1df2d488511242aa4897d"/>
+    <w:bookmarkEnd w:id="17"/>
+    <w:bookmarkStart w:id="18" w:name="X4276e703bd6323225e1df2d488511242aa4897d"/>
     <w:p>
       <w:pPr>
         <w:pStyle w:val="Heading3"/>
@@ -2712,8 +2784,8 @@
         </w:tc>
       </w:tr>
     </w:tbl>
-    <w:bookmarkEnd w:id="17"/>
-    <w:bookmarkStart w:id="19" w:name="фреймворки-анализ-по-осям"/>
+    <w:bookmarkEnd w:id="18"/>
+    <w:bookmarkStart w:id="20" w:name="фреймворки-анализ-по-осям"/>
     <w:p>
       <w:pPr>
         <w:pStyle w:val="Heading3"/>
@@ -3127,7 +3199,7 @@
         </w:rPr>
         <w:t xml:space="preserve"> </w:t>
       </w:r>
-      <w:hyperlink r:id="rId11">
+      <w:hyperlink r:id="rId12">
         <w:r>
           <w:rPr>
             <w:rStyle w:val="Hyperlink"/>
@@ -3159,7 +3231,7 @@
         </w:rPr>
         <w:t xml:space="preserve"> </w:t>
       </w:r>
-      <w:hyperlink r:id="rId18">
+      <w:hyperlink r:id="rId19">
         <w:r>
           <w:rPr>
             <w:rStyle w:val="Hyperlink"/>
@@ -3308,8 +3380,8 @@
         <w:t xml:space="preserve">последствий).</w:t>
       </w:r>
     </w:p>
-    <w:bookmarkEnd w:id="19"/>
-    <w:bookmarkStart w:id="21" w:name="голос-видео-изображения-latex"/>
+    <w:bookmarkEnd w:id="20"/>
+    <w:bookmarkStart w:id="22" w:name="голос-видео-изображения-latex"/>
     <w:p>
       <w:pPr>
         <w:pStyle w:val="Heading3"/>
@@ -3527,7 +3599,7 @@
         </w:rPr>
         <w:t xml:space="preserve"> </w:t>
       </w:r>
-      <w:hyperlink r:id="rId20">
+      <w:hyperlink r:id="rId21">
         <w:r>
           <w:rPr>
             <w:rStyle w:val="Hyperlink"/>
@@ -3561,9 +3633,9 @@
         <w:t xml:space="preserve">планы семинаров, статьи и презентации с формулами.</w:t>
       </w:r>
     </w:p>
-    <w:bookmarkEnd w:id="21"/>
     <w:bookmarkEnd w:id="22"/>
-    <w:bookmarkStart w:id="30" w:name="adaptaciya"/>
+    <w:bookmarkEnd w:id="23"/>
+    <w:bookmarkStart w:id="31" w:name="adaptaciya"/>
     <w:p>
       <w:pPr>
         <w:pStyle w:val="Heading2"/>
@@ -3575,7 +3647,7 @@
         <w:t xml:space="preserve">Часть 2. Адаптация материалов и карта смыслов</w:t>
       </w:r>
     </w:p>
-    <w:bookmarkStart w:id="23" w:name="зачем-адаптировать"/>
+    <w:bookmarkStart w:id="24" w:name="зачем-адаптировать"/>
     <w:p>
       <w:pPr>
         <w:pStyle w:val="Heading3"/>
@@ -3622,8 +3694,8 @@
         <w:t xml:space="preserve">одного материала.</w:t>
       </w:r>
     </w:p>
-    <w:bookmarkEnd w:id="23"/>
-    <w:bookmarkStart w:id="24" w:name="три-направления-адаптации"/>
+    <w:bookmarkEnd w:id="24"/>
+    <w:bookmarkStart w:id="25" w:name="три-направления-адаптации"/>
     <w:p>
       <w:pPr>
         <w:pStyle w:val="Heading3"/>
@@ -4041,8 +4113,8 @@
         </w:tc>
       </w:tr>
     </w:tbl>
-    <w:bookmarkEnd w:id="24"/>
-    <w:bookmarkStart w:id="25" w:name="типичные-ошибки"/>
+    <w:bookmarkEnd w:id="25"/>
+    <w:bookmarkStart w:id="26" w:name="типичные-ошибки"/>
     <w:p>
       <w:pPr>
         <w:pStyle w:val="Heading3"/>
@@ -4290,8 +4362,8 @@
         </w:tc>
       </w:tr>
     </w:tbl>
-    <w:bookmarkEnd w:id="25"/>
-    <w:bookmarkStart w:id="27" w:name="gallyucinaciya-uprazhnenie"/>
+    <w:bookmarkEnd w:id="26"/>
+    <w:bookmarkStart w:id="28" w:name="gallyucinaciya-uprazhnenie"/>
     <w:p>
       <w:pPr>
         <w:pStyle w:val="Heading3"/>
@@ -4636,7 +4708,7 @@
         </w:rPr>
         <w:t xml:space="preserve"> </w:t>
       </w:r>
-      <w:hyperlink r:id="rId26">
+      <w:hyperlink r:id="rId27">
         <w:r>
           <w:rPr>
             <w:rStyle w:val="Hyperlink"/>
@@ -4775,8 +4847,8 @@
         <w:t xml:space="preserve">хотя бы аннотацию: говорит ли работа то, что ей приписали.</w:t>
       </w:r>
     </w:p>
-    <w:bookmarkEnd w:id="27"/>
-    <w:bookmarkStart w:id="29" w:name="karta-smyslov"/>
+    <w:bookmarkEnd w:id="28"/>
+    <w:bookmarkStart w:id="30" w:name="karta-smyslov"/>
     <w:p>
       <w:pPr>
         <w:pStyle w:val="Heading3"/>
@@ -5200,7 +5272,7 @@
         </w:rPr>
         <w:t xml:space="preserve"> </w:t>
       </w:r>
-      <w:hyperlink r:id="rId28">
+      <w:hyperlink r:id="rId29">
         <w:r>
           <w:rPr>
             <w:rStyle w:val="Hyperlink"/>
@@ -5222,9 +5294,9 @@
         <w:t xml:space="preserve">и похожие сервисы строят её из списка.</w:t>
       </w:r>
     </w:p>
-    <w:bookmarkEnd w:id="29"/>
     <w:bookmarkEnd w:id="30"/>
-    <w:bookmarkStart w:id="31" w:name="promty"/>
+    <w:bookmarkEnd w:id="31"/>
+    <w:bookmarkStart w:id="32" w:name="promty"/>
     <w:p>
       <w:pPr>
         <w:pStyle w:val="Heading2"/>
@@ -5258,7 +5330,28 @@
         <w:rPr>
           <w:lang w:val="ru"/>
         </w:rPr>
-        <w:t xml:space="preserve">Когда: нужно введение к лекции со строгой логикой и вдохновением.</w:t>
+        <w:t xml:space="preserve">Когда: нужно введение к лекции со строгой логикой и вдохновением. По материалам Дамира Халилова —</w:t>
+      </w:r>
+      <w:r>
+        <w:rPr>
+          <w:lang w:val="ru"/>
+        </w:rPr>
+        <w:t xml:space="preserve"> </w:t>
+      </w:r>
+      <w:hyperlink r:id="rId10">
+        <w:r>
+          <w:rPr>
+            <w:rStyle w:val="Hyperlink"/>
+            <w:lang w:val="ru"/>
+          </w:rPr>
+          <w:t xml:space="preserve">канал «Промт дня»</w:t>
+        </w:r>
+      </w:hyperlink>
+      <w:r>
+        <w:rPr>
+          <w:lang w:val="ru"/>
+        </w:rPr>
+        <w:t xml:space="preserve">.</w:t>
       </w:r>
     </w:p>
     <w:p>
@@ -5385,7 +5478,28 @@
         <w:rPr>
           <w:lang w:val="ru"/>
         </w:rPr>
-        <w:t xml:space="preserve">Когда: нужны кейсы для практического занятия.</w:t>
+        <w:t xml:space="preserve">Когда: нужны кейсы для практического занятия. По материалам Дамира Халилова —</w:t>
+      </w:r>
+      <w:r>
+        <w:rPr>
+          <w:lang w:val="ru"/>
+        </w:rPr>
+        <w:t xml:space="preserve"> </w:t>
+      </w:r>
+      <w:hyperlink r:id="rId10">
+        <w:r>
+          <w:rPr>
+            <w:rStyle w:val="Hyperlink"/>
+            <w:lang w:val="ru"/>
+          </w:rPr>
+          <w:t xml:space="preserve">канал «Промт дня»</w:t>
+        </w:r>
+      </w:hyperlink>
+      <w:r>
+        <w:rPr>
+          <w:lang w:val="ru"/>
+        </w:rPr>
+        <w:t xml:space="preserve">.</w:t>
       </w:r>
     </w:p>
     <w:p>
@@ -5492,7 +5606,28 @@
         <w:rPr>
           <w:lang w:val="ru"/>
         </w:rPr>
-        <w:t xml:space="preserve">Когда: добавить к любому промпту, где важна точность и живой язык.</w:t>
+        <w:t xml:space="preserve">Когда: добавить к любому промпту, где важна точность и живой язык. По материалам Дамира Халилова —</w:t>
+      </w:r>
+      <w:r>
+        <w:rPr>
+          <w:lang w:val="ru"/>
+        </w:rPr>
+        <w:t xml:space="preserve"> </w:t>
+      </w:r>
+      <w:hyperlink r:id="rId10">
+        <w:r>
+          <w:rPr>
+            <w:rStyle w:val="Hyperlink"/>
+            <w:lang w:val="ru"/>
+          </w:rPr>
+          <w:t xml:space="preserve">канал «Промт дня»</w:t>
+        </w:r>
+      </w:hyperlink>
+      <w:r>
+        <w:rPr>
+          <w:lang w:val="ru"/>
+        </w:rPr>
+        <w:t xml:space="preserve">.</w:t>
       </w:r>
     </w:p>
     <w:p>
@@ -5748,7 +5883,28 @@
         <w:rPr>
           <w:lang w:val="ru"/>
         </w:rPr>
-        <w:t xml:space="preserve">Когда: нужна статья для первокурсников, которая читается как речь увлечённого учёного.</w:t>
+        <w:t xml:space="preserve">Когда: нужна статья для первокурсников, которая читается как речь увлечённого учёного. По материалам Дамира Халилова —</w:t>
+      </w:r>
+      <w:r>
+        <w:rPr>
+          <w:lang w:val="ru"/>
+        </w:rPr>
+        <w:t xml:space="preserve"> </w:t>
+      </w:r>
+      <w:hyperlink r:id="rId10">
+        <w:r>
+          <w:rPr>
+            <w:rStyle w:val="Hyperlink"/>
+            <w:lang w:val="ru"/>
+          </w:rPr>
+          <w:t xml:space="preserve">канал «Промт дня»</w:t>
+        </w:r>
+      </w:hyperlink>
+      <w:r>
+        <w:rPr>
+          <w:lang w:val="ru"/>
+        </w:rPr>
+        <w:t xml:space="preserve">.</w:t>
       </w:r>
     </w:p>
     <w:p>
@@ -6106,7 +6262,28 @@
         <w:rPr>
           <w:lang w:val="ru"/>
         </w:rPr>
-        <w:t xml:space="preserve">Когда: нужен короткий анонс для сайта или канала.</w:t>
+        <w:t xml:space="preserve">Когда: нужен короткий анонс для сайта или канала. По материалам Дамира Халилова —</w:t>
+      </w:r>
+      <w:r>
+        <w:rPr>
+          <w:lang w:val="ru"/>
+        </w:rPr>
+        <w:t xml:space="preserve"> </w:t>
+      </w:r>
+      <w:hyperlink r:id="rId10">
+        <w:r>
+          <w:rPr>
+            <w:rStyle w:val="Hyperlink"/>
+            <w:lang w:val="ru"/>
+          </w:rPr>
+          <w:t xml:space="preserve">канал «Промт дня»</w:t>
+        </w:r>
+      </w:hyperlink>
+      <w:r>
+        <w:rPr>
+          <w:lang w:val="ru"/>
+        </w:rPr>
+        <w:t xml:space="preserve">.</w:t>
       </w:r>
     </w:p>
     <w:p>
@@ -6800,8 +6977,8 @@
         <w:t xml:space="preserve">Стиль: [СТИЛЬ]. Без канцелярита и штампов.</w:t>
       </w:r>
     </w:p>
-    <w:bookmarkEnd w:id="31"/>
-    <w:bookmarkStart w:id="34" w:name="samostoyatelno"/>
+    <w:bookmarkEnd w:id="32"/>
+    <w:bookmarkStart w:id="35" w:name="samostoyatelno"/>
     <w:p>
       <w:pPr>
         <w:pStyle w:val="Heading2"/>
@@ -6843,7 +7020,7 @@
         </w:rPr>
         <w:t xml:space="preserve"> </w:t>
       </w:r>
-      <w:hyperlink r:id="rId32">
+      <w:hyperlink r:id="rId33">
         <w:r>
           <w:rPr>
             <w:rStyle w:val="Hyperlink"/>
@@ -6882,7 +7059,7 @@
         </w:rPr>
         <w:t xml:space="preserve"> </w:t>
       </w:r>
-      <w:hyperlink r:id="rId33">
+      <w:hyperlink r:id="rId34">
         <w:r>
           <w:rPr>
             <w:rStyle w:val="Hyperlink"/>
@@ -7172,8 +7349,8 @@
         <w:t xml:space="preserve">не пострадала; ссылки проверены; в карте смыслов есть ваши, а не только машинные смыслы.</w:t>
       </w:r>
     </w:p>
-    <w:bookmarkEnd w:id="34"/>
-    <w:bookmarkStart w:id="35" w:name="proverte-sebya"/>
+    <w:bookmarkEnd w:id="35"/>
+    <w:bookmarkStart w:id="36" w:name="proverte-sebya"/>
     <w:p>
       <w:pPr>
         <w:pStyle w:val="Heading2"/>
@@ -7377,8 +7554,8 @@
         <w:t xml:space="preserve">Рациональный, эмоциональный, авторский, студенческий (клиентский), контекстный, ценностный.</w:t>
       </w:r>
     </w:p>
-    <w:bookmarkEnd w:id="35"/>
-    <w:bookmarkStart w:id="36" w:name="istochniki"/>
+    <w:bookmarkEnd w:id="36"/>
+    <w:bookmarkStart w:id="37" w:name="istochniki"/>
     <w:p>
       <w:pPr>
         <w:pStyle w:val="Heading2"/>
@@ -7440,7 +7617,7 @@
         </w:rPr>
         <w:t xml:space="preserve"> </w:t>
       </w:r>
-      <w:hyperlink r:id="rId20">
+      <w:hyperlink r:id="rId21">
         <w:r>
           <w:rPr>
             <w:rStyle w:val="Hyperlink"/>
@@ -7461,7 +7638,7 @@
         </w:rPr>
         <w:t xml:space="preserve"> </w:t>
       </w:r>
-      <w:hyperlink r:id="rId28">
+      <w:hyperlink r:id="rId29">
         <w:r>
           <w:rPr>
             <w:rStyle w:val="Hyperlink"/>
@@ -7477,7 +7654,7 @@
         <w:t xml:space="preserve">.</w:t>
       </w:r>
     </w:p>
-    <w:bookmarkEnd w:id="36"/>
+    <w:bookmarkEnd w:id="37"/>
     <w:sectPr>
       <w:footnotePr>
         <w:numRestart w:val="eachSect"/>

--- a/site/files/konspekt-lekciya-2.docx
+++ b/site/files/konspekt-lekciya-2.docx
@@ -7020,13 +7020,25 @@
         </w:rPr>
         <w:t xml:space="preserve"> </w:t>
       </w:r>
+      <w:r>
+        <w:rPr>
+          <w:lang w:val="ru"/>
+        </w:rPr>
+        <w:t xml:space="preserve">на сайте НГУ: итоговый тест из 10 вопросов. Проверить себя здесь — тесты</w:t>
+      </w:r>
+      <w:r>
+        <w:rPr>
+          <w:lang w:val="ru"/>
+        </w:rPr>
+        <w:t xml:space="preserve"> </w:t>
+      </w:r>
       <w:hyperlink r:id="rId33">
         <w:r>
           <w:rPr>
             <w:rStyle w:val="Hyperlink"/>
             <w:lang w:val="ru"/>
           </w:rPr>
-          <w:t xml:space="preserve">тест в форме</w:t>
+          <w:t xml:space="preserve">среднего уровня</w:t>
         </w:r>
       </w:hyperlink>
       <w:r>
@@ -7039,19 +7051,7 @@
         <w:rPr>
           <w:lang w:val="ru"/>
         </w:rPr>
-        <w:t xml:space="preserve">— результат попадёт в ведомость; «сдано» — от 44 баллов</w:t>
-      </w:r>
-      <w:r>
-        <w:rPr>
-          <w:lang w:val="ru"/>
-        </w:rPr>
-        <w:t xml:space="preserve"> </w:t>
-      </w:r>
-      <w:r>
-        <w:rPr>
-          <w:lang w:val="ru"/>
-        </w:rPr>
-        <w:t xml:space="preserve">из 72 (60 %). Потренироваться —</w:t>
+        <w:t xml:space="preserve">и</w:t>
       </w:r>
       <w:r>
         <w:rPr>
@@ -7065,7 +7065,7 @@
             <w:rStyle w:val="Hyperlink"/>
             <w:lang w:val="ru"/>
           </w:rPr>
-          <w:t xml:space="preserve">тест на сайте</w:t>
+          <w:t xml:space="preserve">повышенной сложности</w:t>
         </w:r>
       </w:hyperlink>
       <w:r>

--- a/site/files/konspekt-lekciya-2.docx
+++ b/site/files/konspekt-lekciya-2.docx
@@ -33,19 +33,19 @@
         <w:rPr>
           <w:lang w:val="ru"/>
         </w:rPr>
-        <w:t xml:space="preserve">как задать голос, как вести модель по шагам и проверять её, как из одного материала</w:t>
-      </w:r>
-      <w:r>
-        <w:rPr>
-          <w:lang w:val="ru"/>
-        </w:rPr>
-        <w:t xml:space="preserve"> </w:t>
-      </w:r>
-      <w:r>
-        <w:rPr>
-          <w:lang w:val="ru"/>
-        </w:rPr>
-        <w:t xml:space="preserve">сделать версии для разных уровней подготовки и как найти смысл, который держит ваш курс.</w:t>
+        <w:t xml:space="preserve">как задать голос, как вести модель по шагам и проверять её и как из одного материала</w:t>
+      </w:r>
+      <w:r>
+        <w:rPr>
+          <w:lang w:val="ru"/>
+        </w:rPr>
+        <w:t xml:space="preserve"> </w:t>
+      </w:r>
+      <w:r>
+        <w:rPr>
+          <w:lang w:val="ru"/>
+        </w:rPr>
+        <w:t xml:space="preserve">сделать версии для разных уровней подготовки.</w:t>
       </w:r>
     </w:p>
     <w:bookmarkStart w:id="9" w:name="что-вы-унесёте-с-лекции"/>
@@ -87,7 +87,7 @@
         <w:rPr>
           <w:lang w:val="ru"/>
         </w:rPr>
-        <w:t xml:space="preserve">ограничения, которые можно проверить галочкой;</w:t>
+        <w:t xml:space="preserve">ролевые промпты для повседневной работы: учебный план, пост для группы, коммерческое предложение, приглашение делегации, LaTeX;</w:t>
       </w:r>
     </w:p>
     <w:p>
@@ -102,7 +102,7 @@
         <w:rPr>
           <w:lang w:val="ru"/>
         </w:rPr>
-        <w:t xml:space="preserve">цепочки промптов, обратный промптинг и диалог-проверку;</w:t>
+        <w:t xml:space="preserve">ограничения, которые можно проверить галочкой;</w:t>
       </w:r>
     </w:p>
     <w:p>
@@ -117,7 +117,7 @@
         <w:rPr>
           <w:lang w:val="ru"/>
         </w:rPr>
-        <w:t xml:space="preserve">фреймворки для анализа темы: FOREST, PESTLE, 7-S, «шесть шляп»;</w:t>
+        <w:t xml:space="preserve">цепочки промптов, обратный промптинг и диалог-проверку;</w:t>
       </w:r>
     </w:p>
     <w:p>
@@ -132,7 +132,7 @@
         <w:rPr>
           <w:lang w:val="ru"/>
         </w:rPr>
-        <w:t xml:space="preserve">три направления адаптации: упрощение, углубление, горизонтальная;</w:t>
+        <w:t xml:space="preserve">фреймворки для анализа темы: FOREST, PESTLE, 7-S, «шесть шляп»;</w:t>
       </w:r>
     </w:p>
     <w:p>
@@ -147,11 +147,11 @@
         <w:rPr>
           <w:lang w:val="ru"/>
         </w:rPr>
-        <w:t xml:space="preserve">карту смыслов из шести уровней — основу учебного дизайна.</w:t>
+        <w:t xml:space="preserve">три направления адаптации: упрощение, углубление, горизонтальная.</w:t>
       </w:r>
     </w:p>
     <w:bookmarkEnd w:id="9"/>
-    <w:bookmarkStart w:id="23" w:name="tehniki"/>
+    <w:bookmarkStart w:id="24" w:name="tehniki"/>
     <w:p>
       <w:pPr>
         <w:pStyle w:val="Heading2"/>
@@ -479,6 +479,276 @@
                 <w:lang w:val="ru"/>
               </w:rPr>
               <w:t xml:space="preserve">внимание к чувствам человека</w:t>
+            </w:r>
+          </w:p>
+        </w:tc>
+      </w:tr>
+      <w:tr>
+        <w:tc>
+          <w:tcPr/>
+          <w:p>
+            <w:pPr>
+              <w:pStyle w:val="Compact"/>
+            </w:pPr>
+            <w:r>
+              <w:rPr>
+                <w:lang w:val="ru"/>
+              </w:rPr>
+              <w:t xml:space="preserve">Трумен Капоте</w:t>
+            </w:r>
+          </w:p>
+        </w:tc>
+        <w:tc>
+          <w:tcPr/>
+          <w:p>
+            <w:pPr>
+              <w:pStyle w:val="Compact"/>
+            </w:pPr>
+            <w:r>
+              <w:rPr>
+                <w:lang w:val="ru"/>
+              </w:rPr>
+              <w:t xml:space="preserve">стиль светского хроникёра</w:t>
+            </w:r>
+          </w:p>
+        </w:tc>
+      </w:tr>
+      <w:tr>
+        <w:tc>
+          <w:tcPr/>
+          <w:p>
+            <w:pPr>
+              <w:pStyle w:val="Compact"/>
+            </w:pPr>
+            <w:r>
+              <w:rPr>
+                <w:lang w:val="ru"/>
+              </w:rPr>
+              <w:t xml:space="preserve">Говард Лавкрафт</w:t>
+            </w:r>
+          </w:p>
+        </w:tc>
+        <w:tc>
+          <w:tcPr/>
+          <w:p>
+            <w:pPr>
+              <w:pStyle w:val="Compact"/>
+            </w:pPr>
+            <w:r>
+              <w:rPr>
+                <w:lang w:val="ru"/>
+              </w:rPr>
+              <w:t xml:space="preserve">таинственный, немного зловещий текст</w:t>
+            </w:r>
+          </w:p>
+        </w:tc>
+      </w:tr>
+      <w:tr>
+        <w:tc>
+          <w:tcPr/>
+          <w:p>
+            <w:pPr>
+              <w:pStyle w:val="Compact"/>
+            </w:pPr>
+            <w:r>
+              <w:rPr>
+                <w:lang w:val="ru"/>
+              </w:rPr>
+              <w:t xml:space="preserve">Владимир Набоков</w:t>
+            </w:r>
+          </w:p>
+        </w:tc>
+        <w:tc>
+          <w:tcPr/>
+          <w:p>
+            <w:pPr>
+              <w:pStyle w:val="Compact"/>
+            </w:pPr>
+            <w:r>
+              <w:rPr>
+                <w:lang w:val="ru"/>
+              </w:rPr>
+              <w:t xml:space="preserve">изобретательный, игривый текст</w:t>
+            </w:r>
+          </w:p>
+        </w:tc>
+      </w:tr>
+      <w:tr>
+        <w:tc>
+          <w:tcPr/>
+          <w:p>
+            <w:pPr>
+              <w:pStyle w:val="Compact"/>
+            </w:pPr>
+            <w:r>
+              <w:rPr>
+                <w:lang w:val="ru"/>
+              </w:rPr>
+              <w:t xml:space="preserve">Франц Кафка</w:t>
+            </w:r>
+          </w:p>
+        </w:tc>
+        <w:tc>
+          <w:tcPr/>
+          <w:p>
+            <w:pPr>
+              <w:pStyle w:val="Compact"/>
+            </w:pPr>
+            <w:r>
+              <w:rPr>
+                <w:lang w:val="ru"/>
+              </w:rPr>
+              <w:t xml:space="preserve">абсурдистский стиль</w:t>
+            </w:r>
+          </w:p>
+        </w:tc>
+      </w:tr>
+      <w:tr>
+        <w:tc>
+          <w:tcPr/>
+          <w:p>
+            <w:pPr>
+              <w:pStyle w:val="Compact"/>
+            </w:pPr>
+            <w:r>
+              <w:rPr>
+                <w:lang w:val="ru"/>
+              </w:rPr>
+              <w:t xml:space="preserve">Джеймс Джойс</w:t>
+            </w:r>
+          </w:p>
+        </w:tc>
+        <w:tc>
+          <w:tcPr/>
+          <w:p>
+            <w:pPr>
+              <w:pStyle w:val="Compact"/>
+            </w:pPr>
+            <w:r>
+              <w:rPr>
+                <w:lang w:val="ru"/>
+              </w:rPr>
+              <w:t xml:space="preserve">поток сознания</w:t>
+            </w:r>
+          </w:p>
+        </w:tc>
+      </w:tr>
+      <w:tr>
+        <w:tc>
+          <w:tcPr/>
+          <w:p>
+            <w:pPr>
+              <w:pStyle w:val="Compact"/>
+            </w:pPr>
+            <w:r>
+              <w:rPr>
+                <w:lang w:val="ru"/>
+              </w:rPr>
+              <w:t xml:space="preserve">Гомер</w:t>
+            </w:r>
+          </w:p>
+        </w:tc>
+        <w:tc>
+          <w:tcPr/>
+          <w:p>
+            <w:pPr>
+              <w:pStyle w:val="Compact"/>
+            </w:pPr>
+            <w:r>
+              <w:rPr>
+                <w:lang w:val="ru"/>
+              </w:rPr>
+              <w:t xml:space="preserve">классический, высокий стиль</w:t>
+            </w:r>
+          </w:p>
+        </w:tc>
+      </w:tr>
+      <w:tr>
+        <w:tc>
+          <w:tcPr/>
+          <w:p>
+            <w:pPr>
+              <w:pStyle w:val="Compact"/>
+            </w:pPr>
+            <w:r>
+              <w:rPr>
+                <w:lang w:val="ru"/>
+              </w:rPr>
+              <w:t xml:space="preserve">Джек Лондон</w:t>
+            </w:r>
+          </w:p>
+        </w:tc>
+        <w:tc>
+          <w:tcPr/>
+          <w:p>
+            <w:pPr>
+              <w:pStyle w:val="Compact"/>
+            </w:pPr>
+            <w:r>
+              <w:rPr>
+                <w:lang w:val="ru"/>
+              </w:rPr>
+              <w:t xml:space="preserve">тёплый, приключенческий текст</w:t>
+            </w:r>
+          </w:p>
+        </w:tc>
+      </w:tr>
+      <w:tr>
+        <w:tc>
+          <w:tcPr/>
+          <w:p>
+            <w:pPr>
+              <w:pStyle w:val="Compact"/>
+            </w:pPr>
+            <w:r>
+              <w:rPr>
+                <w:lang w:val="ru"/>
+              </w:rPr>
+              <w:t xml:space="preserve">Уолт Уитмен</w:t>
+            </w:r>
+          </w:p>
+        </w:tc>
+        <w:tc>
+          <w:tcPr/>
+          <w:p>
+            <w:pPr>
+              <w:pStyle w:val="Compact"/>
+            </w:pPr>
+            <w:r>
+              <w:rPr>
+                <w:lang w:val="ru"/>
+              </w:rPr>
+              <w:t xml:space="preserve">поэтичный, богатый образами текст</w:t>
+            </w:r>
+          </w:p>
+        </w:tc>
+      </w:tr>
+      <w:tr>
+        <w:tc>
+          <w:tcPr/>
+          <w:p>
+            <w:pPr>
+              <w:pStyle w:val="Compact"/>
+            </w:pPr>
+            <w:r>
+              <w:rPr>
+                <w:lang w:val="ru"/>
+              </w:rPr>
+              <w:t xml:space="preserve">Оноре де Бальзак</w:t>
+            </w:r>
+          </w:p>
+        </w:tc>
+        <w:tc>
+          <w:tcPr/>
+          <w:p>
+            <w:pPr>
+              <w:pStyle w:val="Compact"/>
+            </w:pPr>
+            <w:r>
+              <w:rPr>
+                <w:lang w:val="ru"/>
+              </w:rPr>
+              <w:t xml:space="preserve">вычурный, игривый текст</w:t>
             </w:r>
           </w:p>
         </w:tc>
@@ -721,6 +991,306 @@
           </w:p>
         </w:tc>
       </w:tr>
+      <w:tr>
+        <w:tc>
+          <w:tcPr/>
+          <w:p>
+            <w:pPr>
+              <w:pStyle w:val="Compact"/>
+            </w:pPr>
+            <w:r>
+              <w:rPr>
+                <w:lang w:val="ru"/>
+              </w:rPr>
+              <w:t xml:space="preserve">техноблогер</w:t>
+            </w:r>
+          </w:p>
+        </w:tc>
+        <w:tc>
+          <w:tcPr/>
+          <w:p>
+            <w:pPr>
+              <w:pStyle w:val="Compact"/>
+            </w:pPr>
+            <w:r>
+              <w:rPr>
+                <w:lang w:val="ru"/>
+              </w:rPr>
+              <w:t xml:space="preserve">эмоциональный обзор с энтузиазмом</w:t>
+            </w:r>
+          </w:p>
+        </w:tc>
+      </w:tr>
+      <w:tr>
+        <w:tc>
+          <w:tcPr/>
+          <w:p>
+            <w:pPr>
+              <w:pStyle w:val="Compact"/>
+            </w:pPr>
+            <w:r>
+              <w:rPr>
+                <w:lang w:val="ru"/>
+              </w:rPr>
+              <w:t xml:space="preserve">художник</w:t>
+            </w:r>
+          </w:p>
+        </w:tc>
+        <w:tc>
+          <w:tcPr/>
+          <w:p>
+            <w:pPr>
+              <w:pStyle w:val="Compact"/>
+            </w:pPr>
+            <w:r>
+              <w:rPr>
+                <w:lang w:val="ru"/>
+              </w:rPr>
+              <w:t xml:space="preserve">много образов и метафор</w:t>
+            </w:r>
+          </w:p>
+        </w:tc>
+      </w:tr>
+      <w:tr>
+        <w:tc>
+          <w:tcPr/>
+          <w:p>
+            <w:pPr>
+              <w:pStyle w:val="Compact"/>
+            </w:pPr>
+            <w:r>
+              <w:rPr>
+                <w:lang w:val="ru"/>
+              </w:rPr>
+              <w:t xml:space="preserve">гонзо-журналист</w:t>
+            </w:r>
+          </w:p>
+        </w:tc>
+        <w:tc>
+          <w:tcPr/>
+          <w:p>
+            <w:pPr>
+              <w:pStyle w:val="Compact"/>
+            </w:pPr>
+            <w:r>
+              <w:rPr>
+                <w:lang w:val="ru"/>
+              </w:rPr>
+              <w:t xml:space="preserve">репортажный поток, вовлекает читателя</w:t>
+            </w:r>
+          </w:p>
+        </w:tc>
+      </w:tr>
+      <w:tr>
+        <w:tc>
+          <w:tcPr/>
+          <w:p>
+            <w:pPr>
+              <w:pStyle w:val="Compact"/>
+            </w:pPr>
+            <w:r>
+              <w:rPr>
+                <w:lang w:val="ru"/>
+              </w:rPr>
+              <w:t xml:space="preserve">фитнес-тренер</w:t>
+            </w:r>
+          </w:p>
+        </w:tc>
+        <w:tc>
+          <w:tcPr/>
+          <w:p>
+            <w:pPr>
+              <w:pStyle w:val="Compact"/>
+            </w:pPr>
+            <w:r>
+              <w:rPr>
+                <w:lang w:val="ru"/>
+              </w:rPr>
+              <w:t xml:space="preserve">энергичный, немного командный тон</w:t>
+            </w:r>
+          </w:p>
+        </w:tc>
+      </w:tr>
+      <w:tr>
+        <w:tc>
+          <w:tcPr/>
+          <w:p>
+            <w:pPr>
+              <w:pStyle w:val="Compact"/>
+            </w:pPr>
+            <w:r>
+              <w:rPr>
+                <w:lang w:val="ru"/>
+              </w:rPr>
+              <w:t xml:space="preserve">мотивационный спикер</w:t>
+            </w:r>
+          </w:p>
+        </w:tc>
+        <w:tc>
+          <w:tcPr/>
+          <w:p>
+            <w:pPr>
+              <w:pStyle w:val="Compact"/>
+            </w:pPr>
+            <w:r>
+              <w:rPr>
+                <w:lang w:val="ru"/>
+              </w:rPr>
+              <w:t xml:space="preserve">призывы, челленджи, задания</w:t>
+            </w:r>
+          </w:p>
+        </w:tc>
+      </w:tr>
+      <w:tr>
+        <w:tc>
+          <w:tcPr/>
+          <w:p>
+            <w:pPr>
+              <w:pStyle w:val="Compact"/>
+            </w:pPr>
+            <w:r>
+              <w:rPr>
+                <w:lang w:val="ru"/>
+              </w:rPr>
+              <w:t xml:space="preserve">няня</w:t>
+            </w:r>
+          </w:p>
+        </w:tc>
+        <w:tc>
+          <w:tcPr/>
+          <w:p>
+            <w:pPr>
+              <w:pStyle w:val="Compact"/>
+            </w:pPr>
+            <w:r>
+              <w:rPr>
+                <w:lang w:val="ru"/>
+              </w:rPr>
+              <w:t xml:space="preserve">игривый, вовлекающий текст</w:t>
+            </w:r>
+          </w:p>
+        </w:tc>
+      </w:tr>
+      <w:tr>
+        <w:tc>
+          <w:tcPr/>
+          <w:p>
+            <w:pPr>
+              <w:pStyle w:val="Compact"/>
+            </w:pPr>
+            <w:r>
+              <w:rPr>
+                <w:lang w:val="ru"/>
+              </w:rPr>
+              <w:t xml:space="preserve">футбольный комментатор</w:t>
+            </w:r>
+          </w:p>
+        </w:tc>
+        <w:tc>
+          <w:tcPr/>
+          <w:p>
+            <w:pPr>
+              <w:pStyle w:val="Compact"/>
+            </w:pPr>
+            <w:r>
+              <w:rPr>
+                <w:lang w:val="ru"/>
+              </w:rPr>
+              <w:t xml:space="preserve">стиль репортажа — например, репортаж с корпоративного мероприятия</w:t>
+            </w:r>
+          </w:p>
+        </w:tc>
+      </w:tr>
+      <w:tr>
+        <w:tc>
+          <w:tcPr/>
+          <w:p>
+            <w:pPr>
+              <w:pStyle w:val="Compact"/>
+            </w:pPr>
+            <w:r>
+              <w:rPr>
+                <w:lang w:val="ru"/>
+              </w:rPr>
+              <w:t xml:space="preserve">академик после 100 граммов виски</w:t>
+            </w:r>
+          </w:p>
+        </w:tc>
+        <w:tc>
+          <w:tcPr/>
+          <w:p>
+            <w:pPr>
+              <w:pStyle w:val="Compact"/>
+            </w:pPr>
+            <w:r>
+              <w:rPr>
+                <w:lang w:val="ru"/>
+              </w:rPr>
+              <w:t xml:space="preserve">интеллектуальный, немного развязный текст</w:t>
+            </w:r>
+          </w:p>
+        </w:tc>
+      </w:tr>
+      <w:tr>
+        <w:tc>
+          <w:tcPr/>
+          <w:p>
+            <w:pPr>
+              <w:pStyle w:val="Compact"/>
+            </w:pPr>
+            <w:r>
+              <w:rPr>
+                <w:lang w:val="ru"/>
+              </w:rPr>
+              <w:t xml:space="preserve">профессор после 50 граммов виски</w:t>
+            </w:r>
+          </w:p>
+        </w:tc>
+        <w:tc>
+          <w:tcPr/>
+          <w:p>
+            <w:pPr>
+              <w:pStyle w:val="Compact"/>
+            </w:pPr>
+            <w:r>
+              <w:rPr>
+                <w:lang w:val="ru"/>
+              </w:rPr>
+              <w:t xml:space="preserve">интеллектуальный, немного поучающий свысока</w:t>
+            </w:r>
+          </w:p>
+        </w:tc>
+      </w:tr>
+      <w:tr>
+        <w:tc>
+          <w:tcPr/>
+          <w:p>
+            <w:pPr>
+              <w:pStyle w:val="Compact"/>
+            </w:pPr>
+            <w:r>
+              <w:rPr>
+                <w:lang w:val="ru"/>
+              </w:rPr>
+              <w:t xml:space="preserve">продавец</w:t>
+            </w:r>
+          </w:p>
+        </w:tc>
+        <w:tc>
+          <w:tcPr/>
+          <w:p>
+            <w:pPr>
+              <w:pStyle w:val="Compact"/>
+            </w:pPr>
+            <w:r>
+              <w:rPr>
+                <w:lang w:val="ru"/>
+              </w:rPr>
+              <w:t xml:space="preserve">дружелюбный, энергичный, немного манипулятивный — для учебных текстов берите экологичного менеджера</w:t>
+            </w:r>
+          </w:p>
+        </w:tc>
+      </w:tr>
     </w:tbl>
     <w:p>
       <w:pPr>
@@ -732,7 +1302,7 @@
           <w:bCs/>
           <w:lang w:val="ru"/>
         </w:rPr>
-        <w:t xml:space="preserve">Учёные — для способа мышления:</w:t>
+        <w:t xml:space="preserve">Учёные и эксперты — для способа мышления:</w:t>
       </w:r>
     </w:p>
     <w:tbl>
@@ -989,6 +1559,96 @@
           </w:p>
         </w:tc>
       </w:tr>
+      <w:tr>
+        <w:tc>
+          <w:tcPr/>
+          <w:p>
+            <w:pPr>
+              <w:pStyle w:val="Compact"/>
+            </w:pPr>
+            <w:r>
+              <w:rPr>
+                <w:lang w:val="ru"/>
+              </w:rPr>
+              <w:t xml:space="preserve">Альберт Эйнштейн</w:t>
+            </w:r>
+          </w:p>
+        </w:tc>
+        <w:tc>
+          <w:tcPr/>
+          <w:p>
+            <w:pPr>
+              <w:pStyle w:val="Compact"/>
+            </w:pPr>
+            <w:r>
+              <w:rPr>
+                <w:lang w:val="ru"/>
+              </w:rPr>
+              <w:t xml:space="preserve">ясность, мысленные эксперименты, наглядность сложных понятий</w:t>
+            </w:r>
+          </w:p>
+        </w:tc>
+      </w:tr>
+      <w:tr>
+        <w:tc>
+          <w:tcPr/>
+          <w:p>
+            <w:pPr>
+              <w:pStyle w:val="Compact"/>
+            </w:pPr>
+            <w:r>
+              <w:rPr>
+                <w:lang w:val="ru"/>
+              </w:rPr>
+              <w:t xml:space="preserve">Нильс Бор</w:t>
+            </w:r>
+          </w:p>
+        </w:tc>
+        <w:tc>
+          <w:tcPr/>
+          <w:p>
+            <w:pPr>
+              <w:pStyle w:val="Compact"/>
+            </w:pPr>
+            <w:r>
+              <w:rPr>
+                <w:lang w:val="ru"/>
+              </w:rPr>
+              <w:t xml:space="preserve">парадоксы, метафоры, границы знания, простор для спора</w:t>
+            </w:r>
+          </w:p>
+        </w:tc>
+      </w:tr>
+      <w:tr>
+        <w:tc>
+          <w:tcPr/>
+          <w:p>
+            <w:pPr>
+              <w:pStyle w:val="Compact"/>
+            </w:pPr>
+            <w:r>
+              <w:rPr>
+                <w:lang w:val="ru"/>
+              </w:rPr>
+              <w:t xml:space="preserve">Евгений Касперский</w:t>
+            </w:r>
+          </w:p>
+        </w:tc>
+        <w:tc>
+          <w:tcPr/>
+          <w:p>
+            <w:pPr>
+              <w:pStyle w:val="Compact"/>
+            </w:pPr>
+            <w:r>
+              <w:rPr>
+                <w:lang w:val="ru"/>
+              </w:rPr>
+              <w:t xml:space="preserve">современный технологичный стиль, профессиональный сленг, кейсы кибербезопасности</w:t>
+            </w:r>
+          </w:p>
+        </w:tc>
+      </w:tr>
     </w:tbl>
     <w:p>
       <w:pPr>
@@ -1012,7 +1672,19 @@
         <w:rPr>
           <w:lang w:val="ru"/>
         </w:rPr>
-        <w:t xml:space="preserve">— роль совпадает с тем, что вы делаете в вузе:</w:t>
+        <w:t xml:space="preserve">— роль совпадает с тем, что вы делаете в вузе. Эту систему</w:t>
+      </w:r>
+      <w:r>
+        <w:rPr>
+          <w:lang w:val="ru"/>
+        </w:rPr>
+        <w:t xml:space="preserve"> </w:t>
+      </w:r>
+      <w:r>
+        <w:rPr>
+          <w:lang w:val="ru"/>
+        </w:rPr>
+        <w:t xml:space="preserve">автор курса составил вместе с ИИ на приёмах нейрокопирайтинга:</w:t>
       </w:r>
     </w:p>
     <w:tbl>
@@ -1624,19 +2296,31 @@
         <w:rPr>
           <w:lang w:val="ru"/>
         </w:rPr>
-        <w:t xml:space="preserve">— умение писать с моделью так, чтобы текст работал на читателя:</w:t>
-      </w:r>
-      <w:r>
-        <w:rPr>
-          <w:lang w:val="ru"/>
-        </w:rPr>
-        <w:t xml:space="preserve"> </w:t>
-      </w:r>
-      <w:r>
-        <w:rPr>
-          <w:lang w:val="ru"/>
-        </w:rPr>
-        <w:t xml:space="preserve">удерживал внимание и не звучал как ответ нейросети. Нейрокопирайтинг в курсе — по материалам</w:t>
+        <w:t xml:space="preserve">— метадисциплина письма: умение писать с моделью так, чтобы текст</w:t>
+      </w:r>
+      <w:r>
+        <w:rPr>
+          <w:lang w:val="ru"/>
+        </w:rPr>
+        <w:t xml:space="preserve"> </w:t>
+      </w:r>
+      <w:r>
+        <w:rPr>
+          <w:lang w:val="ru"/>
+        </w:rPr>
+        <w:t xml:space="preserve">работал на читателя при любой аудитории и в любом контексте — удерживал внимание и не звучал</w:t>
+      </w:r>
+      <w:r>
+        <w:rPr>
+          <w:lang w:val="ru"/>
+        </w:rPr>
+        <w:t xml:space="preserve"> </w:t>
+      </w:r>
+      <w:r>
+        <w:rPr>
+          <w:lang w:val="ru"/>
+        </w:rPr>
+        <w:t xml:space="preserve">как ответ нейросети. Нейрокопирайтинг в курсе — по материалам</w:t>
       </w:r>
       <w:r>
         <w:rPr>
@@ -1806,21 +2490,21 @@
               <w:rPr>
                 <w:lang w:val="ru"/>
               </w:rPr>
-              <w:t xml:space="preserve">Каждое число — с источником и годом</w:t>
-            </w:r>
-          </w:p>
-        </w:tc>
-        <w:tc>
-          <w:tcPr/>
-          <w:p>
-            <w:pPr>
-              <w:pStyle w:val="Compact"/>
-            </w:pPr>
-            <w:r>
-              <w:rPr>
-                <w:lang w:val="ru"/>
-              </w:rPr>
-              <w:t xml:space="preserve">у каждого числа есть ссылка</w:t>
+              <w:t xml:space="preserve">Не выдумывай цитаты, имена, названия</w:t>
+            </w:r>
+          </w:p>
+        </w:tc>
+        <w:tc>
+          <w:tcPr/>
+          <w:p>
+            <w:pPr>
+              <w:pStyle w:val="Compact"/>
+            </w:pPr>
+            <w:r>
+              <w:rPr>
+                <w:lang w:val="ru"/>
+              </w:rPr>
+              <w:t xml:space="preserve">каждую цитату и имя найти в источнике</w:t>
             </w:r>
           </w:p>
         </w:tc>
@@ -1836,21 +2520,21 @@
               <w:rPr>
                 <w:lang w:val="ru"/>
               </w:rPr>
-              <w:t xml:space="preserve">Без канцелярита: «является», «осуществляется», «следует отметить»</w:t>
-            </w:r>
-          </w:p>
-        </w:tc>
-        <w:tc>
-          <w:tcPr/>
-          <w:p>
-            <w:pPr>
-              <w:pStyle w:val="Compact"/>
-            </w:pPr>
-            <w:r>
-              <w:rPr>
-                <w:lang w:val="ru"/>
-              </w:rPr>
-              <w:t xml:space="preserve">найти эти слова поиском</w:t>
+              <w:t xml:space="preserve">Каждое число — с источником и годом</w:t>
+            </w:r>
+          </w:p>
+        </w:tc>
+        <w:tc>
+          <w:tcPr/>
+          <w:p>
+            <w:pPr>
+              <w:pStyle w:val="Compact"/>
+            </w:pPr>
+            <w:r>
+              <w:rPr>
+                <w:lang w:val="ru"/>
+              </w:rPr>
+              <w:t xml:space="preserve">у каждого числа есть ссылка</w:t>
             </w:r>
           </w:p>
         </w:tc>
@@ -1866,21 +2550,21 @@
               <w:rPr>
                 <w:lang w:val="ru"/>
               </w:rPr>
-              <w:t xml:space="preserve">Не больше 4000 знаков</w:t>
-            </w:r>
-          </w:p>
-        </w:tc>
-        <w:tc>
-          <w:tcPr/>
-          <w:p>
-            <w:pPr>
-              <w:pStyle w:val="Compact"/>
-            </w:pPr>
-            <w:r>
-              <w:rPr>
-                <w:lang w:val="ru"/>
-              </w:rPr>
-              <w:t xml:space="preserve">счётчик знаков</w:t>
+              <w:t xml:space="preserve">Без канцелярита: «является», «осуществляется», «следует отметить»</w:t>
+            </w:r>
+          </w:p>
+        </w:tc>
+        <w:tc>
+          <w:tcPr/>
+          <w:p>
+            <w:pPr>
+              <w:pStyle w:val="Compact"/>
+            </w:pPr>
+            <w:r>
+              <w:rPr>
+                <w:lang w:val="ru"/>
+              </w:rPr>
+              <w:t xml:space="preserve">найти эти слова поиском</w:t>
             </w:r>
           </w:p>
         </w:tc>
@@ -1896,21 +2580,34 @@
               <w:rPr>
                 <w:lang w:val="ru"/>
               </w:rPr>
-              <w:t xml:space="preserve">Решения привязывай к моей ситуации: [описание]</w:t>
-            </w:r>
-          </w:p>
-        </w:tc>
-        <w:tc>
-          <w:tcPr/>
-          <w:p>
-            <w:pPr>
-              <w:pStyle w:val="Compact"/>
-            </w:pPr>
-            <w:r>
-              <w:rPr>
-                <w:lang w:val="ru"/>
-              </w:rPr>
-              <w:t xml:space="preserve">в ответе нет общих советов «для всех»</w:t>
+              <w:t xml:space="preserve">Без шаблонов, клише и официоза</w:t>
+            </w:r>
+          </w:p>
+        </w:tc>
+        <w:tc>
+          <w:tcPr/>
+          <w:p>
+            <w:pPr>
+              <w:pStyle w:val="Compact"/>
+            </w:pPr>
+            <w:r>
+              <w:rPr>
+                <w:lang w:val="ru"/>
+              </w:rPr>
+              <w:t xml:space="preserve">проверить навыком</w:t>
+            </w:r>
+            <w:r>
+              <w:rPr>
+                <w:lang w:val="ru"/>
+              </w:rPr>
+              <w:t xml:space="preserve"> </w:t>
+            </w:r>
+            <w:r>
+              <w:rPr>
+                <w:rStyle w:val="VerbatimChar"/>
+                <w:lang w:val="ru"/>
+              </w:rPr>
+              <w:t xml:space="preserve">editing-ai-writing</w:t>
             </w:r>
           </w:p>
         </w:tc>
@@ -1926,6 +2623,66 @@
               <w:rPr>
                 <w:lang w:val="ru"/>
               </w:rPr>
+              <w:t xml:space="preserve">Не больше 4000 знаков</w:t>
+            </w:r>
+          </w:p>
+        </w:tc>
+        <w:tc>
+          <w:tcPr/>
+          <w:p>
+            <w:pPr>
+              <w:pStyle w:val="Compact"/>
+            </w:pPr>
+            <w:r>
+              <w:rPr>
+                <w:lang w:val="ru"/>
+              </w:rPr>
+              <w:t xml:space="preserve">счётчик знаков</w:t>
+            </w:r>
+          </w:p>
+        </w:tc>
+      </w:tr>
+      <w:tr>
+        <w:tc>
+          <w:tcPr/>
+          <w:p>
+            <w:pPr>
+              <w:pStyle w:val="Compact"/>
+            </w:pPr>
+            <w:r>
+              <w:rPr>
+                <w:lang w:val="ru"/>
+              </w:rPr>
+              <w:t xml:space="preserve">Решения привязывай к моей ситуации: [описание]</w:t>
+            </w:r>
+          </w:p>
+        </w:tc>
+        <w:tc>
+          <w:tcPr/>
+          <w:p>
+            <w:pPr>
+              <w:pStyle w:val="Compact"/>
+            </w:pPr>
+            <w:r>
+              <w:rPr>
+                <w:lang w:val="ru"/>
+              </w:rPr>
+              <w:t xml:space="preserve">в ответе нет общих советов «для всех»</w:t>
+            </w:r>
+          </w:p>
+        </w:tc>
+      </w:tr>
+      <w:tr>
+        <w:tc>
+          <w:tcPr/>
+          <w:p>
+            <w:pPr>
+              <w:pStyle w:val="Compact"/>
+            </w:pPr>
+            <w:r>
+              <w:rPr>
+                <w:lang w:val="ru"/>
+              </w:rPr>
               <w:t xml:space="preserve">Без манипуляций и давления на читателя</w:t>
             </w:r>
           </w:p>
@@ -1966,7 +2723,42 @@
         <w:rPr>
           <w:lang w:val="ru"/>
         </w:rPr>
-        <w:t xml:space="preserve">проверь по списку…».</w:t>
+        <w:t xml:space="preserve">проверь по списку…». «Будь оригинален» и «избегай банальностей» галочкой не проверить —</w:t>
+      </w:r>
+      <w:r>
+        <w:rPr>
+          <w:lang w:val="ru"/>
+        </w:rPr>
+        <w:t xml:space="preserve"> </w:t>
+      </w:r>
+      <w:r>
+        <w:rPr>
+          <w:lang w:val="ru"/>
+        </w:rPr>
+        <w:t xml:space="preserve">сделайте их проверяемыми: «примеры — только из [ОБЛАСТЬ], ни одного из школьного учебника».</w:t>
+      </w:r>
+    </w:p>
+    <w:p>
+      <w:pPr>
+        <w:pStyle w:val="BodyText"/>
+      </w:pPr>
+      <w:r>
+        <w:rPr>
+          <w:lang w:val="ru"/>
+        </w:rPr>
+        <w:t xml:space="preserve">Ограничения в деле — промпты «Учебный план нового курса», «Пост для Telegram-канала группы»</w:t>
+      </w:r>
+      <w:r>
+        <w:rPr>
+          <w:lang w:val="ru"/>
+        </w:rPr>
+        <w:t xml:space="preserve"> </w:t>
+      </w:r>
+      <w:r>
+        <w:rPr>
+          <w:lang w:val="ru"/>
+        </w:rPr>
+        <w:t xml:space="preserve">и «Коммерческое предложение партнёрскому вузу» в разделе «Промпты лекции».</w:t>
       </w:r>
     </w:p>
     <w:p>
@@ -2003,7 +2795,67 @@
         <w:rPr>
           <w:lang w:val="ru"/>
         </w:rPr>
-        <w:t xml:space="preserve">отглагольные существительные, мораль в конце каждого абзаца, всё «по три». Полный каталог</w:t>
+        <w:t xml:space="preserve">«следует отметить, что», «важно подчеркнуть, что», «является одним из», «представляет</w:t>
+      </w:r>
+      <w:r>
+        <w:rPr>
+          <w:lang w:val="ru"/>
+        </w:rPr>
+        <w:t xml:space="preserve"> </w:t>
+      </w:r>
+      <w:r>
+        <w:rPr>
+          <w:lang w:val="ru"/>
+        </w:rPr>
+        <w:t xml:space="preserve">собой», «это особенно важно для»; отглагольные существительные — использование,</w:t>
+      </w:r>
+      <w:r>
+        <w:rPr>
+          <w:lang w:val="ru"/>
+        </w:rPr>
+        <w:t xml:space="preserve"> </w:t>
+      </w:r>
+      <w:r>
+        <w:rPr>
+          <w:lang w:val="ru"/>
+        </w:rPr>
+        <w:t xml:space="preserve">применение, осуществление, реализация, взаимодействие, формирование; кальки с английского —</w:t>
+      </w:r>
+      <w:r>
+        <w:rPr>
+          <w:lang w:val="ru"/>
+        </w:rPr>
+        <w:t xml:space="preserve"> </w:t>
+      </w:r>
+      <w:r>
+        <w:rPr>
+          <w:lang w:val="ru"/>
+        </w:rPr>
+        <w:t xml:space="preserve">«делает возможным», «является базовым», «имеет место быть»; лишние «быть» и «являться»;</w:t>
+      </w:r>
+      <w:r>
+        <w:rPr>
+          <w:lang w:val="ru"/>
+        </w:rPr>
+        <w:t xml:space="preserve"> </w:t>
+      </w:r>
+      <w:r>
+        <w:rPr>
+          <w:lang w:val="ru"/>
+        </w:rPr>
+        <w:t xml:space="preserve">мораль в конце каждого абзаца, всё «по три». Строка в системном слое «Не используй слова,</w:t>
+      </w:r>
+      <w:r>
+        <w:rPr>
+          <w:lang w:val="ru"/>
+        </w:rPr>
+        <w:t xml:space="preserve"> </w:t>
+      </w:r>
+      <w:r>
+        <w:rPr>
+          <w:lang w:val="ru"/>
+        </w:rPr>
+        <w:t xml:space="preserve">выдающие, что текст написан ИИ» помогает, но галочкой её не проверить. Полный каталог</w:t>
       </w:r>
       <w:r>
         <w:rPr>
@@ -2160,11 +3012,35 @@
         <w:rPr>
           <w:lang w:val="ru"/>
         </w:rPr>
+        <w:t xml:space="preserve">Шесть ползунков — детализация, структурность, формальность, креативность, глубина анализа</w:t>
+      </w:r>
+      <w:r>
+        <w:rPr>
+          <w:lang w:val="ru"/>
+        </w:rPr>
+        <w:t xml:space="preserve"> </w:t>
+      </w:r>
+      <w:r>
+        <w:rPr>
+          <w:lang w:val="ru"/>
+        </w:rPr>
+        <w:t xml:space="preserve">и объём ответа — показывают, как параметры меняют ответ: сдвиньте один и сравните результаты.</w:t>
+      </w:r>
+      <w:r>
+        <w:rPr>
+          <w:lang w:val="ru"/>
+        </w:rPr>
+        <w:t xml:space="preserve"> </w:t>
+      </w:r>
+      <w:r>
+        <w:rPr>
+          <w:lang w:val="ru"/>
+        </w:rPr>
         <w:t xml:space="preserve">Своё можно сохранить в браузере или отправить коллеге ссылкой.</w:t>
       </w:r>
     </w:p>
     <w:bookmarkEnd w:id="15"/>
-    <w:bookmarkStart w:id="16" w:name="последовательные-промпты"/>
+    <w:bookmarkStart w:id="17" w:name="последовательные-промпты"/>
     <w:p>
       <w:pPr>
         <w:pStyle w:val="Heading3"/>
@@ -2196,7 +3072,19 @@
         <w:rPr>
           <w:lang w:val="ru"/>
         </w:rPr>
-        <w:t xml:space="preserve">разговора заранее и ведите модель по шагам, проверяя каждый.</w:t>
+        <w:t xml:space="preserve">разговора заранее и ведите модель по шагам, проверяя каждый. Если вы проверяете результат</w:t>
+      </w:r>
+      <w:r>
+        <w:rPr>
+          <w:lang w:val="ru"/>
+        </w:rPr>
+        <w:t xml:space="preserve"> </w:t>
+      </w:r>
+      <w:r>
+        <w:rPr>
+          <w:lang w:val="ru"/>
+        </w:rPr>
+        <w:t xml:space="preserve">по ходу дела и раскладываете подготовку к лекции на 15 шагов — этот приём для вас.</w:t>
       </w:r>
     </w:p>
     <w:p>
@@ -2211,7 +3099,34 @@
         <w:rPr>
           <w:lang w:val="ru"/>
         </w:rPr>
-        <w:t xml:space="preserve">Портрет аудитории.</w:t>
+        <w:t xml:space="preserve">Портрет аудитории — промпт</w:t>
+      </w:r>
+      <w:r>
+        <w:rPr>
+          <w:lang w:val="ru"/>
+        </w:rPr>
+        <w:t xml:space="preserve"> </w:t>
+      </w:r>
+      <w:hyperlink r:id="rId16">
+        <w:r>
+          <w:rPr>
+            <w:rStyle w:val="Hyperlink"/>
+            <w:lang w:val="ru"/>
+          </w:rPr>
+          <w:t xml:space="preserve">«Портрет аудитории»</w:t>
+        </w:r>
+      </w:hyperlink>
+      <w:r>
+        <w:rPr>
+          <w:lang w:val="ru"/>
+        </w:rPr>
+        <w:t xml:space="preserve"> </w:t>
+      </w:r>
+      <w:r>
+        <w:rPr>
+          <w:lang w:val="ru"/>
+        </w:rPr>
+        <w:t xml:space="preserve">в лекции 3.</w:t>
       </w:r>
     </w:p>
     <w:p>
@@ -2312,11 +3227,47 @@
         <w:rPr>
           <w:lang w:val="ru"/>
         </w:rPr>
-        <w:t xml:space="preserve">Пример цепочки для нового курса — в разделе «Промпты лекции» (промпты 0–5).</w:t>
-      </w:r>
-    </w:p>
-    <w:bookmarkEnd w:id="16"/>
-    <w:bookmarkStart w:id="17" w:name="обратный-промптинг"/>
+        <w:t xml:space="preserve">Пример цепочки для нового курса — в разделе «Промпты лекции» (промпты 0–5). Шаг 6 удобно</w:t>
+      </w:r>
+      <w:r>
+        <w:rPr>
+          <w:lang w:val="ru"/>
+        </w:rPr>
+        <w:t xml:space="preserve"> </w:t>
+      </w:r>
+      <w:r>
+        <w:rPr>
+          <w:lang w:val="ru"/>
+        </w:rPr>
+        <w:t xml:space="preserve">сделать промптом «Поиск противоречий в структуре курса»; ролевой промпт с последовательной</w:t>
+      </w:r>
+      <w:r>
+        <w:rPr>
+          <w:lang w:val="ru"/>
+        </w:rPr>
+        <w:t xml:space="preserve"> </w:t>
+      </w:r>
+      <w:r>
+        <w:rPr>
+          <w:lang w:val="ru"/>
+        </w:rPr>
+        <w:t xml:space="preserve">структурой — «Концепция лекции по вашим материалам»; образец точных условий —</w:t>
+      </w:r>
+      <w:r>
+        <w:rPr>
+          <w:lang w:val="ru"/>
+        </w:rPr>
+        <w:t xml:space="preserve"> </w:t>
+      </w:r>
+      <w:r>
+        <w:rPr>
+          <w:lang w:val="ru"/>
+        </w:rPr>
+        <w:t xml:space="preserve">«Приглашение делегации и план визита».</w:t>
+      </w:r>
+    </w:p>
+    <w:bookmarkEnd w:id="17"/>
+    <w:bookmarkStart w:id="18" w:name="обратный-промптинг"/>
     <w:p>
       <w:pPr>
         <w:pStyle w:val="Heading3"/>
@@ -2407,8 +3358,8 @@
         <w:t xml:space="preserve">«Промпты лекции».</w:t>
       </w:r>
     </w:p>
-    <w:bookmarkEnd w:id="17"/>
-    <w:bookmarkStart w:id="18" w:name="X4276e703bd6323225e1df2d488511242aa4897d"/>
+    <w:bookmarkEnd w:id="18"/>
+    <w:bookmarkStart w:id="19" w:name="X4276e703bd6323225e1df2d488511242aa4897d"/>
     <w:p>
       <w:pPr>
         <w:pStyle w:val="Heading3"/>
@@ -2466,7 +3417,19 @@
         <w:rPr>
           <w:lang w:val="ru"/>
         </w:rPr>
-        <w:t xml:space="preserve">ответ, но и ход мысли.</w:t>
+        <w:t xml:space="preserve">ответ, но и ход мысли — и тренируете анализ решения, а не копирование вывода. Это главный</w:t>
+      </w:r>
+      <w:r>
+        <w:rPr>
+          <w:lang w:val="ru"/>
+        </w:rPr>
+        <w:t xml:space="preserve"> </w:t>
+      </w:r>
+      <w:r>
+        <w:rPr>
+          <w:lang w:val="ru"/>
+        </w:rPr>
+        <w:t xml:space="preserve">инструмент, когда нужен не готовый результат, а умение рассуждать, анализировать и спорить.</w:t>
       </w:r>
     </w:p>
     <w:tbl>
@@ -2524,21 +3487,21 @@
               <w:rPr>
                 <w:lang w:val="ru"/>
               </w:rPr>
-              <w:t xml:space="preserve">Пошаговое рассуждение</w:t>
-            </w:r>
-          </w:p>
-        </w:tc>
-        <w:tc>
-          <w:tcPr/>
-          <w:p>
-            <w:pPr>
-              <w:pStyle w:val="Compact"/>
-            </w:pPr>
-            <w:r>
-              <w:rPr>
-                <w:lang w:val="ru"/>
-              </w:rPr>
-              <w:t xml:space="preserve">«Разбери решение по шагам и объясни каждый переход»</w:t>
+              <w:t xml:space="preserve">Пошаговое рассуждение (Chain-of-Thought, CoT)</w:t>
+            </w:r>
+          </w:p>
+        </w:tc>
+        <w:tc>
+          <w:tcPr/>
+          <w:p>
+            <w:pPr>
+              <w:pStyle w:val="Compact"/>
+            </w:pPr>
+            <w:r>
+              <w:rPr>
+                <w:lang w:val="ru"/>
+              </w:rPr>
+              <w:t xml:space="preserve">«Разбери решение по шагам и объясни каждый переход», «Разбей решение на пять простых шагов»</w:t>
             </w:r>
           </w:p>
         </w:tc>
@@ -2554,21 +3517,21 @@
               <w:rPr>
                 <w:lang w:val="ru"/>
               </w:rPr>
-              <w:t xml:space="preserve">Вопрос о выборе метода</w:t>
-            </w:r>
-          </w:p>
-        </w:tc>
-        <w:tc>
-          <w:tcPr/>
-          <w:p>
-            <w:pPr>
-              <w:pStyle w:val="Compact"/>
-            </w:pPr>
-            <w:r>
-              <w:rPr>
-                <w:lang w:val="ru"/>
-              </w:rPr>
-              <w:t xml:space="preserve">«Почему выбран этот метод, а не другой?»</w:t>
+              <w:t xml:space="preserve">Пошаговая детализация</w:t>
+            </w:r>
+          </w:p>
+        </w:tc>
+        <w:tc>
+          <w:tcPr/>
+          <w:p>
+            <w:pPr>
+              <w:pStyle w:val="Compact"/>
+            </w:pPr>
+            <w:r>
+              <w:rPr>
+                <w:lang w:val="ru"/>
+              </w:rPr>
+              <w:t xml:space="preserve">контекст и предпосылки → уточняющий вопрос по деталям → пояснение спорного момента → проверка понимания студентом</w:t>
             </w:r>
           </w:p>
         </w:tc>
@@ -2584,21 +3547,21 @@
               <w:rPr>
                 <w:lang w:val="ru"/>
               </w:rPr>
-              <w:t xml:space="preserve">Уточнение терминов</w:t>
-            </w:r>
-          </w:p>
-        </w:tc>
-        <w:tc>
-          <w:tcPr/>
-          <w:p>
-            <w:pPr>
-              <w:pStyle w:val="Compact"/>
-            </w:pPr>
-            <w:r>
-              <w:rPr>
-                <w:lang w:val="ru"/>
-              </w:rPr>
-              <w:t xml:space="preserve">«Как ты понимаешь термины A, B и C?»</w:t>
+              <w:t xml:space="preserve">Вопрос о выборе метода (реверсивный диалог)</w:t>
+            </w:r>
+          </w:p>
+        </w:tc>
+        <w:tc>
+          <w:tcPr/>
+          <w:p>
+            <w:pPr>
+              <w:pStyle w:val="Compact"/>
+            </w:pPr>
+            <w:r>
+              <w:rPr>
+                <w:lang w:val="ru"/>
+              </w:rPr>
+              <w:t xml:space="preserve">«Почему выбран этот метод, а не другой?» Убедительное обоснование ещё не значит, что метод лучший</w:t>
             </w:r>
           </w:p>
         </w:tc>
@@ -2614,21 +3577,21 @@
               <w:rPr>
                 <w:lang w:val="ru"/>
               </w:rPr>
-              <w:t xml:space="preserve">Контраргументы</w:t>
-            </w:r>
-          </w:p>
-        </w:tc>
-        <w:tc>
-          <w:tcPr/>
-          <w:p>
-            <w:pPr>
-              <w:pStyle w:val="Compact"/>
-            </w:pPr>
-            <w:r>
-              <w:rPr>
-                <w:lang w:val="ru"/>
-              </w:rPr>
-              <w:t xml:space="preserve">«Представь, что ты критик этого решения. Какие контрпримеры его опровергают?»</w:t>
+              <w:t xml:space="preserve">Логическая проверка</w:t>
+            </w:r>
+          </w:p>
+        </w:tc>
+        <w:tc>
+          <w:tcPr/>
+          <w:p>
+            <w:pPr>
+              <w:pStyle w:val="Compact"/>
+            </w:pPr>
+            <w:r>
+              <w:rPr>
+                <w:lang w:val="ru"/>
+              </w:rPr>
+              <w:t xml:space="preserve">«Поясни, почему вывод логичен. Что изменится, если…?»</w:t>
             </w:r>
           </w:p>
         </w:tc>
@@ -2644,21 +3607,21 @@
               <w:rPr>
                 <w:lang w:val="ru"/>
               </w:rPr>
-              <w:t xml:space="preserve">Проверка в другом сервисе</w:t>
-            </w:r>
-          </w:p>
-        </w:tc>
-        <w:tc>
-          <w:tcPr/>
-          <w:p>
-            <w:pPr>
-              <w:pStyle w:val="Compact"/>
-            </w:pPr>
-            <w:r>
-              <w:rPr>
-                <w:lang w:val="ru"/>
-              </w:rPr>
-              <w:t xml:space="preserve">тот же вопрос — во второй нейросети, ответы сравнить</w:t>
+              <w:t xml:space="preserve">Уточнение терминов</w:t>
+            </w:r>
+          </w:p>
+        </w:tc>
+        <w:tc>
+          <w:tcPr/>
+          <w:p>
+            <w:pPr>
+              <w:pStyle w:val="Compact"/>
+            </w:pPr>
+            <w:r>
+              <w:rPr>
+                <w:lang w:val="ru"/>
+              </w:rPr>
+              <w:t xml:space="preserve">«Как ты понимаешь термины A, B и C?»</w:t>
             </w:r>
           </w:p>
         </w:tc>
@@ -2674,21 +3637,21 @@
               <w:rPr>
                 <w:lang w:val="ru"/>
               </w:rPr>
-              <w:t xml:space="preserve">Другой путь</w:t>
-            </w:r>
-          </w:p>
-        </w:tc>
-        <w:tc>
-          <w:tcPr/>
-          <w:p>
-            <w:pPr>
-              <w:pStyle w:val="Compact"/>
-            </w:pPr>
-            <w:r>
-              <w:rPr>
-                <w:lang w:val="ru"/>
-              </w:rPr>
-              <w:t xml:space="preserve">«Докажи то же самое другим способом»</w:t>
+              <w:t xml:space="preserve">Контраргументы</w:t>
+            </w:r>
+          </w:p>
+        </w:tc>
+        <w:tc>
+          <w:tcPr/>
+          <w:p>
+            <w:pPr>
+              <w:pStyle w:val="Compact"/>
+            </w:pPr>
+            <w:r>
+              <w:rPr>
+                <w:lang w:val="ru"/>
+              </w:rPr>
+              <w:t xml:space="preserve">«Представь, что ты критик этого решения. Какие контрпримеры его опровергают?», «Докажи обратное утверждение», «Проверь решение ещё раз пошагово»</w:t>
             </w:r>
           </w:p>
         </w:tc>
@@ -2704,21 +3667,21 @@
               <w:rPr>
                 <w:lang w:val="ru"/>
               </w:rPr>
-              <w:t xml:space="preserve">Перенос в другую область</w:t>
-            </w:r>
-          </w:p>
-        </w:tc>
-        <w:tc>
-          <w:tcPr/>
-          <w:p>
-            <w:pPr>
-              <w:pStyle w:val="Compact"/>
-            </w:pPr>
-            <w:r>
-              <w:rPr>
-                <w:lang w:val="ru"/>
-              </w:rPr>
-              <w:t xml:space="preserve">«Проверь вывод на примере из экономики и физики»</w:t>
+              <w:t xml:space="preserve">Проверка в другом сервисе</w:t>
+            </w:r>
+          </w:p>
+        </w:tc>
+        <w:tc>
+          <w:tcPr/>
+          <w:p>
+            <w:pPr>
+              <w:pStyle w:val="Compact"/>
+            </w:pPr>
+            <w:r>
+              <w:rPr>
+                <w:lang w:val="ru"/>
+              </w:rPr>
+              <w:t xml:space="preserve">тот же вопрос — во второй нейросети, ответы сравнить; или сверка с учебником и монографиями: «Какие основные теоремы в этой области?» — и открыть ссылки</w:t>
             </w:r>
           </w:p>
         </w:tc>
@@ -2734,21 +3697,21 @@
               <w:rPr>
                 <w:lang w:val="ru"/>
               </w:rPr>
-              <w:t xml:space="preserve">Длинный ответ по частям</w:t>
-            </w:r>
-          </w:p>
-        </w:tc>
-        <w:tc>
-          <w:tcPr/>
-          <w:p>
-            <w:pPr>
-              <w:pStyle w:val="Compact"/>
-            </w:pPr>
-            <w:r>
-              <w:rPr>
-                <w:lang w:val="ru"/>
-              </w:rPr>
-              <w:t xml:space="preserve">«Не сокращай: раздели ответ на 2–3 части и спрашивай „Продолжить?“»</w:t>
+              <w:t xml:space="preserve">Другой путь</w:t>
+            </w:r>
+          </w:p>
+        </w:tc>
+        <w:tc>
+          <w:tcPr/>
+          <w:p>
+            <w:pPr>
+              <w:pStyle w:val="Compact"/>
+            </w:pPr>
+            <w:r>
+              <w:rPr>
+                <w:lang w:val="ru"/>
+              </w:rPr>
+              <w:t xml:space="preserve">«Докажи то же самое другим способом»</w:t>
             </w:r>
           </w:p>
         </w:tc>
@@ -2764,28 +3727,129 @@
               <w:rPr>
                 <w:lang w:val="ru"/>
               </w:rPr>
-              <w:t xml:space="preserve">Встречные вопросы</w:t>
-            </w:r>
-          </w:p>
-        </w:tc>
-        <w:tc>
-          <w:tcPr/>
-          <w:p>
-            <w:pPr>
-              <w:pStyle w:val="Compact"/>
-            </w:pPr>
-            <w:r>
-              <w:rPr>
-                <w:lang w:val="ru"/>
-              </w:rPr>
-              <w:t xml:space="preserve">«Прежде чем отвечать, задай мне уточняющие вопросы»</w:t>
+              <w:t xml:space="preserve">Перенос в другую область (кросс-доменная проверка)</w:t>
+            </w:r>
+          </w:p>
+        </w:tc>
+        <w:tc>
+          <w:tcPr/>
+          <w:p>
+            <w:pPr>
+              <w:pStyle w:val="Compact"/>
+            </w:pPr>
+            <w:r>
+              <w:rPr>
+                <w:lang w:val="ru"/>
+              </w:rPr>
+              <w:t xml:space="preserve">«Проверь вывод на примере из экономики и физики»</w:t>
+            </w:r>
+          </w:p>
+        </w:tc>
+      </w:tr>
+      <w:tr>
+        <w:tc>
+          <w:tcPr/>
+          <w:p>
+            <w:pPr>
+              <w:pStyle w:val="Compact"/>
+            </w:pPr>
+            <w:r>
+              <w:rPr>
+                <w:lang w:val="ru"/>
+              </w:rPr>
+              <w:t xml:space="preserve">Явный формат</w:t>
+            </w:r>
+          </w:p>
+        </w:tc>
+        <w:tc>
+          <w:tcPr/>
+          <w:p>
+            <w:pPr>
+              <w:pStyle w:val="Compact"/>
+            </w:pPr>
+            <w:r>
+              <w:rPr>
+                <w:lang w:val="ru"/>
+              </w:rPr>
+              <w:t xml:space="preserve">«Приведи логику доказательства», «Сравни с альтернативной гипотезой», «Приведи аналогичный пример»</w:t>
+            </w:r>
+          </w:p>
+        </w:tc>
+      </w:tr>
+      <w:tr>
+        <w:tc>
+          <w:tcPr/>
+          <w:p>
+            <w:pPr>
+              <w:pStyle w:val="Compact"/>
+            </w:pPr>
+            <w:r>
+              <w:rPr>
+                <w:lang w:val="ru"/>
+              </w:rPr>
+              <w:t xml:space="preserve">Длинный ответ по частям</w:t>
+            </w:r>
+          </w:p>
+        </w:tc>
+        <w:tc>
+          <w:tcPr/>
+          <w:p>
+            <w:pPr>
+              <w:pStyle w:val="Compact"/>
+            </w:pPr>
+            <w:r>
+              <w:rPr>
+                <w:lang w:val="ru"/>
+              </w:rPr>
+              <w:t xml:space="preserve">«Не сокращай: раздели ответ на 2–3 части и спрашивай „Продолжить?“»</w:t>
+            </w:r>
+          </w:p>
+        </w:tc>
+      </w:tr>
+      <w:tr>
+        <w:tc>
+          <w:tcPr/>
+          <w:p>
+            <w:pPr>
+              <w:pStyle w:val="Compact"/>
+            </w:pPr>
+            <w:r>
+              <w:rPr>
+                <w:lang w:val="ru"/>
+              </w:rPr>
+              <w:t xml:space="preserve">Встречные вопросы (итеративный диалог)</w:t>
+            </w:r>
+          </w:p>
+        </w:tc>
+        <w:tc>
+          <w:tcPr/>
+          <w:p>
+            <w:pPr>
+              <w:pStyle w:val="Compact"/>
+            </w:pPr>
+            <w:r>
+              <w:rPr>
+                <w:lang w:val="ru"/>
+              </w:rPr>
+              <w:t xml:space="preserve">«Прежде чем отвечать, задай мне уточняющие вопросы», «Дай обратную связь, если ответ неполон», «Больше примеров и аналогий»</w:t>
             </w:r>
           </w:p>
         </w:tc>
       </w:tr>
     </w:tbl>
-    <w:bookmarkEnd w:id="18"/>
-    <w:bookmarkStart w:id="20" w:name="фреймворки-анализ-по-осям"/>
+    <w:p>
+      <w:pPr>
+        <w:pStyle w:val="BodyText"/>
+      </w:pPr>
+      <w:r>
+        <w:rPr>
+          <w:lang w:val="ru"/>
+        </w:rPr>
+        <w:t xml:space="preserve">Готовую программу курса так же проверяет промпт «Поиск противоречий в структуре курса».</w:t>
+      </w:r>
+    </w:p>
+    <w:bookmarkEnd w:id="19"/>
+    <w:bookmarkStart w:id="21" w:name="фреймворки-анализ-по-осям"/>
     <w:p>
       <w:pPr>
         <w:pStyle w:val="Heading3"/>
@@ -2831,7 +3895,43 @@
         <w:rPr>
           <w:lang w:val="ru"/>
         </w:rPr>
-        <w:t xml:space="preserve">осям и ничего не пропустить.</w:t>
+        <w:t xml:space="preserve">осям и ничего не пропустить. Фреймворки бывают двух видов: для нейрокопирайтинга — SLAP,</w:t>
+      </w:r>
+      <w:r>
+        <w:rPr>
+          <w:lang w:val="ru"/>
+        </w:rPr>
+        <w:t xml:space="preserve"> </w:t>
+      </w:r>
+      <w:r>
+        <w:rPr>
+          <w:lang w:val="ru"/>
+        </w:rPr>
+        <w:t xml:space="preserve">ODA — и для исследований, маркетинговых и научных, — FOREST, PESTLE, 7-S. Пример темы</w:t>
+      </w:r>
+      <w:r>
+        <w:rPr>
+          <w:lang w:val="ru"/>
+        </w:rPr>
+        <w:t xml:space="preserve"> </w:t>
+      </w:r>
+      <w:r>
+        <w:rPr>
+          <w:lang w:val="ru"/>
+        </w:rPr>
+        <w:t xml:space="preserve">для FOREST: «Искусственный интеллект в образовании: как построить обучение так, чтобы</w:t>
+      </w:r>
+      <w:r>
+        <w:rPr>
+          <w:lang w:val="ru"/>
+        </w:rPr>
+        <w:t xml:space="preserve"> </w:t>
+      </w:r>
+      <w:r>
+        <w:rPr>
+          <w:lang w:val="ru"/>
+        </w:rPr>
+        <w:t xml:space="preserve">не нужно было проверять, „ИИ ли сделал ответ“, а студенты действительно понимали тему».</w:t>
       </w:r>
     </w:p>
     <w:tbl>
@@ -3166,7 +4266,19 @@
         <w:rPr>
           <w:lang w:val="ru"/>
         </w:rPr>
-        <w:t xml:space="preserve">Для «шести шляп» есть готовый навык</w:t>
+        <w:t xml:space="preserve">Готовые промпты — «Обзор темы по FOREST», «Объявление о наборе на курс (SLAP)» и «Заголовки</w:t>
+      </w:r>
+      <w:r>
+        <w:rPr>
+          <w:lang w:val="ru"/>
+        </w:rPr>
+        <w:t xml:space="preserve"> </w:t>
+      </w:r>
+      <w:r>
+        <w:rPr>
+          <w:lang w:val="ru"/>
+        </w:rPr>
+        <w:t xml:space="preserve">статьи: 10 формул, в том числе ODA». Для «шести шляп» есть готовый навык</w:t>
       </w:r>
       <w:r>
         <w:rPr>
@@ -3231,7 +4343,7 @@
         </w:rPr>
         <w:t xml:space="preserve"> </w:t>
       </w:r>
-      <w:hyperlink r:id="rId19">
+      <w:hyperlink r:id="rId20">
         <w:r>
           <w:rPr>
             <w:rStyle w:val="Hyperlink"/>
@@ -3380,8 +4492,8 @@
         <w:t xml:space="preserve">последствий).</w:t>
       </w:r>
     </w:p>
-    <w:bookmarkEnd w:id="20"/>
-    <w:bookmarkStart w:id="22" w:name="голос-видео-изображения-latex"/>
+    <w:bookmarkEnd w:id="21"/>
+    <w:bookmarkStart w:id="23" w:name="голос-видео-изображения-latex"/>
     <w:p>
       <w:pPr>
         <w:pStyle w:val="Heading3"/>
@@ -3419,19 +4531,19 @@
         <w:rPr>
           <w:lang w:val="ru"/>
         </w:rPr>
-        <w:t xml:space="preserve">Сфотографируйте рукописную работу, загрузите в модель,</w:t>
-      </w:r>
-      <w:r>
-        <w:rPr>
-          <w:lang w:val="ru"/>
-        </w:rPr>
-        <w:t xml:space="preserve"> </w:t>
-      </w:r>
-      <w:r>
-        <w:rPr>
-          <w:lang w:val="ru"/>
-        </w:rPr>
-        <w:t xml:space="preserve">получите редактируемый текст — и сразу проверку по критериям.</w:t>
+        <w:t xml:space="preserve">Сфотографируйте рукописную работу — без фамилии студента, —</w:t>
+      </w:r>
+      <w:r>
+        <w:rPr>
+          <w:lang w:val="ru"/>
+        </w:rPr>
+        <w:t xml:space="preserve"> </w:t>
+      </w:r>
+      <w:r>
+        <w:rPr>
+          <w:lang w:val="ru"/>
+        </w:rPr>
+        <w:t xml:space="preserve">загрузите в модель, получите редактируемый текст — и сразу проверку по критериям.</w:t>
       </w:r>
     </w:p>
     <w:p>
@@ -3472,19 +4584,31 @@
         <w:rPr>
           <w:lang w:val="ru"/>
         </w:rPr>
-        <w:t xml:space="preserve">из загруженного файла. В 2025 году так делали, например, GigaChat — с RuTube</w:t>
-      </w:r>
-      <w:r>
-        <w:rPr>
-          <w:lang w:val="ru"/>
-        </w:rPr>
-        <w:t xml:space="preserve"> </w:t>
-      </w:r>
-      <w:r>
-        <w:rPr>
-          <w:lang w:val="ru"/>
-        </w:rPr>
-        <w:t xml:space="preserve">и Perplexity — с YouTube; перед занятием проверьте, работает ли это сейчас.</w:t>
+        <w:t xml:space="preserve">из загруженного файла, а из аудиозаписи делают расшифровку. Автор курса показывает это</w:t>
+      </w:r>
+      <w:r>
+        <w:rPr>
+          <w:lang w:val="ru"/>
+        </w:rPr>
+        <w:t xml:space="preserve"> </w:t>
+      </w:r>
+      <w:r>
+        <w:rPr>
+          <w:lang w:val="ru"/>
+        </w:rPr>
+        <w:t xml:space="preserve">на GigaChat — ролик с RuTube — и на Perplexity — ролик с YouTube; перед занятием проверьте</w:t>
+      </w:r>
+      <w:r>
+        <w:rPr>
+          <w:lang w:val="ru"/>
+        </w:rPr>
+        <w:t xml:space="preserve"> </w:t>
+      </w:r>
+      <w:r>
+        <w:rPr>
+          <w:lang w:val="ru"/>
+        </w:rPr>
+        <w:t xml:space="preserve">на своём ролике, работает ли это сейчас.</w:t>
       </w:r>
     </w:p>
     <w:p>
@@ -3525,7 +4649,19 @@
         <w:rPr>
           <w:lang w:val="ru"/>
         </w:rPr>
-        <w:t xml:space="preserve">в сервисе, который это умеет.</w:t>
+        <w:t xml:space="preserve">в сервисе, который это умеет: например, GigaChat выгружает её в pptx и pdf (лекция 1,</w:t>
+      </w:r>
+      <w:r>
+        <w:rPr>
+          <w:lang w:val="ru"/>
+        </w:rPr>
+        <w:t xml:space="preserve"> </w:t>
+      </w:r>
+      <w:r>
+        <w:rPr>
+          <w:lang w:val="ru"/>
+        </w:rPr>
+        <w:t xml:space="preserve">раздел 7).</w:t>
       </w:r>
     </w:p>
     <w:p>
@@ -3599,7 +4735,7 @@
         </w:rPr>
         <w:t xml:space="preserve"> </w:t>
       </w:r>
-      <w:hyperlink r:id="rId21">
+      <w:hyperlink r:id="rId22">
         <w:r>
           <w:rPr>
             <w:rStyle w:val="Hyperlink"/>
@@ -3630,12 +4766,60 @@
         <w:rPr>
           <w:lang w:val="ru"/>
         </w:rPr>
-        <w:t xml:space="preserve">планы семинаров, статьи и презентации с формулами.</w:t>
-      </w:r>
-    </w:p>
-    <w:bookmarkEnd w:id="22"/>
+        <w:t xml:space="preserve">планы семинаров, статьи и презентации с формулами. Если LaTeX установлен на компьютере,</w:t>
+      </w:r>
+      <w:r>
+        <w:rPr>
+          <w:lang w:val="ru"/>
+        </w:rPr>
+        <w:t xml:space="preserve"> </w:t>
+      </w:r>
+      <w:r>
+        <w:rPr>
+          <w:lang w:val="ru"/>
+        </w:rPr>
+        <w:t xml:space="preserve">собирайте у себя; если нет — онлайн в Overleaf. Автор курса так получил из двух промптов</w:t>
+      </w:r>
+      <w:r>
+        <w:rPr>
+          <w:lang w:val="ru"/>
+        </w:rPr>
+        <w:t xml:space="preserve"> </w:t>
+      </w:r>
+      <w:r>
+        <w:rPr>
+          <w:lang w:val="ru"/>
+        </w:rPr>
+        <w:t xml:space="preserve">в DeepSeek презентацию на 13 слайдов: план семинара по производной и дифференциалу, затем</w:t>
+      </w:r>
+      <w:r>
+        <w:rPr>
+          <w:lang w:val="ru"/>
+        </w:rPr>
+        <w:t xml:space="preserve"> </w:t>
+      </w:r>
+      <w:r>
+        <w:rPr>
+          <w:lang w:val="ru"/>
+        </w:rPr>
+        <w:t xml:space="preserve">«оформи теперь презентацию для этого урока на LaTeX» — промпт «План семинара и презентация</w:t>
+      </w:r>
+      <w:r>
+        <w:rPr>
+          <w:lang w:val="ru"/>
+        </w:rPr>
+        <w:t xml:space="preserve"> </w:t>
+      </w:r>
+      <w:r>
+        <w:rPr>
+          <w:lang w:val="ru"/>
+        </w:rPr>
+        <w:t xml:space="preserve">в LaTeX».</w:t>
+      </w:r>
+    </w:p>
     <w:bookmarkEnd w:id="23"/>
-    <w:bookmarkStart w:id="31" w:name="adaptaciya"/>
+    <w:bookmarkEnd w:id="24"/>
+    <w:bookmarkStart w:id="30" w:name="adaptaciya"/>
     <w:p>
       <w:pPr>
         <w:pStyle w:val="Heading2"/>
@@ -3644,10 +4828,10 @@
         <w:rPr>
           <w:lang w:val="ru"/>
         </w:rPr>
-        <w:t xml:space="preserve">Часть 2. Адаптация материалов и карта смыслов</w:t>
-      </w:r>
-    </w:p>
-    <w:bookmarkStart w:id="24" w:name="зачем-адаптировать"/>
+        <w:t xml:space="preserve">Часть 2. Адаптация материалов</w:t>
+      </w:r>
+    </w:p>
+    <w:bookmarkStart w:id="25" w:name="зачем-адаптировать"/>
     <w:p>
       <w:pPr>
         <w:pStyle w:val="Heading3"/>
@@ -3691,11 +4875,23 @@
         <w:rPr>
           <w:lang w:val="ru"/>
         </w:rPr>
-        <w:t xml:space="preserve">одного материала.</w:t>
-      </w:r>
-    </w:p>
-    <w:bookmarkEnd w:id="24"/>
-    <w:bookmarkStart w:id="25" w:name="три-направления-адаптации"/>
+        <w:t xml:space="preserve">одного материала. Цель адаптации — персонализация обучения при сохранении академических</w:t>
+      </w:r>
+      <w:r>
+        <w:rPr>
+          <w:lang w:val="ru"/>
+        </w:rPr>
+        <w:t xml:space="preserve"> </w:t>
+      </w:r>
+      <w:r>
+        <w:rPr>
+          <w:lang w:val="ru"/>
+        </w:rPr>
+        <w:t xml:space="preserve">стандартов.</w:t>
+      </w:r>
+    </w:p>
+    <w:bookmarkEnd w:id="25"/>
+    <w:bookmarkStart w:id="26" w:name="три-направления-адаптации"/>
     <w:p>
       <w:pPr>
         <w:pStyle w:val="Heading3"/>
@@ -4113,8 +5309,31 @@
         </w:tc>
       </w:tr>
     </w:tbl>
-    <w:bookmarkEnd w:id="25"/>
-    <w:bookmarkStart w:id="26" w:name="типичные-ошибки"/>
+    <w:p>
+      <w:pPr>
+        <w:pStyle w:val="BodyText"/>
+      </w:pPr>
+      <w:r>
+        <w:rPr>
+          <w:lang w:val="ru"/>
+        </w:rPr>
+        <w:t xml:space="preserve">Ещё пример — курс Python для магистрантов ФИТ НГУ, которые знают Java: те же понятия</w:t>
+      </w:r>
+      <w:r>
+        <w:rPr>
+          <w:lang w:val="ru"/>
+        </w:rPr>
+        <w:t xml:space="preserve"> </w:t>
+      </w:r>
+      <w:r>
+        <w:rPr>
+          <w:lang w:val="ru"/>
+        </w:rPr>
+        <w:t xml:space="preserve">объектно-ориентированного программирования объясняются через аналогии с Java.</w:t>
+      </w:r>
+    </w:p>
+    <w:bookmarkEnd w:id="26"/>
+    <w:bookmarkStart w:id="27" w:name="типичные-ошибки"/>
     <w:p>
       <w:pPr>
         <w:pStyle w:val="Heading3"/>
@@ -4362,8 +5581,8 @@
         </w:tc>
       </w:tr>
     </w:tbl>
-    <w:bookmarkEnd w:id="26"/>
-    <w:bookmarkStart w:id="28" w:name="gallyucinaciya-uprazhnenie"/>
+    <w:bookmarkEnd w:id="27"/>
+    <w:bookmarkStart w:id="29" w:name="gallyucinaciya-uprazhnenie"/>
     <w:p>
       <w:pPr>
         <w:pStyle w:val="Heading3"/>
@@ -4708,7 +5927,7 @@
         </w:rPr>
         <w:t xml:space="preserve"> </w:t>
       </w:r>
-      <w:hyperlink r:id="rId27">
+      <w:hyperlink r:id="rId28">
         <w:r>
           <w:rPr>
             <w:rStyle w:val="Hyperlink"/>
@@ -4847,456 +6066,9 @@
         <w:t xml:space="preserve">хотя бы аннотацию: говорит ли работа то, что ей приписали.</w:t>
       </w:r>
     </w:p>
-    <w:bookmarkEnd w:id="28"/>
-    <w:bookmarkStart w:id="30" w:name="karta-smyslov"/>
-    <w:p>
-      <w:pPr>
-        <w:pStyle w:val="Heading3"/>
-      </w:pPr>
-      <w:r>
-        <w:rPr>
-          <w:lang w:val="ru"/>
-        </w:rPr>
-        <w:t xml:space="preserve">Карта смыслов</w:t>
-      </w:r>
-    </w:p>
-    <w:p>
-      <w:pPr>
-        <w:pStyle w:val="FirstParagraph"/>
-      </w:pPr>
-      <w:r>
-        <w:rPr>
-          <w:b/>
-          <w:bCs/>
-          <w:lang w:val="ru"/>
-        </w:rPr>
-        <w:t xml:space="preserve">Карта смыслов</w:t>
-      </w:r>
-      <w:r>
-        <w:rPr>
-          <w:lang w:val="ru"/>
-        </w:rPr>
-        <w:t xml:space="preserve"> </w:t>
-      </w:r>
-      <w:r>
-        <w:rPr>
-          <w:lang w:val="ru"/>
-        </w:rPr>
-        <w:t xml:space="preserve">— невидимая арматура текста или курса: почему он существует, для кого,</w:t>
-      </w:r>
-      <w:r>
-        <w:rPr>
-          <w:lang w:val="ru"/>
-        </w:rPr>
-        <w:t xml:space="preserve"> </w:t>
-      </w:r>
-      <w:r>
-        <w:rPr>
-          <w:lang w:val="ru"/>
-        </w:rPr>
-        <w:t xml:space="preserve">что меняет. Шесть уровней:</w:t>
-      </w:r>
-    </w:p>
-    <w:tbl>
-      <w:tblPr>
-        <w:tblStyle w:val="Table"/>
-        <w:tblW w:type="pct" w:w="5000"/>
-        <w:tblLayout w:type="fixed"/>
-        <w:tblLook w:firstRow="1" w:lastRow="0" w:firstColumn="0" w:lastColumn="0" w:noHBand="0" w:noVBand="0" w:val="0020"/>
-      </w:tblPr>
-      <w:tblGrid>
-        <w:gridCol w:w="3960"/>
-        <w:gridCol w:w="3960"/>
-      </w:tblGrid>
-      <w:tr>
-        <w:trPr>
-          <w:tblHeader w:val="on"/>
-        </w:trPr>
-        <w:tc>
-          <w:tcPr/>
-          <w:p>
-            <w:pPr>
-              <w:pStyle w:val="Compact"/>
-            </w:pPr>
-            <w:r>
-              <w:rPr>
-                <w:lang w:val="ru"/>
-              </w:rPr>
-              <w:t xml:space="preserve">Уровень</w:t>
-            </w:r>
-          </w:p>
-        </w:tc>
-        <w:tc>
-          <w:tcPr/>
-          <w:p>
-            <w:pPr>
-              <w:pStyle w:val="Compact"/>
-            </w:pPr>
-            <w:r>
-              <w:rPr>
-                <w:lang w:val="ru"/>
-              </w:rPr>
-              <w:t xml:space="preserve">Вопрос</w:t>
-            </w:r>
-          </w:p>
-        </w:tc>
-      </w:tr>
-      <w:tr>
-        <w:tc>
-          <w:tcPr/>
-          <w:p>
-            <w:pPr>
-              <w:pStyle w:val="Compact"/>
-            </w:pPr>
-            <w:r>
-              <w:rPr>
-                <w:lang w:val="ru"/>
-              </w:rPr>
-              <w:t xml:space="preserve">Рациональный</w:t>
-            </w:r>
-          </w:p>
-        </w:tc>
-        <w:tc>
-          <w:tcPr/>
-          <w:p>
-            <w:pPr>
-              <w:pStyle w:val="Compact"/>
-            </w:pPr>
-            <w:r>
-              <w:rPr>
-                <w:lang w:val="ru"/>
-              </w:rPr>
-              <w:t xml:space="preserve">что даёт материал: задачи, методы, что студент должен уметь</w:t>
-            </w:r>
-          </w:p>
-        </w:tc>
-      </w:tr>
-      <w:tr>
-        <w:tc>
-          <w:tcPr/>
-          <w:p>
-            <w:pPr>
-              <w:pStyle w:val="Compact"/>
-            </w:pPr>
-            <w:r>
-              <w:rPr>
-                <w:lang w:val="ru"/>
-              </w:rPr>
-              <w:t xml:space="preserve">Эмоциональный</w:t>
-            </w:r>
-          </w:p>
-        </w:tc>
-        <w:tc>
-          <w:tcPr/>
-          <w:p>
-            <w:pPr>
-              <w:pStyle w:val="Compact"/>
-            </w:pPr>
-            <w:r>
-              <w:rPr>
-                <w:lang w:val="ru"/>
-              </w:rPr>
-              <w:t xml:space="preserve">какие чувства вызывает тема: интерес, страх ошибки, облегчение</w:t>
-            </w:r>
-          </w:p>
-        </w:tc>
-      </w:tr>
-      <w:tr>
-        <w:tc>
-          <w:tcPr/>
-          <w:p>
-            <w:pPr>
-              <w:pStyle w:val="Compact"/>
-            </w:pPr>
-            <w:r>
-              <w:rPr>
-                <w:lang w:val="ru"/>
-              </w:rPr>
-              <w:t xml:space="preserve">Авторский</w:t>
-            </w:r>
-          </w:p>
-        </w:tc>
-        <w:tc>
-          <w:tcPr/>
-          <w:p>
-            <w:pPr>
-              <w:pStyle w:val="Compact"/>
-            </w:pPr>
-            <w:r>
-              <w:rPr>
-                <w:lang w:val="ru"/>
-              </w:rPr>
-              <w:t xml:space="preserve">зачем это вам: ваша миссия, опыт, чему вы учите «между строк»</w:t>
-            </w:r>
-          </w:p>
-        </w:tc>
-      </w:tr>
-      <w:tr>
-        <w:tc>
-          <w:tcPr/>
-          <w:p>
-            <w:pPr>
-              <w:pStyle w:val="Compact"/>
-            </w:pPr>
-            <w:r>
-              <w:rPr>
-                <w:lang w:val="ru"/>
-              </w:rPr>
-              <w:t xml:space="preserve">Студенческий (клиентский)</w:t>
-            </w:r>
-          </w:p>
-        </w:tc>
-        <w:tc>
-          <w:tcPr/>
-          <w:p>
-            <w:pPr>
-              <w:pStyle w:val="Compact"/>
-            </w:pPr>
-            <w:r>
-              <w:rPr>
-                <w:lang w:val="ru"/>
-              </w:rPr>
-              <w:t xml:space="preserve">кто ваш студент, где он спотыкается, что ему откликается</w:t>
-            </w:r>
-          </w:p>
-        </w:tc>
-      </w:tr>
-      <w:tr>
-        <w:tc>
-          <w:tcPr/>
-          <w:p>
-            <w:pPr>
-              <w:pStyle w:val="Compact"/>
-            </w:pPr>
-            <w:r>
-              <w:rPr>
-                <w:lang w:val="ru"/>
-              </w:rPr>
-              <w:t xml:space="preserve">Контекстный</w:t>
-            </w:r>
-          </w:p>
-        </w:tc>
-        <w:tc>
-          <w:tcPr/>
-          <w:p>
-            <w:pPr>
-              <w:pStyle w:val="Compact"/>
-            </w:pPr>
-            <w:r>
-              <w:rPr>
-                <w:lang w:val="ru"/>
-              </w:rPr>
-              <w:t xml:space="preserve">почему тема важна именно сейчас</w:t>
-            </w:r>
-          </w:p>
-        </w:tc>
-      </w:tr>
-      <w:tr>
-        <w:tc>
-          <w:tcPr/>
-          <w:p>
-            <w:pPr>
-              <w:pStyle w:val="Compact"/>
-            </w:pPr>
-            <w:r>
-              <w:rPr>
-                <w:lang w:val="ru"/>
-              </w:rPr>
-              <w:t xml:space="preserve">Ценностный</w:t>
-            </w:r>
-          </w:p>
-        </w:tc>
-        <w:tc>
-          <w:tcPr/>
-          <w:p>
-            <w:pPr>
-              <w:pStyle w:val="Compact"/>
-            </w:pPr>
-            <w:r>
-              <w:rPr>
-                <w:lang w:val="ru"/>
-              </w:rPr>
-              <w:t xml:space="preserve">какие ценности и компетенции формирует тема</w:t>
-            </w:r>
-          </w:p>
-        </w:tc>
-      </w:tr>
-    </w:tbl>
-    <w:p>
-      <w:pPr>
-        <w:pStyle w:val="BodyText"/>
-      </w:pPr>
-      <w:r>
-        <w:rPr>
-          <w:lang w:val="ru"/>
-        </w:rPr>
-        <w:t xml:space="preserve">Как пользоваться:</w:t>
-      </w:r>
-    </w:p>
-    <w:p>
-      <w:pPr>
-        <w:pStyle w:val="Compact"/>
-        <w:numPr>
-          <w:ilvl w:val="0"/>
-          <w:numId w:val="1007"/>
-        </w:numPr>
-      </w:pPr>
-      <w:r>
-        <w:rPr>
-          <w:b/>
-          <w:bCs/>
-          <w:lang w:val="ru"/>
-        </w:rPr>
-        <w:t xml:space="preserve">Извлечь.</w:t>
-      </w:r>
-      <w:r>
-        <w:rPr>
-          <w:lang w:val="ru"/>
-        </w:rPr>
-        <w:t xml:space="preserve"> </w:t>
-      </w:r>
-      <w:r>
-        <w:rPr>
-          <w:lang w:val="ru"/>
-        </w:rPr>
-        <w:t xml:space="preserve">Дайте модели свой текст — программу, лекцию, статью — с промптом</w:t>
-      </w:r>
-      <w:r>
-        <w:rPr>
-          <w:lang w:val="ru"/>
-        </w:rPr>
-        <w:t xml:space="preserve"> </w:t>
-      </w:r>
-      <w:r>
-        <w:rPr>
-          <w:lang w:val="ru"/>
-        </w:rPr>
-        <w:t xml:space="preserve">«ИИ-смысловик» или «ИИ-лингвист» (раздел «Промпты лекции»).</w:t>
-      </w:r>
-    </w:p>
-    <w:p>
-      <w:pPr>
-        <w:pStyle w:val="Compact"/>
-        <w:numPr>
-          <w:ilvl w:val="0"/>
-          <w:numId w:val="1007"/>
-        </w:numPr>
-      </w:pPr>
-      <w:r>
-        <w:rPr>
-          <w:b/>
-          <w:bCs/>
-          <w:lang w:val="ru"/>
-        </w:rPr>
-        <w:t xml:space="preserve">Поправить.</w:t>
-      </w:r>
-      <w:r>
-        <w:rPr>
-          <w:lang w:val="ru"/>
-        </w:rPr>
-        <w:t xml:space="preserve"> </w:t>
-      </w:r>
-      <w:r>
-        <w:rPr>
-          <w:lang w:val="ru"/>
-        </w:rPr>
-        <w:t xml:space="preserve">Уберите чужие смыслы, добавьте свои, особенно авторские</w:t>
-      </w:r>
-      <w:r>
-        <w:rPr>
-          <w:lang w:val="ru"/>
-        </w:rPr>
-        <w:t xml:space="preserve"> </w:t>
-      </w:r>
-      <w:r>
-        <w:rPr>
-          <w:lang w:val="ru"/>
-        </w:rPr>
-        <w:t xml:space="preserve">и студенческие. Студенческие удобно собирать промптом «портрет аудитории».</w:t>
-      </w:r>
-    </w:p>
-    <w:p>
-      <w:pPr>
-        <w:pStyle w:val="Compact"/>
-        <w:numPr>
-          <w:ilvl w:val="0"/>
-          <w:numId w:val="1007"/>
-        </w:numPr>
-      </w:pPr>
-      <w:r>
-        <w:rPr>
-          <w:b/>
-          <w:bCs/>
-          <w:lang w:val="ru"/>
-        </w:rPr>
-        <w:t xml:space="preserve">Писать по карте.</w:t>
-      </w:r>
-      <w:r>
-        <w:rPr>
-          <w:lang w:val="ru"/>
-        </w:rPr>
-        <w:t xml:space="preserve"> </w:t>
-      </w:r>
-      <w:r>
-        <w:rPr>
-          <w:lang w:val="ru"/>
-        </w:rPr>
-        <w:t xml:space="preserve">Анонс курса, вступление к лекции, пост в канал кафедры — с опорой</w:t>
-      </w:r>
-      <w:r>
-        <w:rPr>
-          <w:lang w:val="ru"/>
-        </w:rPr>
-        <w:t xml:space="preserve"> </w:t>
-      </w:r>
-      <w:r>
-        <w:rPr>
-          <w:lang w:val="ru"/>
-        </w:rPr>
-        <w:t xml:space="preserve">на два-три смысла разных уровней (промпт «Текст по карте смыслов»).</w:t>
-      </w:r>
-    </w:p>
-    <w:p>
-      <w:pPr>
-        <w:pStyle w:val="FirstParagraph"/>
-      </w:pPr>
-      <w:r>
-        <w:rPr>
-          <w:lang w:val="ru"/>
-        </w:rPr>
-        <w:t xml:space="preserve">Карта нарисованная — удобнее:</w:t>
-      </w:r>
-      <w:r>
-        <w:rPr>
-          <w:lang w:val="ru"/>
-        </w:rPr>
-        <w:t xml:space="preserve"> </w:t>
-      </w:r>
-      <w:hyperlink r:id="rId29">
-        <w:r>
-          <w:rPr>
-            <w:rStyle w:val="Hyperlink"/>
-            <w:lang w:val="ru"/>
-          </w:rPr>
-          <w:t xml:space="preserve">Xmind</w:t>
-        </w:r>
-      </w:hyperlink>
-      <w:r>
-        <w:rPr>
-          <w:lang w:val="ru"/>
-        </w:rPr>
-        <w:t xml:space="preserve"> </w:t>
-      </w:r>
-      <w:r>
-        <w:rPr>
-          <w:lang w:val="ru"/>
-        </w:rPr>
-        <w:t xml:space="preserve">и похожие сервисы строят её из списка.</w:t>
-      </w:r>
-    </w:p>
+    <w:bookmarkEnd w:id="29"/>
     <w:bookmarkEnd w:id="30"/>
-    <w:bookmarkEnd w:id="31"/>
-    <w:bookmarkStart w:id="32" w:name="promty"/>
+    <w:bookmarkStart w:id="31" w:name="promty"/>
     <w:p>
       <w:pPr>
         <w:pStyle w:val="Heading2"/>
@@ -5712,6 +6484,297 @@
           <w:bCs/>
           <w:lang w:val="ru"/>
         </w:rPr>
+        <w:t xml:space="preserve">Промпт: Учебный план нового курса.</w:t>
+      </w:r>
+      <w:r>
+        <w:rPr>
+          <w:lang w:val="ru"/>
+        </w:rPr>
+        <w:t xml:space="preserve"> </w:t>
+      </w:r>
+      <w:r>
+        <w:rPr>
+          <w:lang w:val="ru"/>
+        </w:rPr>
+        <w:t xml:space="preserve">Когда: готовите новый курс и нужен план по неделям.</w:t>
+      </w:r>
+    </w:p>
+    <w:p>
+      <w:pPr>
+        <w:pStyle w:val="SourceCode"/>
+      </w:pPr>
+      <w:r>
+        <w:rPr>
+          <w:rStyle w:val="VerbatimChar"/>
+          <w:lang w:val="ru"/>
+        </w:rPr>
+        <w:t xml:space="preserve">Ты — преподаватель вуза, специализирующийся на [ДИСЦИПЛИНА, например: «управление проектами»].</w:t>
+      </w:r>
+      <w:r>
+        <w:br/>
+      </w:r>
+      <w:r>
+        <w:rPr>
+          <w:rStyle w:val="VerbatimChar"/>
+          <w:lang w:val="ru"/>
+        </w:rPr>
+        <w:t xml:space="preserve">Подготовь подробный план нового учебного курса для студентов [ФАКУЛЬТЕТ, НАПРАВЛЕНИЕ, УРОВЕНЬ, например: «бакалавриат, направление экономика»].</w:t>
+      </w:r>
+      <w:r>
+        <w:br/>
+      </w:r>
+      <w:r>
+        <w:rPr>
+          <w:rStyle w:val="VerbatimChar"/>
+          <w:lang w:val="ru"/>
+        </w:rPr>
+        <w:t xml:space="preserve">План должен включать цели курса, ожидаемые образовательные результаты, структуру занятий (лекции, семинары, практические работы), оценочные мероприятия.</w:t>
+      </w:r>
+      <w:r>
+        <w:br/>
+      </w:r>
+      <w:r>
+        <w:rPr>
+          <w:rStyle w:val="VerbatimChar"/>
+          <w:lang w:val="ru"/>
+        </w:rPr>
+        <w:t xml:space="preserve">Для каждой темы курса укажи краткое описание, ключевые вопросы и рекомендуемую литературу — только существующие издания с ISBN, DOI или URL; не уверен — так и напиши.</w:t>
+      </w:r>
+      <w:r>
+        <w:br/>
+      </w:r>
+      <w:r>
+        <w:rPr>
+          <w:rStyle w:val="VerbatimChar"/>
+          <w:lang w:val="ru"/>
+        </w:rPr>
+        <w:t xml:space="preserve">Используй разнообразные формы учебной активности: групповые обсуждения, индивидуальные задания, проекты, кейсы, презентации.</w:t>
+      </w:r>
+      <w:r>
+        <w:br/>
+      </w:r>
+      <w:r>
+        <w:rPr>
+          <w:rStyle w:val="VerbatimChar"/>
+          <w:lang w:val="ru"/>
+        </w:rPr>
+        <w:t xml:space="preserve">Приведи основные акценты курса, например: развитие критического мышления, практическое применение теории, междисциплинарные связи.</w:t>
+      </w:r>
+      <w:r>
+        <w:br/>
+      </w:r>
+      <w:r>
+        <w:rPr>
+          <w:rStyle w:val="VerbatimChar"/>
+          <w:lang w:val="ru"/>
+        </w:rPr>
+        <w:t xml:space="preserve">Пиши в стиле [ТОН, например: «увлечённого наставника»]. Избегай банальных и формальных формулировок, делай акцент на актуальности и пользе курса.</w:t>
+      </w:r>
+      <w:r>
+        <w:br/>
+      </w:r>
+      <w:r>
+        <w:rPr>
+          <w:rStyle w:val="VerbatimChar"/>
+          <w:lang w:val="ru"/>
+        </w:rPr>
+        <w:t xml:space="preserve">Итоговый план — таблицей: неделя — тема — формат занятия — ключевые задачи — краткое описание.</w:t>
+      </w:r>
+    </w:p>
+    <w:p>
+      <w:pPr>
+        <w:pStyle w:val="FirstParagraph"/>
+      </w:pPr>
+      <w:r>
+        <w:rPr>
+          <w:b/>
+          <w:bCs/>
+          <w:lang w:val="ru"/>
+        </w:rPr>
+        <w:t xml:space="preserve">Промпт: Пост для Telegram-канала группы.</w:t>
+      </w:r>
+      <w:r>
+        <w:rPr>
+          <w:lang w:val="ru"/>
+        </w:rPr>
+        <w:t xml:space="preserve"> </w:t>
+      </w:r>
+      <w:r>
+        <w:rPr>
+          <w:lang w:val="ru"/>
+        </w:rPr>
+        <w:t xml:space="preserve">Когда: анонс спецкурса или события для студентов.</w:t>
+      </w:r>
+    </w:p>
+    <w:p>
+      <w:pPr>
+        <w:pStyle w:val="SourceCode"/>
+      </w:pPr>
+      <w:r>
+        <w:rPr>
+          <w:rStyle w:val="VerbatimChar"/>
+          <w:lang w:val="ru"/>
+        </w:rPr>
+        <w:t xml:space="preserve">Ты — преподаватель, куратор учебной группы, специализирующийся на [НАПРАВЛЕНИЕ, например: «информационные технологии»].</w:t>
+      </w:r>
+      <w:r>
+        <w:br/>
+      </w:r>
+      <w:r>
+        <w:rPr>
+          <w:rStyle w:val="VerbatimChar"/>
+          <w:lang w:val="ru"/>
+        </w:rPr>
+        <w:t xml:space="preserve">Напиши пост для Telegram-канала группы — до 4000 знаков с пробелами — на тему [ТЕМА, например: «Запускаем новый спецкурс: почему это важно и как принять участие»].</w:t>
+      </w:r>
+      <w:r>
+        <w:br/>
+      </w:r>
+      <w:r>
+        <w:rPr>
+          <w:rStyle w:val="VerbatimChar"/>
+          <w:lang w:val="ru"/>
+        </w:rPr>
+        <w:t xml:space="preserve">Аудитория: [ОПИСАНИЕ, например: «студенты старших курсов, которые ищут новые навыки и возможности для роста»].</w:t>
+      </w:r>
+      <w:r>
+        <w:br/>
+      </w:r>
+      <w:r>
+        <w:rPr>
+          <w:rStyle w:val="VerbatimChar"/>
+          <w:lang w:val="ru"/>
+        </w:rPr>
+        <w:t xml:space="preserve">Структура: мотивационное вступление, краткое описание спецкурса, важность темы для будущей карьеры, форматы занятий и ожидаемые результаты, приглашение к участию.</w:t>
+      </w:r>
+      <w:r>
+        <w:br/>
+      </w:r>
+      <w:r>
+        <w:rPr>
+          <w:rStyle w:val="VerbatimChar"/>
+          <w:lang w:val="ru"/>
+        </w:rPr>
+        <w:t xml:space="preserve">Пиши живо и дружелюбно, конкретно, без канцеляризмов, банальных фраз и шаблонов.</w:t>
+      </w:r>
+      <w:r>
+        <w:br/>
+      </w:r>
+      <w:r>
+        <w:rPr>
+          <w:rStyle w:val="VerbatimChar"/>
+          <w:lang w:val="ru"/>
+        </w:rPr>
+        <w:t xml:space="preserve">В конце — вопрос для вовлечения (например: «Какой формат вам интереснее — проекты или мастер-классы?») или предложение сохранить пост и поделиться им с одногруппниками.</w:t>
+      </w:r>
+    </w:p>
+    <w:p>
+      <w:pPr>
+        <w:pStyle w:val="FirstParagraph"/>
+      </w:pPr>
+      <w:r>
+        <w:rPr>
+          <w:b/>
+          <w:bCs/>
+          <w:lang w:val="ru"/>
+        </w:rPr>
+        <w:t xml:space="preserve">Промпт: Коммерческое предложение партнёрскому вузу.</w:t>
+      </w:r>
+      <w:r>
+        <w:rPr>
+          <w:lang w:val="ru"/>
+        </w:rPr>
+        <w:t xml:space="preserve"> </w:t>
+      </w:r>
+      <w:r>
+        <w:rPr>
+          <w:lang w:val="ru"/>
+        </w:rPr>
+        <w:t xml:space="preserve">Когда: предлагаете вузу-партнёру совместный курс.</w:t>
+      </w:r>
+    </w:p>
+    <w:p>
+      <w:pPr>
+        <w:pStyle w:val="SourceCode"/>
+      </w:pPr>
+      <w:r>
+        <w:rPr>
+          <w:rStyle w:val="VerbatimChar"/>
+          <w:lang w:val="ru"/>
+        </w:rPr>
+        <w:t xml:space="preserve">Ты — преподаватель вуза, который развивает межвузовское сотрудничество.</w:t>
+      </w:r>
+      <w:r>
+        <w:br/>
+      </w:r>
+      <w:r>
+        <w:rPr>
+          <w:rStyle w:val="VerbatimChar"/>
+          <w:lang w:val="ru"/>
+        </w:rPr>
+        <w:t xml:space="preserve">Подготовь коммерческое предложение партнёрскому вузу о совместном проведении нового образовательного курса на его площадке.</w:t>
+      </w:r>
+      <w:r>
+        <w:br/>
+      </w:r>
+      <w:r>
+        <w:rPr>
+          <w:rStyle w:val="VerbatimChar"/>
+          <w:lang w:val="ru"/>
+        </w:rPr>
+        <w:t xml:space="preserve">Описание курса: [НАПРАВЛЕНИЕ И ПРЕИМУЩЕСТВА, например: «инновационные методы управления проектами»].</w:t>
+      </w:r>
+      <w:r>
+        <w:br/>
+      </w:r>
+      <w:r>
+        <w:rPr>
+          <w:rStyle w:val="VerbatimChar"/>
+          <w:lang w:val="ru"/>
+        </w:rPr>
+        <w:t xml:space="preserve">Ключевые акценты: [ВЫГОДЫ ДЛЯ ПАРТНЁРА, например: совместная разработка программы, привлечение экспертов, обмен опытом, конкурентоспособность студентов].</w:t>
+      </w:r>
+      <w:r>
+        <w:br/>
+      </w:r>
+      <w:r>
+        <w:rPr>
+          <w:rStyle w:val="VerbatimChar"/>
+          <w:lang w:val="ru"/>
+        </w:rPr>
+        <w:t xml:space="preserve">Предложение должно включать: основные условия сотрудничества; варианты организации курса (очно или онлайн, совместные занятия, гостевые лекции); целевую аудиторию (студенты, аспиранты, преподаватели); формат сертификации или зачёта.</w:t>
+      </w:r>
+      <w:r>
+        <w:br/>
+      </w:r>
+      <w:r>
+        <w:rPr>
+          <w:rStyle w:val="VerbatimChar"/>
+          <w:lang w:val="ru"/>
+        </w:rPr>
+        <w:t xml:space="preserve">Пропиши возможную гибкость в работе, встраивание в инфраструктуру партнёра, особенности преподавания.</w:t>
+      </w:r>
+      <w:r>
+        <w:br/>
+      </w:r>
+      <w:r>
+        <w:rPr>
+          <w:rStyle w:val="VerbatimChar"/>
+          <w:lang w:val="ru"/>
+        </w:rPr>
+        <w:t xml:space="preserve">Отдельным пунктом — чего точно не должно быть в совместном проекте (например: дублирование контента, конфликты по расписанию, нарушения академических стандартов).</w:t>
+      </w:r>
+    </w:p>
+    <w:p>
+      <w:pPr>
+        <w:pStyle w:val="FirstParagraph"/>
+      </w:pPr>
+      <w:r>
+        <w:rPr>
+          <w:b/>
+          <w:bCs/>
+          <w:lang w:val="ru"/>
+        </w:rPr>
         <w:t xml:space="preserve">Промпт: Цепочка промптов для нового курса (промпты 0–5).</w:t>
       </w:r>
       <w:r>
@@ -5802,6 +6865,290 @@
           <w:lang w:val="ru"/>
         </w:rPr>
         <w:t xml:space="preserve">Промпт 5 (дизайнер презентаций). По предыдущим шагам предложи структуру презентации на 5–7 слайдов: для каждого слайда — ключевой тезис и что на нём изображено.</w:t>
+      </w:r>
+    </w:p>
+    <w:p>
+      <w:pPr>
+        <w:pStyle w:val="FirstParagraph"/>
+      </w:pPr>
+      <w:r>
+        <w:rPr>
+          <w:b/>
+          <w:bCs/>
+          <w:lang w:val="ru"/>
+        </w:rPr>
+        <w:t xml:space="preserve">Промпт: Концепция лекции по вашим материалам.</w:t>
+      </w:r>
+      <w:r>
+        <w:rPr>
+          <w:lang w:val="ru"/>
+        </w:rPr>
+        <w:t xml:space="preserve"> </w:t>
+      </w:r>
+      <w:r>
+        <w:rPr>
+          <w:lang w:val="ru"/>
+        </w:rPr>
+        <w:t xml:space="preserve">Когда: в цепочке промптов, когда ваши материалы уже приложены к чату.</w:t>
+      </w:r>
+    </w:p>
+    <w:p>
+      <w:pPr>
+        <w:pStyle w:val="SourceCode"/>
+      </w:pPr>
+      <w:r>
+        <w:rPr>
+          <w:rStyle w:val="VerbatimChar"/>
+          <w:lang w:val="ru"/>
+        </w:rPr>
+        <w:t xml:space="preserve">Ты — преподаватель вуза с опытом внедрения цифровых технологий в образовательный процесс.</w:t>
+      </w:r>
+      <w:r>
+        <w:br/>
+      </w:r>
+      <w:r>
+        <w:rPr>
+          <w:rStyle w:val="VerbatimChar"/>
+          <w:lang w:val="ru"/>
+        </w:rPr>
+        <w:t xml:space="preserve">На основе материалов, которые я приложил раньше, разработай общую концепцию лекции на тему «[ТЕМА, например: ИИ в образовании]».</w:t>
+      </w:r>
+      <w:r>
+        <w:br/>
+      </w:r>
+      <w:r>
+        <w:rPr>
+          <w:rStyle w:val="VerbatimChar"/>
+          <w:lang w:val="ru"/>
+        </w:rPr>
+        <w:t xml:space="preserve">Укажи цель лекции, структуру и продолжительность; выдели ключевые темы (например: виды применения ИИ, этические вопросы, методы интеграции ИИ в учебные программы, инструменты индивидуализации обучения).</w:t>
+      </w:r>
+      <w:r>
+        <w:br/>
+      </w:r>
+      <w:r>
+        <w:rPr>
+          <w:rStyle w:val="VerbatimChar"/>
+          <w:lang w:val="ru"/>
+        </w:rPr>
+        <w:t xml:space="preserve">Обозначь задачи для студентов на лекции (критический анализ, групповые обсуждения, самостоятельные мини-кейсы) и предложи материалы для самообразования — статьи, платформы, исследования — только существующие, с DOI или URL; не уверен — так и напиши.</w:t>
+      </w:r>
+      <w:r>
+        <w:br/>
+      </w:r>
+      <w:r>
+        <w:rPr>
+          <w:rStyle w:val="VerbatimChar"/>
+          <w:lang w:val="ru"/>
+        </w:rPr>
+        <w:t xml:space="preserve">Пиши структурно, лаконично и профессионально.</w:t>
+      </w:r>
+    </w:p>
+    <w:p>
+      <w:pPr>
+        <w:pStyle w:val="FirstParagraph"/>
+      </w:pPr>
+      <w:r>
+        <w:rPr>
+          <w:b/>
+          <w:bCs/>
+          <w:lang w:val="ru"/>
+        </w:rPr>
+        <w:t xml:space="preserve">Промпт: Приглашение делегации и план визита.</w:t>
+      </w:r>
+      <w:r>
+        <w:rPr>
+          <w:lang w:val="ru"/>
+        </w:rPr>
+        <w:t xml:space="preserve"> </w:t>
+      </w:r>
+      <w:r>
+        <w:rPr>
+          <w:lang w:val="ru"/>
+        </w:rPr>
+        <w:t xml:space="preserve">Когда: готовите визит зарубежных коллег; образец промпта с точными условиями.</w:t>
+      </w:r>
+    </w:p>
+    <w:p>
+      <w:pPr>
+        <w:pStyle w:val="SourceCode"/>
+      </w:pPr>
+      <w:r>
+        <w:rPr>
+          <w:rStyle w:val="VerbatimChar"/>
+          <w:lang w:val="ru"/>
+        </w:rPr>
+        <w:t xml:space="preserve">Ты — ректор ведущего российского университета, который приглашает делегацию преподавателей из [СТРАНА, например: Китая] на научно-образовательный визит и совместные мероприятия.</w:t>
+      </w:r>
+      <w:r>
+        <w:br/>
+      </w:r>
+      <w:r>
+        <w:rPr>
+          <w:rStyle w:val="VerbatimChar"/>
+          <w:lang w:val="ru"/>
+        </w:rPr>
+        <w:t xml:space="preserve">Разработай текст приглашения и подробный план встречи с учётом международного сотрудничества, академических целей и культурных различий.</w:t>
+      </w:r>
+      <w:r>
+        <w:br/>
+      </w:r>
+      <w:r>
+        <w:rPr>
+          <w:rStyle w:val="VerbatimChar"/>
+          <w:lang w:val="ru"/>
+        </w:rPr>
+        <w:t xml:space="preserve">Условия:</w:t>
+      </w:r>
+      <w:r>
+        <w:br/>
+      </w:r>
+      <w:r>
+        <w:rPr>
+          <w:rStyle w:val="VerbatimChar"/>
+          <w:lang w:val="ru"/>
+        </w:rPr>
+        <w:t xml:space="preserve">— бюджет не больше [СУММА];</w:t>
+      </w:r>
+      <w:r>
+        <w:br/>
+      </w:r>
+      <w:r>
+        <w:rPr>
+          <w:rStyle w:val="VerbatimChar"/>
+          <w:lang w:val="ru"/>
+        </w:rPr>
+        <w:t xml:space="preserve">— без банальных сценариев: никаких формальных обедов и протокольных экскурсий без научного или образовательного содержания;</w:t>
+      </w:r>
+      <w:r>
+        <w:br/>
+      </w:r>
+      <w:r>
+        <w:rPr>
+          <w:rStyle w:val="VerbatimChar"/>
+          <w:lang w:val="ru"/>
+        </w:rPr>
+        <w:t xml:space="preserve">— состав смешанный: профессора, ассистенты, представители администрации с разными научными интересами;</w:t>
+      </w:r>
+      <w:r>
+        <w:br/>
+      </w:r>
+      <w:r>
+        <w:rPr>
+          <w:rStyle w:val="VerbatimChar"/>
+          <w:lang w:val="ru"/>
+        </w:rPr>
+        <w:t xml:space="preserve">— площадка для основных мероприятий легко доступна, лучше рядом с кампусом;</w:t>
+      </w:r>
+      <w:r>
+        <w:br/>
+      </w:r>
+      <w:r>
+        <w:rPr>
+          <w:rStyle w:val="VerbatimChar"/>
+          <w:lang w:val="ru"/>
+        </w:rPr>
+        <w:t xml:space="preserve">— официальная часть — без алкоголя, с соблюдением академической этики и дипломатических норм;</w:t>
+      </w:r>
+      <w:r>
+        <w:br/>
+      </w:r>
+      <w:r>
+        <w:rPr>
+          <w:rStyle w:val="VerbatimChar"/>
+          <w:lang w:val="ru"/>
+        </w:rPr>
+        <w:t xml:space="preserve">— без сложных в реализации идей: учитывай визы, трансфер, языковую поддержку, помощь в адаптации.</w:t>
+      </w:r>
+      <w:r>
+        <w:br/>
+      </w:r>
+      <w:r>
+        <w:rPr>
+          <w:rStyle w:val="VerbatimChar"/>
+          <w:lang w:val="ru"/>
+        </w:rPr>
+        <w:t xml:space="preserve">Результат:</w:t>
+      </w:r>
+      <w:r>
+        <w:br/>
+      </w:r>
+      <w:r>
+        <w:rPr>
+          <w:rStyle w:val="VerbatimChar"/>
+          <w:lang w:val="ru"/>
+        </w:rPr>
+        <w:t xml:space="preserve">1. Концепция приглашения: цели и ожидаемые результаты визита.</w:t>
+      </w:r>
+      <w:r>
+        <w:br/>
+      </w:r>
+      <w:r>
+        <w:rPr>
+          <w:rStyle w:val="VerbatimChar"/>
+          <w:lang w:val="ru"/>
+        </w:rPr>
+        <w:t xml:space="preserve">2. Основная идея и тематика сотрудничества.</w:t>
+      </w:r>
+      <w:r>
+        <w:br/>
+      </w:r>
+      <w:r>
+        <w:rPr>
+          <w:rStyle w:val="VerbatimChar"/>
+          <w:lang w:val="ru"/>
+        </w:rPr>
+        <w:t xml:space="preserve">3. Этапы: встреча, конференция, семинар, неформальные обсуждения, экскурсия по кампусу, подведение итогов.</w:t>
+      </w:r>
+      <w:r>
+        <w:br/>
+      </w:r>
+      <w:r>
+        <w:rPr>
+          <w:rStyle w:val="VerbatimChar"/>
+          <w:lang w:val="ru"/>
+        </w:rPr>
+        <w:t xml:space="preserve">4. Не больше пяти активностей с подробностями: научный обмен, совместная лекция, культурная программа, работа в группах, круглый стол.</w:t>
+      </w:r>
+      <w:r>
+        <w:br/>
+      </w:r>
+      <w:r>
+        <w:rPr>
+          <w:rStyle w:val="VerbatimChar"/>
+          <w:lang w:val="ru"/>
+        </w:rPr>
+        <w:t xml:space="preserve">5. Тайминг всех мероприятий.</w:t>
+      </w:r>
+      <w:r>
+        <w:br/>
+      </w:r>
+      <w:r>
+        <w:rPr>
+          <w:rStyle w:val="VerbatimChar"/>
+          <w:lang w:val="ru"/>
+        </w:rPr>
+        <w:t xml:space="preserve">6. Смета по статьям: трансфер, проживание, питание, организация.</w:t>
+      </w:r>
+      <w:r>
+        <w:br/>
+      </w:r>
+      <w:r>
+        <w:rPr>
+          <w:rStyle w:val="VerbatimChar"/>
+          <w:lang w:val="ru"/>
+        </w:rPr>
+        <w:t xml:space="preserve">7. Оформление и атмосфера: протокол, приветственные речи, двуязычные материалы, сувениры.</w:t>
+      </w:r>
+      <w:r>
+        <w:br/>
+      </w:r>
+      <w:r>
+        <w:rPr>
+          <w:rStyle w:val="VerbatimChar"/>
+          <w:lang w:val="ru"/>
+        </w:rPr>
+        <w:t xml:space="preserve">Будь креативен, избегай шаблонов, опирайся на лучшие практики международного академического сотрудничества. Пиши структурно.</w:t>
       </w:r>
     </w:p>
     <w:p>
@@ -6096,6 +7443,83 @@
           <w:bCs/>
           <w:lang w:val="ru"/>
         </w:rPr>
+        <w:t xml:space="preserve">Промпт: Поиск противоречий в структуре курса.</w:t>
+      </w:r>
+      <w:r>
+        <w:rPr>
+          <w:lang w:val="ru"/>
+        </w:rPr>
+        <w:t xml:space="preserve"> </w:t>
+      </w:r>
+      <w:r>
+        <w:rPr>
+          <w:lang w:val="ru"/>
+        </w:rPr>
+        <w:t xml:space="preserve">Когда: программа готова — проверить, сходятся ли цели, темы, задания и оценка.</w:t>
+      </w:r>
+    </w:p>
+    <w:p>
+      <w:pPr>
+        <w:pStyle w:val="SourceCode"/>
+      </w:pPr>
+      <w:r>
+        <w:rPr>
+          <w:rStyle w:val="VerbatimChar"/>
+          <w:lang w:val="ru"/>
+        </w:rPr>
+        <w:t xml:space="preserve">Ты — научный рецензент и эксперт. Перед тобой структура документа курса по предмету «[НАЗВАНИЕ]»: цели, темы, структура занятий, критерии оценки, список литературы и итоговые задания (файл приложен). Проведи подробный анализ:</w:t>
+      </w:r>
+      <w:r>
+        <w:br/>
+      </w:r>
+      <w:r>
+        <w:rPr>
+          <w:rStyle w:val="VerbatimChar"/>
+          <w:lang w:val="ru"/>
+        </w:rPr>
+        <w:t xml:space="preserve">— найди противоречия, несогласованности и логические несостыковки между разделами (например, цели не соответствуют итоговым заданиям, структура занятий не покрывает темы, критерии оценки противоречат формату занятий); сравни разделы попарно;</w:t>
+      </w:r>
+      <w:r>
+        <w:br/>
+      </w:r>
+      <w:r>
+        <w:rPr>
+          <w:rStyle w:val="VerbatimChar"/>
+          <w:lang w:val="ru"/>
+        </w:rPr>
+        <w:t xml:space="preserve">— укажи конкретные места для доработки: где не хватает важных деталей, какие темы раскрыты недостаточно, где рвётся последовательность;</w:t>
+      </w:r>
+      <w:r>
+        <w:br/>
+      </w:r>
+      <w:r>
+        <w:rPr>
+          <w:rStyle w:val="VerbatimChar"/>
+          <w:lang w:val="ru"/>
+        </w:rPr>
+        <w:t xml:space="preserve">— дай рекомендации, как согласовать разделы между собой, чтобы курс был целостным.</w:t>
+      </w:r>
+      <w:r>
+        <w:br/>
+      </w:r>
+      <w:r>
+        <w:rPr>
+          <w:rStyle w:val="VerbatimChar"/>
+          <w:lang w:val="ru"/>
+        </w:rPr>
+        <w:t xml:space="preserve">Для каждой находки — цитата из документа и раздел, где она стоит.</w:t>
+      </w:r>
+    </w:p>
+    <w:p>
+      <w:pPr>
+        <w:pStyle w:val="FirstParagraph"/>
+      </w:pPr>
+      <w:r>
+        <w:rPr>
+          <w:b/>
+          <w:bCs/>
+          <w:lang w:val="ru"/>
+        </w:rPr>
         <w:t xml:space="preserve">Промпт: Обзор темы по FOREST.</w:t>
       </w:r>
       <w:r>
@@ -6338,19 +7762,19 @@
           <w:bCs/>
           <w:lang w:val="ru"/>
         </w:rPr>
-        <w:t xml:space="preserve">Промпт: Упрощение текста для первого курса.</w:t>
-      </w:r>
-      <w:r>
-        <w:rPr>
-          <w:lang w:val="ru"/>
-        </w:rPr>
-        <w:t xml:space="preserve"> </w:t>
-      </w:r>
-      <w:r>
-        <w:rPr>
-          <w:lang w:val="ru"/>
-        </w:rPr>
-        <w:t xml:space="preserve">Когда: материал слишком сложен для начинающих.</w:t>
+        <w:t xml:space="preserve">Промпт: Заголовки статьи: 10 формул, в том числе ODA.</w:t>
+      </w:r>
+      <w:r>
+        <w:rPr>
+          <w:lang w:val="ru"/>
+        </w:rPr>
+        <w:t xml:space="preserve"> </w:t>
+      </w:r>
+      <w:r>
+        <w:rPr>
+          <w:lang w:val="ru"/>
+        </w:rPr>
+        <w:t xml:space="preserve">Когда: нужен заголовок для статьи, поста или анонса.</w:t>
       </w:r>
     </w:p>
     <w:p>
@@ -6362,97 +7786,37 @@
           <w:rStyle w:val="VerbatimChar"/>
           <w:lang w:val="ru"/>
         </w:rPr>
-        <w:t xml:space="preserve">Ты — методист с опытом адаптации учебных материалов.</w:t>
-      </w:r>
-      <w:r>
-        <w:br/>
-      </w:r>
-      <w:r>
-        <w:rPr>
-          <w:rStyle w:val="VerbatimChar"/>
-          <w:lang w:val="ru"/>
-        </w:rPr>
-        <w:t xml:space="preserve">Адаптируй текст ниже для студентов 1 курса направления «[НАПРАВЛЕНИЕ]».</w:t>
-      </w:r>
-      <w:r>
-        <w:br/>
-      </w:r>
-      <w:r>
-        <w:rPr>
-          <w:rStyle w:val="VerbatimChar"/>
-          <w:lang w:val="ru"/>
-        </w:rPr>
-        <w:t xml:space="preserve">Требования:</w:t>
-      </w:r>
-      <w:r>
-        <w:br/>
-      </w:r>
-      <w:r>
-        <w:rPr>
-          <w:rStyle w:val="VerbatimChar"/>
-          <w:lang w:val="ru"/>
-        </w:rPr>
-        <w:t xml:space="preserve">– предложения — 10–15 слов;</w:t>
-      </w:r>
-      <w:r>
-        <w:br/>
-      </w:r>
-      <w:r>
-        <w:rPr>
-          <w:rStyle w:val="VerbatimChar"/>
-          <w:lang w:val="ru"/>
-        </w:rPr>
-        <w:t xml:space="preserve">– термины оставь, но дай определения в скобках;</w:t>
-      </w:r>
-      <w:r>
-        <w:br/>
-      </w:r>
-      <w:r>
-        <w:rPr>
-          <w:rStyle w:val="VerbatimChar"/>
-          <w:lang w:val="ru"/>
-        </w:rPr>
-        <w:t xml:space="preserve">– 2–3 примера из повседневной жизни;</w:t>
-      </w:r>
-      <w:r>
-        <w:br/>
-      </w:r>
-      <w:r>
-        <w:rPr>
-          <w:rStyle w:val="VerbatimChar"/>
-          <w:lang w:val="ru"/>
-        </w:rPr>
-        <w:t xml:space="preserve">– научная корректность сохраняется: упрощай язык, а не понятия;</w:t>
-      </w:r>
-      <w:r>
-        <w:br/>
-      </w:r>
-      <w:r>
-        <w:rPr>
-          <w:rStyle w:val="VerbatimChar"/>
-          <w:lang w:val="ru"/>
-        </w:rPr>
-        <w:t xml:space="preserve">– объём — 70–80 % исходного; абзацы по 3–4 предложения.</w:t>
-      </w:r>
-      <w:r>
-        <w:br/>
-      </w:r>
-      <w:r>
-        <w:rPr>
-          <w:rStyle w:val="VerbatimChar"/>
-          <w:lang w:val="ru"/>
-        </w:rPr>
-        <w:t xml:space="preserve">Проверь перед выдачей: ни одно определение не стало неверным.</w:t>
-      </w:r>
-      <w:r>
-        <w:br/>
-      </w:r>
-      <w:r>
-        <w:rPr>
-          <w:rStyle w:val="VerbatimChar"/>
-          <w:lang w:val="ru"/>
-        </w:rPr>
-        <w:t xml:space="preserve">Текст: [ВСТАВЬТЕ ТЕКСТ]</w:t>
+        <w:t xml:space="preserve">Ты — журналист мирового уровня с эталонным чувством вкуса и тонким чувством юмора.</w:t>
+      </w:r>
+      <w:r>
+        <w:br/>
+      </w:r>
+      <w:r>
+        <w:rPr>
+          <w:rStyle w:val="VerbatimChar"/>
+          <w:lang w:val="ru"/>
+        </w:rPr>
+        <w:t xml:space="preserve">Придумай 10 заголовков для статьи — текст приложен. Используй разные формулы: интрига, вопрос «как…», прямой заголовок, задача + выгода, минимум усилий + максимум результата, ODA, заголовок со списком.</w:t>
+      </w:r>
+      <w:r>
+        <w:br/>
+      </w:r>
+      <w:r>
+        <w:rPr>
+          <w:rStyle w:val="VerbatimChar"/>
+          <w:lang w:val="ru"/>
+        </w:rPr>
+        <w:t xml:space="preserve">ODA: O (Offer) — предложение, от которого трудно отказаться; D (Deadline) — ограничение по времени или числу мест, только настоящее, например срок записи; A (Action) — призыв к действию: записаться, прийти, присоединиться.</w:t>
+      </w:r>
+      <w:r>
+        <w:br/>
+      </w:r>
+      <w:r>
+        <w:rPr>
+          <w:rStyle w:val="VerbatimChar"/>
+          <w:lang w:val="ru"/>
+        </w:rPr>
+        <w:t xml:space="preserve">Избегай тавтологий и шаблонных выражений.</w:t>
       </w:r>
     </w:p>
     <w:p>
@@ -6465,19 +7829,19 @@
           <w:bCs/>
           <w:lang w:val="ru"/>
         </w:rPr>
-        <w:t xml:space="preserve">Промпт: Углубление материала для магистрантов.</w:t>
-      </w:r>
-      <w:r>
-        <w:rPr>
-          <w:lang w:val="ru"/>
-        </w:rPr>
-        <w:t xml:space="preserve"> </w:t>
-      </w:r>
-      <w:r>
-        <w:rPr>
-          <w:lang w:val="ru"/>
-        </w:rPr>
-        <w:t xml:space="preserve">Когда: нужна версия материала для сильных студентов.</w:t>
+        <w:t xml:space="preserve">Промпт: План семинара и презентация в LaTeX.</w:t>
+      </w:r>
+      <w:r>
+        <w:rPr>
+          <w:lang w:val="ru"/>
+        </w:rPr>
+        <w:t xml:space="preserve"> </w:t>
+      </w:r>
+      <w:r>
+        <w:rPr>
+          <w:lang w:val="ru"/>
+        </w:rPr>
+        <w:t xml:space="preserve">Когда: нужны план занятия и слайды с формулами; соберёте в Overleaf.</w:t>
       </w:r>
     </w:p>
     <w:p>
@@ -6489,97 +7853,20 @@
           <w:rStyle w:val="VerbatimChar"/>
           <w:lang w:val="ru"/>
         </w:rPr>
-        <w:t xml:space="preserve">Ты — научный консультант кафедры «[КАФЕДРА]».</w:t>
-      </w:r>
-      <w:r>
-        <w:br/>
-      </w:r>
-      <w:r>
-        <w:rPr>
-          <w:rStyle w:val="VerbatimChar"/>
-          <w:lang w:val="ru"/>
-        </w:rPr>
-        <w:t xml:space="preserve">Углуби материал ниже для магистрантов направления «[НАПРАВЛЕНИЕ]».</w:t>
-      </w:r>
-      <w:r>
-        <w:br/>
-      </w:r>
-      <w:r>
-        <w:rPr>
-          <w:rStyle w:val="VerbatimChar"/>
-          <w:lang w:val="ru"/>
-        </w:rPr>
-        <w:t xml:space="preserve">Требования:</w:t>
-      </w:r>
-      <w:r>
-        <w:br/>
-      </w:r>
-      <w:r>
-        <w:rPr>
-          <w:rStyle w:val="VerbatimChar"/>
-          <w:lang w:val="ru"/>
-        </w:rPr>
-        <w:t xml:space="preserve">– теоретические обоснования и доказательства там, где уместно;</w:t>
-      </w:r>
-      <w:r>
-        <w:br/>
-      </w:r>
-      <w:r>
-        <w:rPr>
-          <w:rStyle w:val="VerbatimChar"/>
-          <w:lang w:val="ru"/>
-        </w:rPr>
-        <w:t xml:space="preserve">– ссылки на исследования — только с DOI, URL или ISBN; если не уверен в источнике, не ссылайся, а напиши, что искать;</w:t>
-      </w:r>
-      <w:r>
-        <w:br/>
-      </w:r>
-      <w:r>
-        <w:rPr>
-          <w:rStyle w:val="VerbatimChar"/>
-          <w:lang w:val="ru"/>
-        </w:rPr>
-        <w:t xml:space="preserve">– междисциплинарные связи с [СМЕЖНЫЕ ОБЛАСТИ];</w:t>
-      </w:r>
-      <w:r>
-        <w:br/>
-      </w:r>
-      <w:r>
-        <w:rPr>
-          <w:rStyle w:val="VerbatimChar"/>
-          <w:lang w:val="ru"/>
-        </w:rPr>
-        <w:t xml:space="preserve">– открытые вопросы и конкурирующие подходы;</w:t>
-      </w:r>
-      <w:r>
-        <w:br/>
-      </w:r>
-      <w:r>
-        <w:rPr>
-          <w:rStyle w:val="VerbatimChar"/>
-          <w:lang w:val="ru"/>
-        </w:rPr>
-        <w:t xml:space="preserve">– 2–3 исследовательские задачи;</w:t>
-      </w:r>
-      <w:r>
-        <w:br/>
-      </w:r>
-      <w:r>
-        <w:rPr>
-          <w:rStyle w:val="VerbatimChar"/>
-          <w:lang w:val="ru"/>
-        </w:rPr>
-        <w:t xml:space="preserve">– объём — 150–170 % исходного.</w:t>
-      </w:r>
-      <w:r>
-        <w:br/>
-      </w:r>
-      <w:r>
-        <w:rPr>
-          <w:rStyle w:val="VerbatimChar"/>
-          <w:lang w:val="ru"/>
-        </w:rPr>
-        <w:t xml:space="preserve">Материал: [ВСТАВЬТЕ ТЕКСТ]</w:t>
+        <w:t xml:space="preserve">Промпт 1. План семинара по теме «[ТЕМА, например: Производная и дифференциал функции одной переменной]» для [АУДИТОРИЯ, например: студентов-физиков первого курса]. Оформи его в LaTeX.</w:t>
+      </w:r>
+      <w:r>
+        <w:br/>
+      </w:r>
+      <w:r>
+        <w:br/>
+      </w:r>
+      <w:r>
+        <w:rPr>
+          <w:rStyle w:val="VerbatimChar"/>
+          <w:lang w:val="ru"/>
+        </w:rPr>
+        <w:t xml:space="preserve">Промпт 2. Оформи теперь презентацию для этого урока в LaTeX (например, класс beamer).</w:t>
       </w:r>
     </w:p>
     <w:p>
@@ -6592,19 +7879,19 @@
           <w:bCs/>
           <w:lang w:val="ru"/>
         </w:rPr>
-        <w:t xml:space="preserve">Промпт: Горизонтальная адаптация под другую специальность.</w:t>
-      </w:r>
-      <w:r>
-        <w:rPr>
-          <w:lang w:val="ru"/>
-        </w:rPr>
-        <w:t xml:space="preserve"> </w:t>
-      </w:r>
-      <w:r>
-        <w:rPr>
-          <w:lang w:val="ru"/>
-        </w:rPr>
-        <w:t xml:space="preserve">Когда: читаете тот же курс студентам другого направления.</w:t>
+        <w:t xml:space="preserve">Промпт: Упрощение текста для первого курса.</w:t>
+      </w:r>
+      <w:r>
+        <w:rPr>
+          <w:lang w:val="ru"/>
+        </w:rPr>
+        <w:t xml:space="preserve"> </w:t>
+      </w:r>
+      <w:r>
+        <w:rPr>
+          <w:lang w:val="ru"/>
+        </w:rPr>
+        <w:t xml:space="preserve">Когда: материал слишком сложен для начинающих.</w:t>
       </w:r>
     </w:p>
     <w:p>
@@ -6616,37 +7903,97 @@
           <w:rStyle w:val="VerbatimChar"/>
           <w:lang w:val="ru"/>
         </w:rPr>
-        <w:t xml:space="preserve">Адаптируй материал ниже для студентов направления «[НАПРАВЛЕНИЕ]».</w:t>
-      </w:r>
-      <w:r>
-        <w:br/>
-      </w:r>
-      <w:r>
-        <w:rPr>
-          <w:rStyle w:val="VerbatimChar"/>
-          <w:lang w:val="ru"/>
-        </w:rPr>
-        <w:t xml:space="preserve">Уровень сложности НЕ меняй. Замени примеры, задачи и аналогии на взятые из их будущей профессии; объясни, зачем тема нужна именно им.</w:t>
-      </w:r>
-      <w:r>
-        <w:br/>
-      </w:r>
-      <w:r>
-        <w:rPr>
-          <w:rStyle w:val="VerbatimChar"/>
-          <w:lang w:val="ru"/>
-        </w:rPr>
-        <w:t xml:space="preserve">Для каждого нового примера отметь, из какой профессиональной ситуации он взят.</w:t>
-      </w:r>
-      <w:r>
-        <w:br/>
-      </w:r>
-      <w:r>
-        <w:rPr>
-          <w:rStyle w:val="VerbatimChar"/>
-          <w:lang w:val="ru"/>
-        </w:rPr>
-        <w:t xml:space="preserve">Материал: [ВСТАВЬТЕ ТЕКСТ]</w:t>
+        <w:t xml:space="preserve">Ты — методист с опытом адаптации учебных материалов.</w:t>
+      </w:r>
+      <w:r>
+        <w:br/>
+      </w:r>
+      <w:r>
+        <w:rPr>
+          <w:rStyle w:val="VerbatimChar"/>
+          <w:lang w:val="ru"/>
+        </w:rPr>
+        <w:t xml:space="preserve">Адаптируй текст ниже для студентов 1 курса направления «[НАПРАВЛЕНИЕ]».</w:t>
+      </w:r>
+      <w:r>
+        <w:br/>
+      </w:r>
+      <w:r>
+        <w:rPr>
+          <w:rStyle w:val="VerbatimChar"/>
+          <w:lang w:val="ru"/>
+        </w:rPr>
+        <w:t xml:space="preserve">Требования:</w:t>
+      </w:r>
+      <w:r>
+        <w:br/>
+      </w:r>
+      <w:r>
+        <w:rPr>
+          <w:rStyle w:val="VerbatimChar"/>
+          <w:lang w:val="ru"/>
+        </w:rPr>
+        <w:t xml:space="preserve">– предложения — 10–15 слов;</w:t>
+      </w:r>
+      <w:r>
+        <w:br/>
+      </w:r>
+      <w:r>
+        <w:rPr>
+          <w:rStyle w:val="VerbatimChar"/>
+          <w:lang w:val="ru"/>
+        </w:rPr>
+        <w:t xml:space="preserve">– термины оставь, но дай определения в скобках;</w:t>
+      </w:r>
+      <w:r>
+        <w:br/>
+      </w:r>
+      <w:r>
+        <w:rPr>
+          <w:rStyle w:val="VerbatimChar"/>
+          <w:lang w:val="ru"/>
+        </w:rPr>
+        <w:t xml:space="preserve">– 2–3 примера из повседневной жизни;</w:t>
+      </w:r>
+      <w:r>
+        <w:br/>
+      </w:r>
+      <w:r>
+        <w:rPr>
+          <w:rStyle w:val="VerbatimChar"/>
+          <w:lang w:val="ru"/>
+        </w:rPr>
+        <w:t xml:space="preserve">– научная корректность сохраняется: упрощай язык, а не понятия;</w:t>
+      </w:r>
+      <w:r>
+        <w:br/>
+      </w:r>
+      <w:r>
+        <w:rPr>
+          <w:rStyle w:val="VerbatimChar"/>
+          <w:lang w:val="ru"/>
+        </w:rPr>
+        <w:t xml:space="preserve">– объём — 70–80 % исходного; абзацы по 3–4 предложения.</w:t>
+      </w:r>
+      <w:r>
+        <w:br/>
+      </w:r>
+      <w:r>
+        <w:rPr>
+          <w:rStyle w:val="VerbatimChar"/>
+          <w:lang w:val="ru"/>
+        </w:rPr>
+        <w:t xml:space="preserve">Проверь перед выдачей: ни одно определение не стало неверным.</w:t>
+      </w:r>
+      <w:r>
+        <w:br/>
+      </w:r>
+      <w:r>
+        <w:rPr>
+          <w:rStyle w:val="VerbatimChar"/>
+          <w:lang w:val="ru"/>
+        </w:rPr>
+        <w:t xml:space="preserve">Текст: [ВСТАВЬТЕ ТЕКСТ]</w:t>
       </w:r>
     </w:p>
     <w:p>
@@ -6659,19 +8006,19 @@
           <w:bCs/>
           <w:lang w:val="ru"/>
         </w:rPr>
-        <w:t xml:space="preserve">Промпт: ИИ-смысловик: карта смыслов учебного материала.</w:t>
-      </w:r>
-      <w:r>
-        <w:rPr>
-          <w:lang w:val="ru"/>
-        </w:rPr>
-        <w:t xml:space="preserve"> </w:t>
-      </w:r>
-      <w:r>
-        <w:rPr>
-          <w:lang w:val="ru"/>
-        </w:rPr>
-        <w:t xml:space="preserve">Когда: проектируете лекцию или курс и хотите найти его смысловую опору.</w:t>
+        <w:t xml:space="preserve">Промпт: Углубление материала для магистрантов.</w:t>
+      </w:r>
+      <w:r>
+        <w:rPr>
+          <w:lang w:val="ru"/>
+        </w:rPr>
+        <w:t xml:space="preserve"> </w:t>
+      </w:r>
+      <w:r>
+        <w:rPr>
+          <w:lang w:val="ru"/>
+        </w:rPr>
+        <w:t xml:space="preserve">Когда: нужна версия материала для сильных студентов.</w:t>
       </w:r>
     </w:p>
     <w:p>
@@ -6683,97 +8030,97 @@
           <w:rStyle w:val="VerbatimChar"/>
           <w:lang w:val="ru"/>
         </w:rPr>
-        <w:t xml:space="preserve">Вы — преподаватель и автор, который хочет, чтобы знания стали живыми и запомнились.</w:t>
-      </w:r>
-      <w:r>
-        <w:br/>
-      </w:r>
-      <w:r>
-        <w:rPr>
-          <w:rStyle w:val="VerbatimChar"/>
-          <w:lang w:val="ru"/>
-        </w:rPr>
-        <w:t xml:space="preserve">Проведите смысловую распаковку текста ниже по шести уровням:</w:t>
-      </w:r>
-      <w:r>
-        <w:br/>
-      </w:r>
-      <w:r>
-        <w:rPr>
-          <w:rStyle w:val="VerbatimChar"/>
-          <w:lang w:val="ru"/>
-        </w:rPr>
-        <w:t xml:space="preserve">1. Рациональный — что даёт материал на уровне фактов и действий, что студент должен уметь.</w:t>
-      </w:r>
-      <w:r>
-        <w:br/>
-      </w:r>
-      <w:r>
-        <w:rPr>
-          <w:rStyle w:val="VerbatimChar"/>
-          <w:lang w:val="ru"/>
-        </w:rPr>
-        <w:t xml:space="preserve">2. Эмоциональный — какие чувства вызывает тема и как их использовать для вовлечения.</w:t>
-      </w:r>
-      <w:r>
-        <w:br/>
-      </w:r>
-      <w:r>
-        <w:rPr>
-          <w:rStyle w:val="VerbatimChar"/>
-          <w:lang w:val="ru"/>
-        </w:rPr>
-        <w:t xml:space="preserve">3. Авторский — зачем эта тема мне как преподавателю, чему я учу «между строк».</w:t>
-      </w:r>
-      <w:r>
-        <w:br/>
-      </w:r>
-      <w:r>
-        <w:rPr>
-          <w:rStyle w:val="VerbatimChar"/>
-          <w:lang w:val="ru"/>
-        </w:rPr>
-        <w:t xml:space="preserve">4. Студенческий — кто мой студент, где он спотыкается, что ему откликается.</w:t>
-      </w:r>
-      <w:r>
-        <w:br/>
-      </w:r>
-      <w:r>
-        <w:rPr>
-          <w:rStyle w:val="VerbatimChar"/>
-          <w:lang w:val="ru"/>
-        </w:rPr>
-        <w:t xml:space="preserve">5. Контекстный — почему тема важна сейчас, где она пересекается с будущей профессией.</w:t>
-      </w:r>
-      <w:r>
-        <w:br/>
-      </w:r>
-      <w:r>
-        <w:rPr>
-          <w:rStyle w:val="VerbatimChar"/>
-          <w:lang w:val="ru"/>
-        </w:rPr>
-        <w:t xml:space="preserve">6. Ценностный — какие компетенции и ценности формирует тема.</w:t>
-      </w:r>
-      <w:r>
-        <w:br/>
-      </w:r>
-      <w:r>
-        <w:rPr>
-          <w:rStyle w:val="VerbatimChar"/>
-          <w:lang w:val="ru"/>
-        </w:rPr>
-        <w:t xml:space="preserve">По каждому уровню — 2–4 абзаца живого текста, затем краткие тезисы для плана лекции, учебных целей и вопросов к тесту.</w:t>
-      </w:r>
-      <w:r>
-        <w:br/>
-      </w:r>
-      <w:r>
-        <w:rPr>
-          <w:rStyle w:val="VerbatimChar"/>
-          <w:lang w:val="ru"/>
-        </w:rPr>
-        <w:t xml:space="preserve">Текст: [ВСТАВЬТЕ ТЕКСТ]</w:t>
+        <w:t xml:space="preserve">Ты — научный консультант кафедры «[КАФЕДРА]».</w:t>
+      </w:r>
+      <w:r>
+        <w:br/>
+      </w:r>
+      <w:r>
+        <w:rPr>
+          <w:rStyle w:val="VerbatimChar"/>
+          <w:lang w:val="ru"/>
+        </w:rPr>
+        <w:t xml:space="preserve">Углуби материал ниже для магистрантов направления «[НАПРАВЛЕНИЕ]».</w:t>
+      </w:r>
+      <w:r>
+        <w:br/>
+      </w:r>
+      <w:r>
+        <w:rPr>
+          <w:rStyle w:val="VerbatimChar"/>
+          <w:lang w:val="ru"/>
+        </w:rPr>
+        <w:t xml:space="preserve">Требования:</w:t>
+      </w:r>
+      <w:r>
+        <w:br/>
+      </w:r>
+      <w:r>
+        <w:rPr>
+          <w:rStyle w:val="VerbatimChar"/>
+          <w:lang w:val="ru"/>
+        </w:rPr>
+        <w:t xml:space="preserve">– теоретические обоснования и доказательства там, где уместно;</w:t>
+      </w:r>
+      <w:r>
+        <w:br/>
+      </w:r>
+      <w:r>
+        <w:rPr>
+          <w:rStyle w:val="VerbatimChar"/>
+          <w:lang w:val="ru"/>
+        </w:rPr>
+        <w:t xml:space="preserve">– ссылки на исследования — только с DOI, URL или ISBN; если не уверен в источнике, не ссылайся, а напиши, что искать;</w:t>
+      </w:r>
+      <w:r>
+        <w:br/>
+      </w:r>
+      <w:r>
+        <w:rPr>
+          <w:rStyle w:val="VerbatimChar"/>
+          <w:lang w:val="ru"/>
+        </w:rPr>
+        <w:t xml:space="preserve">– междисциплинарные связи с [СМЕЖНЫЕ ОБЛАСТИ];</w:t>
+      </w:r>
+      <w:r>
+        <w:br/>
+      </w:r>
+      <w:r>
+        <w:rPr>
+          <w:rStyle w:val="VerbatimChar"/>
+          <w:lang w:val="ru"/>
+        </w:rPr>
+        <w:t xml:space="preserve">– открытые вопросы и конкурирующие подходы;</w:t>
+      </w:r>
+      <w:r>
+        <w:br/>
+      </w:r>
+      <w:r>
+        <w:rPr>
+          <w:rStyle w:val="VerbatimChar"/>
+          <w:lang w:val="ru"/>
+        </w:rPr>
+        <w:t xml:space="preserve">– 2–3 исследовательские задачи;</w:t>
+      </w:r>
+      <w:r>
+        <w:br/>
+      </w:r>
+      <w:r>
+        <w:rPr>
+          <w:rStyle w:val="VerbatimChar"/>
+          <w:lang w:val="ru"/>
+        </w:rPr>
+        <w:t xml:space="preserve">– объём — 150–170 % исходного.</w:t>
+      </w:r>
+      <w:r>
+        <w:br/>
+      </w:r>
+      <w:r>
+        <w:rPr>
+          <w:rStyle w:val="VerbatimChar"/>
+          <w:lang w:val="ru"/>
+        </w:rPr>
+        <w:t xml:space="preserve">Материал: [ВСТАВЬТЕ ТЕКСТ]</w:t>
       </w:r>
     </w:p>
     <w:p>
@@ -6786,19 +8133,19 @@
           <w:bCs/>
           <w:lang w:val="ru"/>
         </w:rPr>
-        <w:t xml:space="preserve">Промпт: ИИ-лингвист: карта смыслов любого текста.</w:t>
-      </w:r>
-      <w:r>
-        <w:rPr>
-          <w:lang w:val="ru"/>
-        </w:rPr>
-        <w:t xml:space="preserve"> </w:t>
-      </w:r>
-      <w:r>
-        <w:rPr>
-          <w:lang w:val="ru"/>
-        </w:rPr>
-        <w:t xml:space="preserve">Когда: нужно понять, на чём держится чужой текст, анонс или программа.</w:t>
+        <w:t xml:space="preserve">Промпт: Горизонтальная адаптация под другую специальность.</w:t>
+      </w:r>
+      <w:r>
+        <w:rPr>
+          <w:lang w:val="ru"/>
+        </w:rPr>
+        <w:t xml:space="preserve"> </w:t>
+      </w:r>
+      <w:r>
+        <w:rPr>
+          <w:lang w:val="ru"/>
+        </w:rPr>
+        <w:t xml:space="preserve">Когда: читаете тот же курс студентам другого направления.</w:t>
       </w:r>
     </w:p>
     <w:p>
@@ -6810,37 +8157,50 @@
           <w:rStyle w:val="VerbatimChar"/>
           <w:lang w:val="ru"/>
         </w:rPr>
-        <w:t xml:space="preserve">Ты — аналитик смыслового позиционирования. Проведи многомерный анализ текста ниже и извлеки карту смыслов по шести измерениям: рациональное (функциональное ядро), эмоциональное, авторское (интенция автора), клиентское (истинные мотивы аудитории), контекстуальное (почему сейчас), ценностное (базовые потребности).</w:t>
-      </w:r>
-      <w:r>
-        <w:br/>
-      </w:r>
-      <w:r>
-        <w:rPr>
-          <w:rStyle w:val="VerbatimChar"/>
-          <w:lang w:val="ru"/>
-        </w:rPr>
-        <w:t xml:space="preserve">Задача — не пересказать, а выявить скрытые мотивы и основания. Не цитируй текст — синтезируй.</w:t>
-      </w:r>
-      <w:r>
-        <w:br/>
-      </w:r>
-      <w:r>
-        <w:rPr>
-          <w:rStyle w:val="VerbatimChar"/>
-          <w:lang w:val="ru"/>
-        </w:rPr>
-        <w:t xml:space="preserve">Формат: раздел на каждое измерение, 3–5 ёмких абзацев; в конце — неочевидные связи между измерениями.</w:t>
-      </w:r>
-      <w:r>
-        <w:br/>
-      </w:r>
-      <w:r>
-        <w:rPr>
-          <w:rStyle w:val="VerbatimChar"/>
-          <w:lang w:val="ru"/>
-        </w:rPr>
-        <w:t xml:space="preserve">Текст: [ВСТАВЬТЕ ТЕКСТ]</w:t>
+        <w:t xml:space="preserve">Адаптируй материал ниже для студентов направления «[НАПРАВЛЕНИЕ]».</w:t>
+      </w:r>
+      <w:r>
+        <w:br/>
+      </w:r>
+      <w:r>
+        <w:rPr>
+          <w:rStyle w:val="VerbatimChar"/>
+          <w:lang w:val="ru"/>
+        </w:rPr>
+        <w:t xml:space="preserve">Уровень сложности НЕ меняй. Замени примеры, задачи и аналогии на взятые из их будущей профессии; объясни, зачем тема нужна именно им.</w:t>
+      </w:r>
+      <w:r>
+        <w:br/>
+      </w:r>
+      <w:r>
+        <w:rPr>
+          <w:rStyle w:val="VerbatimChar"/>
+          <w:lang w:val="ru"/>
+        </w:rPr>
+        <w:t xml:space="preserve">Для каждого нового примера отметь, из какой профессиональной ситуации он взят.</w:t>
+      </w:r>
+      <w:r>
+        <w:br/>
+      </w:r>
+      <w:r>
+        <w:rPr>
+          <w:rStyle w:val="VerbatimChar"/>
+          <w:lang w:val="ru"/>
+        </w:rPr>
+        <w:t xml:space="preserve">Материал: [ВСТАВЬТЕ ТЕКСТ]</w:t>
+      </w:r>
+    </w:p>
+    <w:bookmarkEnd w:id="31"/>
+    <w:bookmarkStart w:id="34" w:name="samostoyatelno"/>
+    <w:p>
+      <w:pPr>
+        <w:pStyle w:val="Heading2"/>
+      </w:pPr>
+      <w:r>
+        <w:rPr>
+          <w:lang w:val="ru"/>
+        </w:rPr>
+        <w:t xml:space="preserve">Самостоятельная практика</w:t>
       </w:r>
     </w:p>
     <w:p>
@@ -6853,153 +8213,6 @@
           <w:bCs/>
           <w:lang w:val="ru"/>
         </w:rPr>
-        <w:t xml:space="preserve">Промпт: Портрет аудитории.</w:t>
-      </w:r>
-      <w:r>
-        <w:rPr>
-          <w:lang w:val="ru"/>
-        </w:rPr>
-        <w:t xml:space="preserve"> </w:t>
-      </w:r>
-      <w:r>
-        <w:rPr>
-          <w:lang w:val="ru"/>
-        </w:rPr>
-        <w:t xml:space="preserve">Когда: нужно понять студентов курса перед картой смыслов или анонсом.</w:t>
-      </w:r>
-    </w:p>
-    <w:p>
-      <w:pPr>
-        <w:pStyle w:val="SourceCode"/>
-      </w:pPr>
-      <w:r>
-        <w:rPr>
-          <w:rStyle w:val="VerbatimChar"/>
-          <w:lang w:val="ru"/>
-        </w:rPr>
-        <w:t xml:space="preserve">Ты — исследователь аудитории. Составь таблицу-портрет студентов курса «[КУРС]»</w:t>
-      </w:r>
-      <w:r>
-        <w:br/>
-      </w:r>
-      <w:r>
-        <w:rPr>
-          <w:rStyle w:val="VerbatimChar"/>
-          <w:lang w:val="ru"/>
-        </w:rPr>
-        <w:t xml:space="preserve">([НАПРАВЛЕНИЕ, КУРС ОБУЧЕНИЯ]).</w:t>
-      </w:r>
-      <w:r>
-        <w:br/>
-      </w:r>
-      <w:r>
-        <w:rPr>
-          <w:rStyle w:val="VerbatimChar"/>
-          <w:lang w:val="ru"/>
-        </w:rPr>
-        <w:t xml:space="preserve">Столбцы: признак — описание — как это учесть в курсе.</w:t>
-      </w:r>
-      <w:r>
-        <w:br/>
-      </w:r>
-      <w:r>
-        <w:rPr>
-          <w:rStyle w:val="VerbatimChar"/>
-          <w:lang w:val="ru"/>
-        </w:rPr>
-        <w:t xml:space="preserve">Признаки: подготовка к курсу; трудности в теме; чего боятся; что их раздражает на занятиях; что радует и вовлекает; где берут информацию; какие темы им интересны; зачем курс в их будущей профессии; частые ошибки и путаница в понятиях; вопросы, которые они задают чаще всего.</w:t>
-      </w:r>
-      <w:r>
-        <w:br/>
-      </w:r>
-      <w:r>
-        <w:rPr>
-          <w:rStyle w:val="VerbatimChar"/>
-          <w:lang w:val="ru"/>
-        </w:rPr>
-        <w:t xml:space="preserve">Где нужны сведения, которых у тебя нет, — пиши «уточнить у преподавателя», не придумывай.</w:t>
-      </w:r>
-    </w:p>
-    <w:p>
-      <w:pPr>
-        <w:pStyle w:val="FirstParagraph"/>
-      </w:pPr>
-      <w:r>
-        <w:rPr>
-          <w:b/>
-          <w:bCs/>
-          <w:lang w:val="ru"/>
-        </w:rPr>
-        <w:t xml:space="preserve">Промпт: Текст по карте смыслов.</w:t>
-      </w:r>
-      <w:r>
-        <w:rPr>
-          <w:lang w:val="ru"/>
-        </w:rPr>
-        <w:t xml:space="preserve"> </w:t>
-      </w:r>
-      <w:r>
-        <w:rPr>
-          <w:lang w:val="ru"/>
-        </w:rPr>
-        <w:t xml:space="preserve">Когда: карта готова, нужен анонс, пост или вступление.</w:t>
-      </w:r>
-    </w:p>
-    <w:p>
-      <w:pPr>
-        <w:pStyle w:val="SourceCode"/>
-      </w:pPr>
-      <w:r>
-        <w:rPr>
-          <w:rStyle w:val="VerbatimChar"/>
-          <w:lang w:val="ru"/>
-        </w:rPr>
-        <w:t xml:space="preserve">Ты — копирайтер. Напиши [ЧТО: пост для канала кафедры до 2000 знаков / вступление к лекции / анонс курса] на тему «[ТЕМА]».</w:t>
-      </w:r>
-      <w:r>
-        <w:br/>
-      </w:r>
-      <w:r>
-        <w:rPr>
-          <w:rStyle w:val="VerbatimChar"/>
-          <w:lang w:val="ru"/>
-        </w:rPr>
-        <w:t xml:space="preserve">Опирайся на приложенную карту смыслов: используй 2–3 рациональных смысла, 2–3 эмоциональных и авторский акцент — мои любимые слова и обороты: [СЛОВА АВТОРА].</w:t>
-      </w:r>
-      <w:r>
-        <w:br/>
-      </w:r>
-      <w:r>
-        <w:rPr>
-          <w:rStyle w:val="VerbatimChar"/>
-          <w:lang w:val="ru"/>
-        </w:rPr>
-        <w:t xml:space="preserve">Стиль: [СТИЛЬ]. Без канцелярита и штампов.</w:t>
-      </w:r>
-    </w:p>
-    <w:bookmarkEnd w:id="32"/>
-    <w:bookmarkStart w:id="35" w:name="samostoyatelno"/>
-    <w:p>
-      <w:pPr>
-        <w:pStyle w:val="Heading2"/>
-      </w:pPr>
-      <w:r>
-        <w:rPr>
-          <w:lang w:val="ru"/>
-        </w:rPr>
-        <w:t xml:space="preserve">Самостоятельная практика</w:t>
-      </w:r>
-    </w:p>
-    <w:p>
-      <w:pPr>
-        <w:pStyle w:val="FirstParagraph"/>
-      </w:pPr>
-      <w:r>
-        <w:rPr>
-          <w:b/>
-          <w:bCs/>
-          <w:lang w:val="ru"/>
-        </w:rPr>
         <w:t xml:space="preserve">Время:</w:t>
       </w:r>
       <w:r>
@@ -7012,7 +8225,7 @@
         <w:rPr>
           <w:lang w:val="ru"/>
         </w:rPr>
-        <w:t xml:space="preserve">около 5 часов. Практика — для вас: ничего отправлять не нужно. Зачёт по курсу —</w:t>
+        <w:t xml:space="preserve">около 4 часов. Практика — для вас: ничего отправлять не нужно. Зачёт по курсу —</w:t>
       </w:r>
       <w:r>
         <w:rPr>
@@ -7032,7 +8245,7 @@
         </w:rPr>
         <w:t xml:space="preserve"> </w:t>
       </w:r>
-      <w:hyperlink r:id="rId33">
+      <w:hyperlink r:id="rId32">
         <w:r>
           <w:rPr>
             <w:rStyle w:val="Hyperlink"/>
@@ -7059,7 +8272,7 @@
         </w:rPr>
         <w:t xml:space="preserve"> </w:t>
       </w:r>
-      <w:hyperlink r:id="rId34">
+      <w:hyperlink r:id="rId33">
         <w:r>
           <w:rPr>
             <w:rStyle w:val="Hyperlink"/>
@@ -7080,7 +8293,7 @@
         <w:pStyle w:val="Compact"/>
         <w:numPr>
           <w:ilvl w:val="0"/>
-          <w:numId w:val="1008"/>
+          <w:numId w:val="1007"/>
         </w:numPr>
       </w:pPr>
       <w:r>
@@ -7138,6 +8351,451 @@
           <w:lang w:val="ru"/>
         </w:rPr>
         <w:t xml:space="preserve">каждую ссылку и отметьте, какие подтвердились.</w:t>
+      </w:r>
+    </w:p>
+    <w:p>
+      <w:pPr>
+        <w:pStyle w:val="Compact"/>
+        <w:numPr>
+          <w:ilvl w:val="0"/>
+          <w:numId w:val="1007"/>
+        </w:numPr>
+      </w:pPr>
+      <w:r>
+        <w:rPr>
+          <w:b/>
+          <w:bCs/>
+          <w:lang w:val="ru"/>
+        </w:rPr>
+        <w:t xml:space="preserve">Разбор по фреймворку.</w:t>
+      </w:r>
+      <w:r>
+        <w:rPr>
+          <w:lang w:val="ru"/>
+        </w:rPr>
+        <w:t xml:space="preserve"> </w:t>
+      </w:r>
+      <w:r>
+        <w:rPr>
+          <w:lang w:val="ru"/>
+        </w:rPr>
+        <w:t xml:space="preserve">Выберите один фреймворк (FOREST, PESTLE, 7-S или шесть шляп)</w:t>
+      </w:r>
+      <w:r>
+        <w:rPr>
+          <w:lang w:val="ru"/>
+        </w:rPr>
+        <w:t xml:space="preserve"> </w:t>
+      </w:r>
+      <w:r>
+        <w:rPr>
+          <w:lang w:val="ru"/>
+        </w:rPr>
+        <w:t xml:space="preserve">и разберите тему своего курса — не меньше 200 слов выводов. Добавьте абзац: что дал</w:t>
+      </w:r>
+      <w:r>
+        <w:rPr>
+          <w:lang w:val="ru"/>
+        </w:rPr>
+        <w:t xml:space="preserve"> </w:t>
+      </w:r>
+      <w:r>
+        <w:rPr>
+          <w:lang w:val="ru"/>
+        </w:rPr>
+        <w:t xml:space="preserve">фреймворк, что вы без него упустили бы.</w:t>
+      </w:r>
+    </w:p>
+    <w:p>
+      <w:pPr>
+        <w:pStyle w:val="Compact"/>
+        <w:numPr>
+          <w:ilvl w:val="0"/>
+          <w:numId w:val="1007"/>
+        </w:numPr>
+      </w:pPr>
+      <w:r>
+        <w:rPr>
+          <w:b/>
+          <w:bCs/>
+          <w:lang w:val="ru"/>
+        </w:rPr>
+        <w:t xml:space="preserve">По желанию:</w:t>
+      </w:r>
+      <w:r>
+        <w:rPr>
+          <w:lang w:val="ru"/>
+        </w:rPr>
+        <w:t xml:space="preserve"> </w:t>
+      </w:r>
+      <w:r>
+        <w:rPr>
+          <w:lang w:val="ru"/>
+        </w:rPr>
+        <w:t xml:space="preserve">конспект из видео или аудио; оцифровка фото работы; план семинара</w:t>
+      </w:r>
+      <w:r>
+        <w:rPr>
+          <w:lang w:val="ru"/>
+        </w:rPr>
+        <w:t xml:space="preserve"> </w:t>
+      </w:r>
+      <w:r>
+        <w:rPr>
+          <w:lang w:val="ru"/>
+        </w:rPr>
+        <w:t xml:space="preserve">или презентация в LaTeX через Overleaf.</w:t>
+      </w:r>
+    </w:p>
+    <w:p>
+      <w:pPr>
+        <w:pStyle w:val="FirstParagraph"/>
+      </w:pPr>
+      <w:r>
+        <w:rPr>
+          <w:b/>
+          <w:bCs/>
+          <w:lang w:val="ru"/>
+        </w:rPr>
+        <w:t xml:space="preserve">Сохраните для себя</w:t>
+      </w:r>
+      <w:r>
+        <w:rPr>
+          <w:lang w:val="ru"/>
+        </w:rPr>
+        <w:t xml:space="preserve"> </w:t>
+      </w:r>
+      <w:r>
+        <w:rPr>
+          <w:lang w:val="ru"/>
+        </w:rPr>
+        <w:t xml:space="preserve">три версии материала с пометками о проверке ссылок, разбор</w:t>
+      </w:r>
+      <w:r>
+        <w:rPr>
+          <w:lang w:val="ru"/>
+        </w:rPr>
+        <w:t xml:space="preserve"> </w:t>
+      </w:r>
+      <w:r>
+        <w:rPr>
+          <w:lang w:val="ru"/>
+        </w:rPr>
+        <w:t xml:space="preserve">по фреймворку и промпты, которые привели к результату.</w:t>
+      </w:r>
+    </w:p>
+    <w:p>
+      <w:pPr>
+        <w:pStyle w:val="BodyText"/>
+      </w:pPr>
+      <w:r>
+        <w:rPr>
+          <w:b/>
+          <w:bCs/>
+          <w:lang w:val="ru"/>
+        </w:rPr>
+        <w:t xml:space="preserve">Как понять, что получилось:</w:t>
+      </w:r>
+      <w:r>
+        <w:rPr>
+          <w:lang w:val="ru"/>
+        </w:rPr>
+        <w:t xml:space="preserve"> </w:t>
+      </w:r>
+      <w:r>
+        <w:rPr>
+          <w:lang w:val="ru"/>
+        </w:rPr>
+        <w:t xml:space="preserve">три версии действительно разного уровня, а научная корректность</w:t>
+      </w:r>
+      <w:r>
+        <w:rPr>
+          <w:lang w:val="ru"/>
+        </w:rPr>
+        <w:t xml:space="preserve"> </w:t>
+      </w:r>
+      <w:r>
+        <w:rPr>
+          <w:lang w:val="ru"/>
+        </w:rPr>
+        <w:t xml:space="preserve">не пострадала; ссылки проверены; ключевые понятия сохранились во всех версиях, и в тексте</w:t>
+      </w:r>
+      <w:r>
+        <w:rPr>
+          <w:lang w:val="ru"/>
+        </w:rPr>
+        <w:t xml:space="preserve"> </w:t>
+      </w:r>
+      <w:r>
+        <w:rPr>
+          <w:lang w:val="ru"/>
+        </w:rPr>
+        <w:t xml:space="preserve">узнаётся ваша интонация; разбор по фреймворку показал то, что без него вы бы упустили.</w:t>
+      </w:r>
+    </w:p>
+    <w:bookmarkEnd w:id="34"/>
+    <w:bookmarkStart w:id="35" w:name="proverte-sebya"/>
+    <w:p>
+      <w:pPr>
+        <w:pStyle w:val="Heading2"/>
+      </w:pPr>
+      <w:r>
+        <w:rPr>
+          <w:lang w:val="ru"/>
+        </w:rPr>
+        <w:t xml:space="preserve">Проверьте себя</w:t>
+      </w:r>
+    </w:p>
+    <w:p>
+      <w:pPr>
+        <w:pStyle w:val="FirstParagraph"/>
+      </w:pPr>
+      <w:r>
+        <w:rPr>
+          <w:b/>
+          <w:bCs/>
+          <w:lang w:val="ru"/>
+        </w:rPr>
+        <w:t xml:space="preserve">Чем горизонтальная адаптация отличается от упрощения?</w:t>
+      </w:r>
+    </w:p>
+    <w:p>
+      <w:pPr>
+        <w:pStyle w:val="BodyText"/>
+      </w:pPr>
+      <w:r>
+        <w:rPr>
+          <w:lang w:val="ru"/>
+        </w:rPr>
+        <w:t xml:space="preserve">Упрощение снижает уровень сложности для начинающих. Горизонтальная адаптация уровень</w:t>
+      </w:r>
+      <w:r>
+        <w:rPr>
+          <w:lang w:val="ru"/>
+        </w:rPr>
+        <w:t xml:space="preserve"> </w:t>
+      </w:r>
+      <w:r>
+        <w:rPr>
+          <w:lang w:val="ru"/>
+        </w:rPr>
+        <w:t xml:space="preserve">не меняет — меняет контекст и примеры под другую специальность.</w:t>
+      </w:r>
+    </w:p>
+    <w:p>
+      <w:pPr>
+        <w:pStyle w:val="BodyText"/>
+      </w:pPr>
+      <w:r>
+        <w:rPr>
+          <w:b/>
+          <w:bCs/>
+          <w:lang w:val="ru"/>
+        </w:rPr>
+        <w:t xml:space="preserve">Как сделать ограничение проверяемым?</w:t>
+      </w:r>
+    </w:p>
+    <w:p>
+      <w:pPr>
+        <w:pStyle w:val="BodyText"/>
+      </w:pPr>
+      <w:r>
+        <w:rPr>
+          <w:lang w:val="ru"/>
+        </w:rPr>
+        <w:t xml:space="preserve">Сформулировать так, чтобы его выполнение можно было отметить галочкой: не «пиши хорошо»,</w:t>
+      </w:r>
+      <w:r>
+        <w:rPr>
+          <w:lang w:val="ru"/>
+        </w:rPr>
+        <w:t xml:space="preserve"> </w:t>
+      </w:r>
+      <w:r>
+        <w:rPr>
+          <w:lang w:val="ru"/>
+        </w:rPr>
+        <w:t xml:space="preserve">а «каждое число — с источником и годом», «не больше 4000 знаков». И повторить его в VERIFY.</w:t>
+      </w:r>
+    </w:p>
+    <w:p>
+      <w:pPr>
+        <w:pStyle w:val="BodyText"/>
+      </w:pPr>
+      <w:r>
+        <w:rPr>
+          <w:b/>
+          <w:bCs/>
+          <w:lang w:val="ru"/>
+        </w:rPr>
+        <w:t xml:space="preserve">Что такое обратный промптинг?</w:t>
+      </w:r>
+    </w:p>
+    <w:p>
+      <w:pPr>
+        <w:pStyle w:val="BodyText"/>
+      </w:pPr>
+      <w:r>
+        <w:rPr>
+          <w:lang w:val="ru"/>
+        </w:rPr>
+        <w:t xml:space="preserve">Показать модели готовый образец и попросить восстановить промпт, который мог бы его</w:t>
+      </w:r>
+      <w:r>
+        <w:rPr>
+          <w:lang w:val="ru"/>
+        </w:rPr>
+        <w:t xml:space="preserve"> </w:t>
+      </w:r>
+      <w:r>
+        <w:rPr>
+          <w:lang w:val="ru"/>
+        </w:rPr>
+        <w:t xml:space="preserve">породить, — чтобы потом применить этот промпт к своей теме.</w:t>
+      </w:r>
+    </w:p>
+    <w:p>
+      <w:pPr>
+        <w:pStyle w:val="BodyText"/>
+      </w:pPr>
+      <w:r>
+        <w:rPr>
+          <w:b/>
+          <w:bCs/>
+          <w:lang w:val="ru"/>
+        </w:rPr>
+        <w:t xml:space="preserve">Что такое реверсивный диалог и в чём его слабость?</w:t>
+      </w:r>
+    </w:p>
+    <w:p>
+      <w:pPr>
+        <w:pStyle w:val="BodyText"/>
+      </w:pPr>
+      <w:r>
+        <w:rPr>
+          <w:lang w:val="ru"/>
+        </w:rPr>
+        <w:t xml:space="preserve">Попросить модель обосновать выбор метода и сравнить его с другими. Слабость в том, что</w:t>
+      </w:r>
+      <w:r>
+        <w:rPr>
+          <w:lang w:val="ru"/>
+        </w:rPr>
+        <w:t xml:space="preserve"> </w:t>
+      </w:r>
+      <w:r>
+        <w:rPr>
+          <w:lang w:val="ru"/>
+        </w:rPr>
+        <w:t xml:space="preserve">модель обосновывает убедительно даже неудачный метод: обоснование ещё не значит, что</w:t>
+      </w:r>
+      <w:r>
+        <w:rPr>
+          <w:lang w:val="ru"/>
+        </w:rPr>
+        <w:t xml:space="preserve"> </w:t>
+      </w:r>
+      <w:r>
+        <w:rPr>
+          <w:lang w:val="ru"/>
+        </w:rPr>
+        <w:t xml:space="preserve">метод лучший.</w:t>
+      </w:r>
+    </w:p>
+    <w:p>
+      <w:pPr>
+        <w:pStyle w:val="BodyText"/>
+      </w:pPr>
+      <w:r>
+        <w:rPr>
+          <w:b/>
+          <w:bCs/>
+          <w:lang w:val="ru"/>
+        </w:rPr>
+        <w:t xml:space="preserve">Какие оси у фреймворка FOREST?</w:t>
+      </w:r>
+    </w:p>
+    <w:p>
+      <w:pPr>
+        <w:pStyle w:val="BodyText"/>
+      </w:pPr>
+      <w:r>
+        <w:rPr>
+          <w:lang w:val="ru"/>
+        </w:rPr>
+        <w:t xml:space="preserve">Факты, возможности, риски, примеры, решения, тренды.</w:t>
+      </w:r>
+    </w:p>
+    <w:p>
+      <w:pPr>
+        <w:pStyle w:val="BodyText"/>
+      </w:pPr>
+      <w:r>
+        <w:rPr>
+          <w:b/>
+          <w:bCs/>
+          <w:lang w:val="ru"/>
+        </w:rPr>
+        <w:t xml:space="preserve">Почему настоящая ссылка в ответе модели ещё не гарантия?</w:t>
+      </w:r>
+    </w:p>
+    <w:p>
+      <w:pPr>
+        <w:pStyle w:val="BodyText"/>
+      </w:pPr>
+      <w:r>
+        <w:rPr>
+          <w:lang w:val="ru"/>
+        </w:rPr>
+        <w:t xml:space="preserve">Модель может приписать реальной работе утверждение, которого в ней нет, — как в случае</w:t>
+      </w:r>
+      <w:r>
+        <w:rPr>
+          <w:lang w:val="ru"/>
+        </w:rPr>
+        <w:t xml:space="preserve"> </w:t>
+      </w:r>
+      <w:r>
+        <w:rPr>
+          <w:lang w:val="ru"/>
+        </w:rPr>
+        <w:t xml:space="preserve">Kern &amp; Hahn, 2018, где работа говорит обратное. Нужно прочитать хотя бы аннотацию.</w:t>
+      </w:r>
+    </w:p>
+    <w:bookmarkEnd w:id="35"/>
+    <w:bookmarkStart w:id="36" w:name="utochneniya"/>
+    <w:p>
+      <w:pPr>
+        <w:pStyle w:val="Heading2"/>
+      </w:pPr>
+      <w:r>
+        <w:rPr>
+          <w:lang w:val="ru"/>
+        </w:rPr>
+        <w:t xml:space="preserve">Что уточнено после записи видео</w:t>
+      </w:r>
+    </w:p>
+    <w:p>
+      <w:pPr>
+        <w:pStyle w:val="FirstParagraph"/>
+      </w:pPr>
+      <w:r>
+        <w:rPr>
+          <w:lang w:val="ru"/>
+        </w:rPr>
+        <w:t xml:space="preserve">Видео записано по слайдам; часть сведений после записи проверена и уточнена. Где видео</w:t>
+      </w:r>
+      <w:r>
+        <w:rPr>
+          <w:lang w:val="ru"/>
+        </w:rPr>
+        <w:t xml:space="preserve"> </w:t>
+      </w:r>
+      <w:r>
+        <w:rPr>
+          <w:lang w:val="ru"/>
+        </w:rPr>
+        <w:t xml:space="preserve">и конспект расходятся, опирайтесь на конспект.</w:t>
       </w:r>
     </w:p>
     <w:p>
@@ -7154,43 +8812,31 @@
           <w:bCs/>
           <w:lang w:val="ru"/>
         </w:rPr>
-        <w:t xml:space="preserve">Разбор по фреймворку.</w:t>
-      </w:r>
-      <w:r>
-        <w:rPr>
-          <w:lang w:val="ru"/>
-        </w:rPr>
-        <w:t xml:space="preserve"> </w:t>
-      </w:r>
-      <w:r>
-        <w:rPr>
-          <w:lang w:val="ru"/>
-        </w:rPr>
-        <w:t xml:space="preserve">Выберите один фреймворк (FOREST, PESTLE, 7-S или шесть шляп)</w:t>
-      </w:r>
-      <w:r>
-        <w:rPr>
-          <w:lang w:val="ru"/>
-        </w:rPr>
-        <w:t xml:space="preserve"> </w:t>
-      </w:r>
-      <w:r>
-        <w:rPr>
-          <w:lang w:val="ru"/>
-        </w:rPr>
-        <w:t xml:space="preserve">и разберите тему своего курса — не меньше 200 слов выводов. Добавьте абзац: что дал</w:t>
-      </w:r>
-      <w:r>
-        <w:rPr>
-          <w:lang w:val="ru"/>
-        </w:rPr>
-        <w:t xml:space="preserve"> </w:t>
-      </w:r>
-      <w:r>
-        <w:rPr>
-          <w:lang w:val="ru"/>
-        </w:rPr>
-        <w:t xml:space="preserve">фреймворк, что вы без него упустили бы.</w:t>
+        <w:t xml:space="preserve">«Не только в строительстве».</w:t>
+      </w:r>
+      <w:r>
+        <w:rPr>
+          <w:lang w:val="ru"/>
+        </w:rPr>
+        <w:t xml:space="preserve"> </w:t>
+      </w:r>
+      <w:r>
+        <w:rPr>
+          <w:lang w:val="ru"/>
+        </w:rPr>
+        <w:t xml:space="preserve">Подпись осталась от курса для строителей: формула</w:t>
+      </w:r>
+      <w:r>
+        <w:rPr>
+          <w:lang w:val="ru"/>
+        </w:rPr>
+        <w:t xml:space="preserve"> </w:t>
+      </w:r>
+      <w:r>
+        <w:rPr>
+          <w:lang w:val="ru"/>
+        </w:rPr>
+        <w:t xml:space="preserve">промпта подходит для любой дисциплины (лекция 1).</w:t>
       </w:r>
     </w:p>
     <w:p>
@@ -7207,31 +8853,19 @@
           <w:bCs/>
           <w:lang w:val="ru"/>
         </w:rPr>
-        <w:t xml:space="preserve">Карта смыслов.</w:t>
-      </w:r>
-      <w:r>
-        <w:rPr>
-          <w:lang w:val="ru"/>
-        </w:rPr>
-        <w:t xml:space="preserve"> </w:t>
-      </w:r>
-      <w:r>
-        <w:rPr>
-          <w:lang w:val="ru"/>
-        </w:rPr>
-        <w:t xml:space="preserve">Извлеките карту смыслов из своего текста (программа, лекция, статья)</w:t>
-      </w:r>
-      <w:r>
-        <w:rPr>
-          <w:lang w:val="ru"/>
-        </w:rPr>
-        <w:t xml:space="preserve"> </w:t>
-      </w:r>
-      <w:r>
-        <w:rPr>
-          <w:lang w:val="ru"/>
-        </w:rPr>
-        <w:t xml:space="preserve">промптом «ИИ-смысловик», поправьте её и допишите свои авторские смыслы и любимые слова.</w:t>
+        <w:t xml:space="preserve">«До 30 % студентов не осваивают программу из-за несоответствия уровня материала».</w:t>
+      </w:r>
+      <w:r>
+        <w:rPr>
+          <w:lang w:val="ru"/>
+        </w:rPr>
+        <w:t xml:space="preserve"> </w:t>
+      </w:r>
+      <w:r>
+        <w:rPr>
+          <w:lang w:val="ru"/>
+        </w:rPr>
+        <w:t xml:space="preserve">Источник этого числа не найден, на сайте его нет.</w:t>
       </w:r>
     </w:p>
     <w:p>
@@ -7248,36 +8882,52 @@
           <w:bCs/>
           <w:lang w:val="ru"/>
         </w:rPr>
-        <w:t xml:space="preserve">По желанию:</w:t>
-      </w:r>
-      <w:r>
-        <w:rPr>
-          <w:lang w:val="ru"/>
-        </w:rPr>
-        <w:t xml:space="preserve"> </w:t>
-      </w:r>
-      <w:r>
-        <w:rPr>
-          <w:lang w:val="ru"/>
-        </w:rPr>
-        <w:t xml:space="preserve">конспект из видео или аудио; оцифровка фото работы; план семинара</w:t>
-      </w:r>
-      <w:r>
-        <w:rPr>
-          <w:lang w:val="ru"/>
-        </w:rPr>
-        <w:t xml:space="preserve"> </w:t>
-      </w:r>
-      <w:r>
-        <w:rPr>
-          <w:lang w:val="ru"/>
-        </w:rPr>
-        <w:t xml:space="preserve">или презентация в LaTeX через Overleaf.</w:t>
-      </w:r>
-    </w:p>
-    <w:p>
-      <w:pPr>
-        <w:pStyle w:val="FirstParagraph"/>
+        <w:t xml:space="preserve">Горизонтальная адаптация.</w:t>
+      </w:r>
+      <w:r>
+        <w:rPr>
+          <w:lang w:val="ru"/>
+        </w:rPr>
+        <w:t xml:space="preserve"> </w:t>
+      </w:r>
+      <w:r>
+        <w:rPr>
+          <w:lang w:val="ru"/>
+        </w:rPr>
+        <w:t xml:space="preserve">На слайде её принципы повторяют углубление — свежие</w:t>
+      </w:r>
+      <w:r>
+        <w:rPr>
+          <w:lang w:val="ru"/>
+        </w:rPr>
+        <w:t xml:space="preserve"> </w:t>
+      </w:r>
+      <w:r>
+        <w:rPr>
+          <w:lang w:val="ru"/>
+        </w:rPr>
+        <w:t xml:space="preserve">библиотеки, исследовательские задачи. Верно так: уровень сложности тот же, меняются</w:t>
+      </w:r>
+      <w:r>
+        <w:rPr>
+          <w:lang w:val="ru"/>
+        </w:rPr>
+        <w:t xml:space="preserve"> </w:t>
+      </w:r>
+      <w:r>
+        <w:rPr>
+          <w:lang w:val="ru"/>
+        </w:rPr>
+        <w:t xml:space="preserve">контекст и примеры, объём — как у исходного текста (часть 2).</w:t>
+      </w:r>
+    </w:p>
+    <w:p>
+      <w:pPr>
+        <w:pStyle w:val="Compact"/>
+        <w:numPr>
+          <w:ilvl w:val="0"/>
+          <w:numId w:val="1008"/>
+        </w:numPr>
       </w:pPr>
       <w:r>
         <w:rPr>
@@ -7285,36 +8935,52 @@
           <w:bCs/>
           <w:lang w:val="ru"/>
         </w:rPr>
-        <w:t xml:space="preserve">Сохраните для себя</w:t>
-      </w:r>
-      <w:r>
-        <w:rPr>
-          <w:lang w:val="ru"/>
-        </w:rPr>
-        <w:t xml:space="preserve"> </w:t>
-      </w:r>
-      <w:r>
-        <w:rPr>
-          <w:lang w:val="ru"/>
-        </w:rPr>
-        <w:t xml:space="preserve">три версии материала с пометками о проверке ссылок, разбор</w:t>
-      </w:r>
-      <w:r>
-        <w:rPr>
-          <w:lang w:val="ru"/>
-        </w:rPr>
-        <w:t xml:space="preserve"> </w:t>
-      </w:r>
-      <w:r>
-        <w:rPr>
-          <w:lang w:val="ru"/>
-        </w:rPr>
-        <w:t xml:space="preserve">по фреймворку, исправленную карту смыслов и промпты, которые привели к результату.</w:t>
-      </w:r>
-    </w:p>
-    <w:p>
-      <w:pPr>
-        <w:pStyle w:val="BodyText"/>
+        <w:t xml:space="preserve">«Актуальные исследования (2023–2025)».</w:t>
+      </w:r>
+      <w:r>
+        <w:rPr>
+          <w:lang w:val="ru"/>
+        </w:rPr>
+        <w:t xml:space="preserve"> </w:t>
+      </w:r>
+      <w:r>
+        <w:rPr>
+          <w:lang w:val="ru"/>
+        </w:rPr>
+        <w:t xml:space="preserve">Свежие исследования — только с проверяемыми</w:t>
+      </w:r>
+      <w:r>
+        <w:rPr>
+          <w:lang w:val="ru"/>
+        </w:rPr>
+        <w:t xml:space="preserve"> </w:t>
+      </w:r>
+      <w:r>
+        <w:rPr>
+          <w:lang w:val="ru"/>
+        </w:rPr>
+        <w:t xml:space="preserve">ссылками: DOI, URL или ISBN; модель охотно придумывает правдоподобные работы</w:t>
+      </w:r>
+      <w:r>
+        <w:rPr>
+          <w:lang w:val="ru"/>
+        </w:rPr>
+        <w:t xml:space="preserve"> </w:t>
+      </w:r>
+      <w:r>
+        <w:rPr>
+          <w:lang w:val="ru"/>
+        </w:rPr>
+        <w:t xml:space="preserve">(упражнение «найди галлюцинацию»).</w:t>
+      </w:r>
+    </w:p>
+    <w:p>
+      <w:pPr>
+        <w:pStyle w:val="Compact"/>
+        <w:numPr>
+          <w:ilvl w:val="0"/>
+          <w:numId w:val="1008"/>
+        </w:numPr>
       </w:pPr>
       <w:r>
         <w:rPr>
@@ -7322,49 +8988,40 @@
           <w:bCs/>
           <w:lang w:val="ru"/>
         </w:rPr>
-        <w:t xml:space="preserve">Как понять, что получилось:</w:t>
-      </w:r>
-      <w:r>
-        <w:rPr>
-          <w:lang w:val="ru"/>
-        </w:rPr>
-        <w:t xml:space="preserve"> </w:t>
-      </w:r>
-      <w:r>
-        <w:rPr>
-          <w:lang w:val="ru"/>
-        </w:rPr>
-        <w:t xml:space="preserve">три версии действительно разного уровня, а научная корректность</w:t>
-      </w:r>
-      <w:r>
-        <w:rPr>
-          <w:lang w:val="ru"/>
-        </w:rPr>
-        <w:t xml:space="preserve"> </w:t>
-      </w:r>
-      <w:r>
-        <w:rPr>
-          <w:lang w:val="ru"/>
-        </w:rPr>
-        <w:t xml:space="preserve">не пострадала; ссылки проверены; в карте смыслов есть ваши, а не только машинные смыслы.</w:t>
-      </w:r>
-    </w:p>
-    <w:bookmarkEnd w:id="35"/>
-    <w:bookmarkStart w:id="36" w:name="proverte-sebya"/>
-    <w:p>
-      <w:pPr>
-        <w:pStyle w:val="Heading2"/>
-      </w:pPr>
-      <w:r>
-        <w:rPr>
-          <w:lang w:val="ru"/>
-        </w:rPr>
-        <w:t xml:space="preserve">Проверьте себя</w:t>
-      </w:r>
-    </w:p>
-    <w:p>
-      <w:pPr>
-        <w:pStyle w:val="FirstParagraph"/>
+        <w:t xml:space="preserve">«Perplexity (модели ChatGPT 5, Claude 3.5)».</w:t>
+      </w:r>
+      <w:r>
+        <w:rPr>
+          <w:lang w:val="ru"/>
+        </w:rPr>
+        <w:t xml:space="preserve"> </w:t>
+      </w:r>
+      <w:r>
+        <w:rPr>
+          <w:lang w:val="ru"/>
+        </w:rPr>
+        <w:t xml:space="preserve">Выбор моделей в Perplexity — функция</w:t>
+      </w:r>
+      <w:r>
+        <w:rPr>
+          <w:lang w:val="ru"/>
+        </w:rPr>
+        <w:t xml:space="preserve"> </w:t>
+      </w:r>
+      <w:r>
+        <w:rPr>
+          <w:lang w:val="ru"/>
+        </w:rPr>
+        <w:t xml:space="preserve">платного тарифа; для упрощения подойдёт любой бесплатный сервис курса.</w:t>
+      </w:r>
+    </w:p>
+    <w:p>
+      <w:pPr>
+        <w:pStyle w:val="Compact"/>
+        <w:numPr>
+          <w:ilvl w:val="0"/>
+          <w:numId w:val="1008"/>
+        </w:numPr>
       </w:pPr>
       <w:r>
         <w:rPr>
@@ -7372,35 +9029,40 @@
           <w:bCs/>
           <w:lang w:val="ru"/>
         </w:rPr>
-        <w:t xml:space="preserve">Чем горизонтальная адаптация отличается от упрощения?</w:t>
-      </w:r>
-    </w:p>
-    <w:p>
-      <w:pPr>
-        <w:pStyle w:val="BodyText"/>
-      </w:pPr>
-      <w:r>
-        <w:rPr>
-          <w:lang w:val="ru"/>
-        </w:rPr>
-        <w:t xml:space="preserve">Упрощение снижает уровень сложности для начинающих. Горизонтальная адаптация уровень</w:t>
-      </w:r>
-      <w:r>
-        <w:rPr>
-          <w:lang w:val="ru"/>
-        </w:rPr>
-        <w:t xml:space="preserve"> </w:t>
-      </w:r>
-      <w:r>
-        <w:rPr>
-          <w:lang w:val="ru"/>
-        </w:rPr>
-        <w:t xml:space="preserve">не меняет — меняет контекст и примеры под другую специальность.</w:t>
-      </w:r>
-    </w:p>
-    <w:p>
-      <w:pPr>
-        <w:pStyle w:val="BodyText"/>
+        <w:t xml:space="preserve">«Промпт 0. Обучение сети».</w:t>
+      </w:r>
+      <w:r>
+        <w:rPr>
+          <w:lang w:val="ru"/>
+        </w:rPr>
+        <w:t xml:space="preserve"> </w:t>
+      </w:r>
+      <w:r>
+        <w:rPr>
+          <w:lang w:val="ru"/>
+        </w:rPr>
+        <w:t xml:space="preserve">Модель при этом не обучается: файл попадает в контекстное</w:t>
+      </w:r>
+      <w:r>
+        <w:rPr>
+          <w:lang w:val="ru"/>
+        </w:rPr>
+        <w:t xml:space="preserve"> </w:t>
+      </w:r>
+      <w:r>
+        <w:rPr>
+          <w:lang w:val="ru"/>
+        </w:rPr>
+        <w:t xml:space="preserve">окно разговора (лекция 1, «Контекстное окно»).</w:t>
+      </w:r>
+    </w:p>
+    <w:p>
+      <w:pPr>
+        <w:pStyle w:val="Compact"/>
+        <w:numPr>
+          <w:ilvl w:val="0"/>
+          <w:numId w:val="1008"/>
+        </w:numPr>
       </w:pPr>
       <w:r>
         <w:rPr>
@@ -7408,35 +9070,40 @@
           <w:bCs/>
           <w:lang w:val="ru"/>
         </w:rPr>
-        <w:t xml:space="preserve">Как сделать ограничение проверяемым?</w:t>
-      </w:r>
-    </w:p>
-    <w:p>
-      <w:pPr>
-        <w:pStyle w:val="BodyText"/>
-      </w:pPr>
-      <w:r>
-        <w:rPr>
-          <w:lang w:val="ru"/>
-        </w:rPr>
-        <w:t xml:space="preserve">Сформулировать так, чтобы его выполнение можно было отметить галочкой: не «пиши хорошо»,</w:t>
-      </w:r>
-      <w:r>
-        <w:rPr>
-          <w:lang w:val="ru"/>
-        </w:rPr>
-        <w:t xml:space="preserve"> </w:t>
-      </w:r>
-      <w:r>
-        <w:rPr>
-          <w:lang w:val="ru"/>
-        </w:rPr>
-        <w:t xml:space="preserve">а «каждое число — с источником и годом», «не больше 4000 знаков». И повторить его в VERIFY.</w:t>
-      </w:r>
-    </w:p>
-    <w:p>
-      <w:pPr>
-        <w:pStyle w:val="BodyText"/>
+        <w:t xml:space="preserve">Промпт «Матрицы как язык преобразований»</w:t>
+      </w:r>
+      <w:r>
+        <w:rPr>
+          <w:lang w:val="ru"/>
+        </w:rPr>
+        <w:t xml:space="preserve"> </w:t>
+      </w:r>
+      <w:r>
+        <w:rPr>
+          <w:lang w:val="ru"/>
+        </w:rPr>
+        <w:t xml:space="preserve">просит начать «с личного воспоминания» —</w:t>
+      </w:r>
+      <w:r>
+        <w:rPr>
+          <w:lang w:val="ru"/>
+        </w:rPr>
+        <w:t xml:space="preserve"> </w:t>
+      </w:r>
+      <w:r>
+        <w:rPr>
+          <w:lang w:val="ru"/>
+        </w:rPr>
+        <w:t xml:space="preserve">модель его выдумает. В шаблоне на сайте — ваша настоящая история из практики.</w:t>
+      </w:r>
+    </w:p>
+    <w:p>
+      <w:pPr>
+        <w:pStyle w:val="Compact"/>
+        <w:numPr>
+          <w:ilvl w:val="0"/>
+          <w:numId w:val="1008"/>
+        </w:numPr>
       </w:pPr>
       <w:r>
         <w:rPr>
@@ -7444,35 +9111,40 @@
           <w:bCs/>
           <w:lang w:val="ru"/>
         </w:rPr>
-        <w:t xml:space="preserve">Что такое обратный промптинг?</w:t>
-      </w:r>
-    </w:p>
-    <w:p>
-      <w:pPr>
-        <w:pStyle w:val="BodyText"/>
-      </w:pPr>
-      <w:r>
-        <w:rPr>
-          <w:lang w:val="ru"/>
-        </w:rPr>
-        <w:t xml:space="preserve">Показать модели готовый образец и попросить восстановить промпт, который мог бы его</w:t>
-      </w:r>
-      <w:r>
-        <w:rPr>
-          <w:lang w:val="ru"/>
-        </w:rPr>
-        <w:t xml:space="preserve"> </w:t>
-      </w:r>
-      <w:r>
-        <w:rPr>
-          <w:lang w:val="ru"/>
-        </w:rPr>
-        <w:t xml:space="preserve">породить, — чтобы потом применить этот промпт к своей теме.</w:t>
-      </w:r>
-    </w:p>
-    <w:p>
-      <w:pPr>
-        <w:pStyle w:val="BodyText"/>
+        <w:t xml:space="preserve">Названия.</w:t>
+      </w:r>
+      <w:r>
+        <w:rPr>
+          <w:lang w:val="ru"/>
+        </w:rPr>
+        <w:t xml:space="preserve"> </w:t>
+      </w:r>
+      <w:r>
+        <w:rPr>
+          <w:lang w:val="ru"/>
+        </w:rPr>
+        <w:t xml:space="preserve">Лекция 2 на сайте — «Техники промптинга и адаптация материалов»; бонусных</w:t>
+      </w:r>
+      <w:r>
+        <w:rPr>
+          <w:lang w:val="ru"/>
+        </w:rPr>
+        <w:t xml:space="preserve"> </w:t>
+      </w:r>
+      <w:r>
+        <w:rPr>
+          <w:lang w:val="ru"/>
+        </w:rPr>
+        <w:t xml:space="preserve">уроков два: первый — навыки, второй — нейроиллюстрации.</w:t>
+      </w:r>
+    </w:p>
+    <w:p>
+      <w:pPr>
+        <w:pStyle w:val="Compact"/>
+        <w:numPr>
+          <w:ilvl w:val="0"/>
+          <w:numId w:val="1008"/>
+        </w:numPr>
       </w:pPr>
       <w:r>
         <w:rPr>
@@ -7480,78 +9152,43 @@
           <w:bCs/>
           <w:lang w:val="ru"/>
         </w:rPr>
-        <w:t xml:space="preserve">Какие оси у фреймворка FOREST?</w:t>
-      </w:r>
-    </w:p>
-    <w:p>
-      <w:pPr>
-        <w:pStyle w:val="BodyText"/>
-      </w:pPr>
-      <w:r>
-        <w:rPr>
-          <w:lang w:val="ru"/>
-        </w:rPr>
-        <w:t xml:space="preserve">Факты, возможности, риски, примеры, решения, тренды.</w:t>
-      </w:r>
-    </w:p>
-    <w:p>
-      <w:pPr>
-        <w:pStyle w:val="BodyText"/>
-      </w:pPr>
-      <w:r>
-        <w:rPr>
-          <w:b/>
-          <w:bCs/>
-          <w:lang w:val="ru"/>
-        </w:rPr>
-        <w:t xml:space="preserve">Почему настоящая ссылка в ответе модели ещё не гарантия?</w:t>
-      </w:r>
-    </w:p>
-    <w:p>
-      <w:pPr>
-        <w:pStyle w:val="BodyText"/>
-      </w:pPr>
-      <w:r>
-        <w:rPr>
-          <w:lang w:val="ru"/>
-        </w:rPr>
-        <w:t xml:space="preserve">Модель может приписать реальной работе утверждение, которого в ней нет, — как в случае</w:t>
-      </w:r>
-      <w:r>
-        <w:rPr>
-          <w:lang w:val="ru"/>
-        </w:rPr>
-        <w:t xml:space="preserve"> </w:t>
-      </w:r>
-      <w:r>
-        <w:rPr>
-          <w:lang w:val="ru"/>
-        </w:rPr>
-        <w:t xml:space="preserve">Kern &amp; Hahn, 2018, где работа говорит обратное. Нужно прочитать хотя бы аннотацию.</w:t>
-      </w:r>
-    </w:p>
-    <w:p>
-      <w:pPr>
-        <w:pStyle w:val="BodyText"/>
-      </w:pPr>
-      <w:r>
-        <w:rPr>
-          <w:b/>
-          <w:bCs/>
-          <w:lang w:val="ru"/>
-        </w:rPr>
-        <w:t xml:space="preserve">Какие шесть уровней у карты смыслов?</w:t>
-      </w:r>
-    </w:p>
-    <w:p>
-      <w:pPr>
-        <w:pStyle w:val="BodyText"/>
-      </w:pPr>
-      <w:r>
-        <w:rPr>
-          <w:lang w:val="ru"/>
-        </w:rPr>
-        <w:t xml:space="preserve">Рациональный, эмоциональный, авторский, студенческий (клиентский), контекстный, ценностный.</w:t>
+        <w:t xml:space="preserve">Адрес и тест.</w:t>
+      </w:r>
+      <w:r>
+        <w:rPr>
+          <w:lang w:val="ru"/>
+        </w:rPr>
+        <w:t xml:space="preserve"> </w:t>
+      </w:r>
+      <w:r>
+        <w:rPr>
+          <w:lang w:val="ru"/>
+        </w:rPr>
+        <w:t xml:space="preserve">У сайта два адреса — основной на GitHub Pages и второй на Vercel</w:t>
+      </w:r>
+      <w:r>
+        <w:rPr>
+          <w:lang w:val="ru"/>
+        </w:rPr>
+        <w:t xml:space="preserve"> </w:t>
+      </w:r>
+      <w:r>
+        <w:rPr>
+          <w:lang w:val="ru"/>
+        </w:rPr>
+        <w:t xml:space="preserve">(страница «О курсе»). Зачёт — итоговый тест на сайте НГУ; на сайте курса — тесты</w:t>
+      </w:r>
+      <w:r>
+        <w:rPr>
+          <w:lang w:val="ru"/>
+        </w:rPr>
+        <w:t xml:space="preserve"> </w:t>
+      </w:r>
+      <w:r>
+        <w:rPr>
+          <w:lang w:val="ru"/>
+        </w:rPr>
+        <w:t xml:space="preserve">для самопроверки.</w:t>
       </w:r>
     </w:p>
     <w:bookmarkEnd w:id="36"/>
@@ -7617,34 +9254,13 @@
         </w:rPr>
         <w:t xml:space="preserve"> </w:t>
       </w:r>
-      <w:hyperlink r:id="rId21">
+      <w:hyperlink r:id="rId22">
         <w:r>
           <w:rPr>
             <w:rStyle w:val="Hyperlink"/>
             <w:lang w:val="ru"/>
           </w:rPr>
           <w:t xml:space="preserve">Overleaf</w:t>
-        </w:r>
-      </w:hyperlink>
-      <w:r>
-        <w:rPr>
-          <w:lang w:val="ru"/>
-        </w:rPr>
-        <w:t xml:space="preserve">,</w:t>
-      </w:r>
-      <w:r>
-        <w:rPr>
-          <w:lang w:val="ru"/>
-        </w:rPr>
-        <w:t xml:space="preserve"> </w:t>
-      </w:r>
-      <w:hyperlink r:id="rId29">
-        <w:r>
-          <w:rPr>
-            <w:rStyle w:val="Hyperlink"/>
-            <w:lang w:val="ru"/>
-          </w:rPr>
-          <w:t xml:space="preserve">Xmind</w:t>
         </w:r>
       </w:hyperlink>
       <w:r>
@@ -8032,34 +9648,7 @@
     </w:lvlOverride>
   </w:num>
   <w:num w:numId="1008">
-    <w:abstractNumId w:val="99411"/>
-    <w:lvlOverride w:ilvl="0">
-      <w:startOverride w:val="1"/>
-    </w:lvlOverride>
-    <w:lvlOverride w:ilvl="1">
-      <w:startOverride w:val="1"/>
-    </w:lvlOverride>
-    <w:lvlOverride w:ilvl="2">
-      <w:startOverride w:val="1"/>
-    </w:lvlOverride>
-    <w:lvlOverride w:ilvl="3">
-      <w:startOverride w:val="1"/>
-    </w:lvlOverride>
-    <w:lvlOverride w:ilvl="4">
-      <w:startOverride w:val="1"/>
-    </w:lvlOverride>
-    <w:lvlOverride w:ilvl="5">
-      <w:startOverride w:val="1"/>
-    </w:lvlOverride>
-    <w:lvlOverride w:ilvl="6">
-      <w:startOverride w:val="1"/>
-    </w:lvlOverride>
-    <w:lvlOverride w:ilvl="7">
-      <w:startOverride w:val="1"/>
-    </w:lvlOverride>
-    <w:lvlOverride w:ilvl="8">
-      <w:startOverride w:val="1"/>
-    </w:lvlOverride>
+    <w:abstractNumId w:val="991"/>
   </w:num>
   <w:num w:numId="1009">
     <w:abstractNumId w:val="991"/>
